--- a/pr-preview/pr-391/chapters/defining-terms-tracked-changes.docx
+++ b/pr-preview/pr-391/chapters/defining-terms-tracked-changes.docx
@@ -26,7 +26,7 @@
       </w:pPr>
       <w:ins w:id="2" w:author="PR Preview" w:date="2026-01-01T00:00:00Z">
         <w:r>
-          <w:t xml:space="preserve">Last modified: 2026-10-27 23:31:25 (PDT)</w:t>
+          <w:t xml:space="preserve">Last modified: 2026-10-28 00:07:23 (PDT)</w:t>
         </w:r>
       </w:ins>
     </w:p>
@@ -568,24 +568,7 @@
         <w:t xml:space="preserve"> </w:t>
       </w:r>
       <w:r>
-        <w:t xml:space="preserve">State clearly what a</w:t>
-      </w:r>
-      <w:r>
-        <w:t xml:space="preserve"> </w:t>
-      </w:r>
-      <w:hyperlink w:anchor="def-term">
-        <w:r>
-          <w:rPr>
-            <w:rStyle w:val="Hyperlink"/>
-          </w:rPr>
-          <w:t xml:space="preserve">term</w:t>
-        </w:r>
-      </w:hyperlink>
-      <w:r>
-        <w:t xml:space="preserve"> </w:t>
-      </w:r>
-      <w:r>
-        <w:t xml:space="preserve">means,</w:t>
+        <w:t xml:space="preserve">State clearly what a term means,</w:t>
       </w:r>
       <w:r>
         <w:t xml:space="preserve"> </w:t>
@@ -651,21 +634,7 @@
         <w:t xml:space="preserve"> </w:t>
       </w:r>
       <w:r>
-        <w:t xml:space="preserve">Give a quantitative</w:t>
-      </w:r>
-      <w:r>
-        <w:t xml:space="preserve"> </w:t>
-      </w:r>
-      <w:hyperlink w:anchor="def-term">
-        <w:r>
-          <w:rPr>
-            <w:rStyle w:val="Hyperlink"/>
-          </w:rPr>
-          <w:t xml:space="preserve">term</w:t>
-        </w:r>
-      </w:hyperlink>
-      <w:r>
-        <w:t xml:space="preserve">, or a theorem or corollary,</w:t>
+        <w:t xml:space="preserve">Give a quantitative term, or a theorem or corollary,</w:t>
       </w:r>
       <w:r>
         <w:t xml:space="preserve"> </w:t>
@@ -956,21 +925,7 @@
         <w:t xml:space="preserve"> </w:t>
       </w:r>
       <w:r>
-        <w:t xml:space="preserve">Build the formula from</w:t>
-      </w:r>
-      <w:r>
-        <w:t xml:space="preserve"> </w:t>
-      </w:r>
-      <w:hyperlink w:anchor="def-term">
-        <w:r>
-          <w:rPr>
-            <w:rStyle w:val="Hyperlink"/>
-          </w:rPr>
-          <w:t xml:space="preserve">term</w:t>
-        </w:r>
-      </w:hyperlink>
-      <w:r>
-        <w:t xml:space="preserve">s already defined,</w:t>
+        <w:t xml:space="preserve">Build the formula from terms already defined,</w:t>
       </w:r>
       <w:r>
         <w:t xml:space="preserve"> </w:t>
@@ -2119,31 +2074,7 @@
           <w:b/>
           <w:bCs/>
         </w:rPr>
-        <w:t xml:space="preserve">Define a probability distribution by its density or mass</w:t>
-      </w:r>
-      <w:r>
-        <w:rPr>
-          <w:b/>
-          <w:bCs/>
-        </w:rPr>
-        <w:t xml:space="preserve"> </w:t>
-      </w:r>
-      <w:hyperlink r:id="rId16">
-        <w:r>
-          <w:rPr>
-            <w:rStyle w:val="Hyperlink"/>
-            <w:b/>
-            <w:bCs/>
-          </w:rPr>
-          <w:t xml:space="preserve">function</w:t>
-        </w:r>
-      </w:hyperlink>
-      <w:r>
-        <w:rPr>
-          <w:b/>
-          <w:bCs/>
-        </w:rPr>
-        <w:t xml:space="preserve">:</w:t>
+        <w:t xml:space="preserve">Define a probability distribution by its density or mass function:</w:t>
       </w:r>
       <w:r>
         <w:t xml:space="preserve"> </w:t>
@@ -2538,150 +2469,94 @@
           <w:numId w:val="1001"/>
         </w:numPr>
       </w:pPr>
-      <w:del w:id="3" w:author="PR Preview" w:date="2026-01-01T00:00:00Z">
-        <w:r>
-          <w:rPr>
-            <w:b/>
-            <w:bCs/>
-          </w:rPr>
-          <w:delText xml:space="preserve">Define a term directly, not as a modification of another term:</w:delText>
-        </w:r>
-      </w:del>
-      <w:del w:id="4" w:author="PR Preview" w:date="2026-01-01T00:00:00Z">
-        <w:r>
-          <w:delText xml:space="preserve"> </w:delText>
-        </w:r>
-      </w:del>
-      <w:del w:id="5" w:author="PR Preview" w:date="2026-01-01T00:00:00Z">
-        <w:r>
-          <w:delText xml:space="preserve">State what the term is, in its own words and symbols.</w:delText>
-        </w:r>
-      </w:del>
-      <w:del w:id="6" w:author="PR Preview" w:date="2026-01-01T00:00:00Z">
-        <w:r>
-          <w:delText xml:space="preserve"> </w:delText>
-        </w:r>
-      </w:del>
-      <w:del w:id="7" w:author="PR Preview" w:date="2026-01-01T00:00:00Z">
-        <w:r>
-          <w:delText xml:space="preserve">Do not make the reader recall a different term</w:delText>
-        </w:r>
-      </w:del>
-      <w:del w:id="8" w:author="PR Preview" w:date="2026-01-01T00:00:00Z">
-        <w:r>
-          <w:delText xml:space="preserve"> </w:delText>
-        </w:r>
-      </w:del>
-      <w:del w:id="9" w:author="PR Preview" w:date="2026-01-01T00:00:00Z">
-        <w:r>
-          <w:delText xml:space="preserve">and then apply a list of changes to it.</w:delText>
-        </w:r>
-      </w:del>
-      <w:del w:id="10" w:author="PR Preview" w:date="2026-01-01T00:00:00Z">
-        <w:r>
-          <w:delText xml:space="preserve"> </w:delText>
-        </w:r>
-      </w:del>
-      <w:del w:id="11" w:author="PR Preview" w:date="2026-01-01T00:00:00Z">
-        <w:r>
-          <w:delText xml:space="preserve">For example, define the expected prediction error</w:delText>
-        </w:r>
-      </w:del>
-      <w:del w:id="12" w:author="PR Preview" w:date="2026-01-01T00:00:00Z">
-        <w:r>
-          <w:delText xml:space="preserve"> </w:delText>
-        </w:r>
-      </w:del>
-      <w:del w:id="13" w:author="PR Preview" w:date="2026-01-01T00:00:00Z">
-        <w:r>
-          <w:delText xml:space="preserve">as the population mean of the squared prediction error</w:delText>
-        </w:r>
-      </w:del>
-      <w:del w:id="14" w:author="PR Preview" w:date="2026-01-01T00:00:00Z">
-        <w:r>
-          <w:delText xml:space="preserve"> </w:delText>
-        </w:r>
-      </w:del>
-      <w:del w:id="15" w:author="PR Preview" w:date="2026-01-01T00:00:00Z">
-        <w:r>
-          <w:delText xml:space="preserve">over training sets and new observations,</w:delText>
-        </w:r>
-      </w:del>
-      <w:del w:id="16" w:author="PR Preview" w:date="2026-01-01T00:00:00Z">
-        <w:r>
-          <w:delText xml:space="preserve"> </w:delText>
-        </w:r>
-      </w:del>
-      <w:del w:id="17" w:author="PR Preview" w:date="2026-01-01T00:00:00Z">
-        <w:r>
-          <w:delText xml:space="preserve">rather than as</w:delText>
-        </w:r>
-      </w:del>
-      <w:del w:id="18" w:author="PR Preview" w:date="2026-01-01T00:00:00Z">
-        <w:r>
-          <w:delText xml:space="preserve"> </w:delText>
-        </w:r>
-      </w:del>
-      <w:del w:id="19" w:author="PR Preview" w:date="2026-01-01T00:00:00Z">
-        <w:r>
-          <w:delText xml:space="preserve">“the sample mean squared error of predictions,</w:delText>
-        </w:r>
-      </w:del>
-      <w:del w:id="20" w:author="PR Preview" w:date="2026-01-01T00:00:00Z">
-        <w:r>
-          <w:delText xml:space="preserve"> </w:delText>
-        </w:r>
-      </w:del>
-      <w:del w:id="21" w:author="PR Preview" w:date="2026-01-01T00:00:00Z">
-        <w:r>
-          <w:delText xml:space="preserve">with the average over observations replaced by an expectation”</w:delText>
-        </w:r>
-      </w:del>
-      <w:del w:id="22" w:author="PR Preview" w:date="2026-01-01T00:00:00Z">
-        <w:r>
-          <w:delText xml:space="preserve">.</w:delText>
-        </w:r>
-      </w:del>
-      <w:del w:id="23" w:author="PR Preview" w:date="2026-01-01T00:00:00Z">
-        <w:r>
-          <w:delText xml:space="preserve"> </w:delText>
-        </w:r>
-      </w:del>
-      <w:del w:id="24" w:author="PR Preview" w:date="2026-01-01T00:00:00Z">
-        <w:r>
-          <w:delText xml:space="preserve">The second wording makes the reader build a term</w:delText>
-        </w:r>
-      </w:del>
-      <w:del w:id="25" w:author="PR Preview" w:date="2026-01-01T00:00:00Z">
-        <w:r>
-          <w:delText xml:space="preserve"> </w:delText>
-        </w:r>
-      </w:del>
-      <w:del w:id="26" w:author="PR Preview" w:date="2026-01-01T00:00:00Z">
-        <w:r>
-          <w:delText xml:space="preserve">that the definition then discards.</w:delText>
-        </w:r>
-      </w:del>
-      <w:del w:id="27" w:author="PR Preview" w:date="2026-01-01T00:00:00Z">
-        <w:r>
-          <w:delText xml:space="preserve"> </w:delText>
-        </w:r>
-      </w:del>
-      <w:del w:id="28" w:author="PR Preview" w:date="2026-01-01T00:00:00Z">
-        <w:r>
-          <w:delText xml:space="preserve">Link a related term when it helps,</w:delText>
-        </w:r>
-      </w:del>
-      <w:del w:id="29" w:author="PR Preview" w:date="2026-01-01T00:00:00Z">
-        <w:r>
-          <w:delText xml:space="preserve"> </w:delText>
-        </w:r>
-      </w:del>
-      <w:del w:id="30" w:author="PR Preview" w:date="2026-01-01T00:00:00Z">
-        <w:r>
-          <w:delText xml:space="preserve">and relate the two in an example or a remark after the definition.</w:delText>
-        </w:r>
-      </w:del>
+      <w:r>
+        <w:rPr>
+          <w:b/>
+          <w:bCs/>
+        </w:rPr>
+        <w:t xml:space="preserve">Define a term directly, not as a modification of another term:</w:t>
+      </w:r>
+      <w:r>
+        <w:t xml:space="preserve"> </w:t>
+      </w:r>
+      <w:r>
+        <w:t xml:space="preserve">State what the term is, in its own words and symbols.</w:t>
+      </w:r>
+      <w:r>
+        <w:t xml:space="preserve"> </w:t>
+      </w:r>
+      <w:r>
+        <w:t xml:space="preserve">Do not make the reader recall a different term</w:t>
+      </w:r>
+      <w:r>
+        <w:t xml:space="preserve"> </w:t>
+      </w:r>
+      <w:r>
+        <w:t xml:space="preserve">and then apply a list of changes to it.</w:t>
+      </w:r>
+      <w:r>
+        <w:t xml:space="preserve"> </w:t>
+      </w:r>
+      <w:r>
+        <w:t xml:space="preserve">For example, define the expected prediction error</w:t>
+      </w:r>
+      <w:r>
+        <w:t xml:space="preserve"> </w:t>
+      </w:r>
+      <w:r>
+        <w:t xml:space="preserve">as the population mean of the squared prediction error</w:t>
+      </w:r>
+      <w:r>
+        <w:t xml:space="preserve"> </w:t>
+      </w:r>
+      <w:r>
+        <w:t xml:space="preserve">over training sets and new observations,</w:t>
+      </w:r>
+      <w:r>
+        <w:t xml:space="preserve"> </w:t>
+      </w:r>
+      <w:r>
+        <w:t xml:space="preserve">rather than as</w:t>
+      </w:r>
+      <w:r>
+        <w:t xml:space="preserve"> </w:t>
+      </w:r>
+      <w:r>
+        <w:t xml:space="preserve">“the sample mean squared error of predictions,</w:t>
+      </w:r>
+      <w:r>
+        <w:t xml:space="preserve"> </w:t>
+      </w:r>
+      <w:r>
+        <w:t xml:space="preserve">with the average over observations replaced by an expectation”</w:t>
+      </w:r>
+      <w:r>
+        <w:t xml:space="preserve">.</w:t>
+      </w:r>
+      <w:r>
+        <w:t xml:space="preserve"> </w:t>
+      </w:r>
+      <w:r>
+        <w:t xml:space="preserve">The second wording makes the reader build a term</w:t>
+      </w:r>
+      <w:r>
+        <w:t xml:space="preserve"> </w:t>
+      </w:r>
+      <w:r>
+        <w:t xml:space="preserve">that the definition then discards.</w:t>
+      </w:r>
+      <w:r>
+        <w:t xml:space="preserve"> </w:t>
+      </w:r>
+      <w:r>
+        <w:t xml:space="preserve">Link a related term when it helps,</w:t>
+      </w:r>
+      <w:r>
+        <w:t xml:space="preserve"> </w:t>
+      </w:r>
+      <w:r>
+        <w:t xml:space="preserve">and relate the two in an example or a remark after the definition.</w:t>
+      </w:r>
     </w:p>
     <w:p>
       <w:pPr>
@@ -2690,219 +2565,67 @@
           <w:numId w:val="1001"/>
         </w:numPr>
       </w:pPr>
-      <w:ins w:id="31" w:author="PR Preview" w:date="2026-01-01T00:00:00Z">
-        <w:r>
-          <w:rPr>
-            <w:b/>
-            <w:bCs/>
-          </w:rPr>
-          <w:t xml:space="preserve">Define a</w:t>
-        </w:r>
-      </w:ins>
-      <w:ins w:id="32" w:author="PR Preview" w:date="2026-01-01T00:00:00Z">
-        <w:r>
-          <w:rPr>
-            <w:b/>
-            <w:bCs/>
-          </w:rPr>
-          <w:t xml:space="preserve"> </w:t>
-        </w:r>
-      </w:ins>
-      <w:hyperlink w:anchor="def-term">
-        <w:ins w:id="33" w:author="PR Preview" w:date="2026-01-01T00:00:00Z">
-          <w:r>
-            <w:rPr>
-              <w:rStyle w:val="Hyperlink"/>
-              <w:b/>
-              <w:bCs/>
-            </w:rPr>
-            <w:t xml:space="preserve">term</w:t>
-          </w:r>
-        </w:ins>
-      </w:hyperlink>
-      <w:ins w:id="34" w:author="PR Preview" w:date="2026-01-01T00:00:00Z">
-        <w:r>
-          <w:rPr>
-            <w:b/>
-            <w:bCs/>
-          </w:rPr>
-          <w:t xml:space="preserve"> </w:t>
-        </w:r>
-      </w:ins>
-      <w:ins w:id="35" w:author="PR Preview" w:date="2026-01-01T00:00:00Z">
-        <w:r>
-          <w:rPr>
-            <w:b/>
-            <w:bCs/>
-          </w:rPr>
-          <w:t xml:space="preserve">directly, not as a modification of another term:</w:t>
-        </w:r>
-      </w:ins>
-      <w:ins w:id="36" w:author="PR Preview" w:date="2026-01-01T00:00:00Z">
-        <w:r>
-          <w:t xml:space="preserve"> </w:t>
-        </w:r>
-      </w:ins>
-      <w:ins w:id="37" w:author="PR Preview" w:date="2026-01-01T00:00:00Z">
-        <w:r>
-          <w:t xml:space="preserve">State what the term is, in its own words and symbols.</w:t>
-        </w:r>
-      </w:ins>
-      <w:ins w:id="38" w:author="PR Preview" w:date="2026-01-01T00:00:00Z">
-        <w:r>
-          <w:t xml:space="preserve"> </w:t>
-        </w:r>
-      </w:ins>
-      <w:ins w:id="39" w:author="PR Preview" w:date="2026-01-01T00:00:00Z">
-        <w:r>
-          <w:t xml:space="preserve">Do not make the reader recall a different term</w:t>
-        </w:r>
-      </w:ins>
-      <w:ins w:id="40" w:author="PR Preview" w:date="2026-01-01T00:00:00Z">
-        <w:r>
-          <w:t xml:space="preserve"> </w:t>
-        </w:r>
-      </w:ins>
-      <w:ins w:id="41" w:author="PR Preview" w:date="2026-01-01T00:00:00Z">
-        <w:r>
-          <w:t xml:space="preserve">and then apply a list of changes to it.</w:t>
-        </w:r>
-      </w:ins>
-      <w:ins w:id="42" w:author="PR Preview" w:date="2026-01-01T00:00:00Z">
-        <w:r>
-          <w:t xml:space="preserve"> </w:t>
-        </w:r>
-      </w:ins>
-      <w:ins w:id="43" w:author="PR Preview" w:date="2026-01-01T00:00:00Z">
-        <w:r>
-          <w:t xml:space="preserve">For example, define the expected prediction error</w:t>
-        </w:r>
-      </w:ins>
-      <w:ins w:id="44" w:author="PR Preview" w:date="2026-01-01T00:00:00Z">
-        <w:r>
-          <w:t xml:space="preserve"> </w:t>
-        </w:r>
-      </w:ins>
-      <w:ins w:id="45" w:author="PR Preview" w:date="2026-01-01T00:00:00Z">
-        <w:r>
-          <w:t xml:space="preserve">as the</w:t>
-        </w:r>
-      </w:ins>
-      <w:ins w:id="46" w:author="PR Preview" w:date="2026-01-01T00:00:00Z">
-        <w:r>
-          <w:t xml:space="preserve"> </w:t>
-        </w:r>
-      </w:ins>
-      <w:hyperlink w:anchor="def-population">
-        <w:ins w:id="47" w:author="PR Preview" w:date="2026-01-01T00:00:00Z">
-          <w:r>
-            <w:rPr>
-              <w:rStyle w:val="Hyperlink"/>
-            </w:rPr>
-            <w:t xml:space="preserve">population</w:t>
-          </w:r>
-        </w:ins>
-      </w:hyperlink>
-      <w:ins w:id="48" w:author="PR Preview" w:date="2026-01-01T00:00:00Z">
-        <w:r>
-          <w:t xml:space="preserve"> </w:t>
-        </w:r>
-      </w:ins>
-      <w:ins w:id="49" w:author="PR Preview" w:date="2026-01-01T00:00:00Z">
-        <w:r>
-          <w:t xml:space="preserve">mean of the squared prediction error</w:t>
-        </w:r>
-      </w:ins>
-      <w:ins w:id="50" w:author="PR Preview" w:date="2026-01-01T00:00:00Z">
-        <w:r>
-          <w:t xml:space="preserve"> </w:t>
-        </w:r>
-      </w:ins>
-      <w:ins w:id="51" w:author="PR Preview" w:date="2026-01-01T00:00:00Z">
-        <w:r>
-          <w:t xml:space="preserve">over training sets and new observations,</w:t>
-        </w:r>
-      </w:ins>
-      <w:ins w:id="52" w:author="PR Preview" w:date="2026-01-01T00:00:00Z">
-        <w:r>
-          <w:t xml:space="preserve"> </w:t>
-        </w:r>
-      </w:ins>
-      <w:ins w:id="53" w:author="PR Preview" w:date="2026-01-01T00:00:00Z">
-        <w:r>
-          <w:t xml:space="preserve">rather than as</w:t>
-        </w:r>
-      </w:ins>
-      <w:ins w:id="54" w:author="PR Preview" w:date="2026-01-01T00:00:00Z">
-        <w:r>
-          <w:t xml:space="preserve"> </w:t>
-        </w:r>
-      </w:ins>
-      <w:ins w:id="55" w:author="PR Preview" w:date="2026-01-01T00:00:00Z">
-        <w:r>
-          <w:t xml:space="preserve">“the sample mean squared error of predictions,</w:t>
-        </w:r>
-      </w:ins>
-      <w:ins w:id="56" w:author="PR Preview" w:date="2026-01-01T00:00:00Z">
-        <w:r>
-          <w:t xml:space="preserve"> </w:t>
-        </w:r>
-      </w:ins>
-      <w:ins w:id="57" w:author="PR Preview" w:date="2026-01-01T00:00:00Z">
-        <w:r>
-          <w:t xml:space="preserve"> </w:t>
-        </w:r>
-      </w:ins>
-      <w:ins w:id="58" w:author="PR Preview" w:date="2026-01-01T00:00:00Z">
-        <w:r>
-          <w:t xml:space="preserve">with the average over observations replaced by an expectation”</w:t>
-        </w:r>
-      </w:ins>
-      <w:ins w:id="59" w:author="PR Preview" w:date="2026-01-01T00:00:00Z">
-        <w:r>
-          <w:t xml:space="preserve">.</w:t>
-        </w:r>
-      </w:ins>
-      <w:ins w:id="60" w:author="PR Preview" w:date="2026-01-01T00:00:00Z">
-        <w:r>
-          <w:t xml:space="preserve"> </w:t>
-        </w:r>
-      </w:ins>
-      <w:ins w:id="61" w:author="PR Preview" w:date="2026-01-01T00:00:00Z">
-        <w:r>
-          <w:t xml:space="preserve">The second wording makes the reader build a term</w:t>
-        </w:r>
-      </w:ins>
-      <w:ins w:id="62" w:author="PR Preview" w:date="2026-01-01T00:00:00Z">
-        <w:r>
-          <w:t xml:space="preserve"> </w:t>
-        </w:r>
-      </w:ins>
-      <w:ins w:id="63" w:author="PR Preview" w:date="2026-01-01T00:00:00Z">
-        <w:r>
-          <w:t xml:space="preserve">that the definition then discards.</w:t>
-        </w:r>
-      </w:ins>
-      <w:ins w:id="64" w:author="PR Preview" w:date="2026-01-01T00:00:00Z">
-        <w:r>
-          <w:t xml:space="preserve"> </w:t>
-        </w:r>
-      </w:ins>
-      <w:ins w:id="65" w:author="PR Preview" w:date="2026-01-01T00:00:00Z">
-        <w:r>
-          <w:t xml:space="preserve">Link a related term when it helps,</w:t>
-        </w:r>
-      </w:ins>
-      <w:ins w:id="66" w:author="PR Preview" w:date="2026-01-01T00:00:00Z">
-        <w:r>
-          <w:t xml:space="preserve"> </w:t>
-        </w:r>
-      </w:ins>
-      <w:ins w:id="67" w:author="PR Preview" w:date="2026-01-01T00:00:00Z">
-        <w:r>
-          <w:t xml:space="preserve">and relate the two in an example or a remark after the definition.</w:t>
-        </w:r>
-      </w:ins>
+      <w:r>
+        <w:rPr>
+          <w:b/>
+          <w:bCs/>
+        </w:rPr>
+        <w:t xml:space="preserve">Define in the most general form the document needs:</w:t>
+      </w:r>
+      <w:r>
+        <w:t xml:space="preserve"> </w:t>
+      </w:r>
+      <w:r>
+        <w:t xml:space="preserve">State the concept at the level of generality</w:t>
+      </w:r>
+      <w:r>
+        <w:t xml:space="preserve"> </w:t>
+      </w:r>
+      <w:r>
+        <w:t xml:space="preserve">the rest of the document relies on,</w:t>
+      </w:r>
+      <w:r>
+        <w:t xml:space="preserve"> </w:t>
+      </w:r>
+      <w:r>
+        <w:t xml:space="preserve">not just for the first case the reader encounters.</w:t>
+      </w:r>
+      <w:r>
+        <w:t xml:space="preserve"> </w:t>
+      </w:r>
+      <w:r>
+        <w:t xml:space="preserve">For example, define the residual sum of squares</w:t>
+      </w:r>
+      <w:r>
+        <w:t xml:space="preserve"> </w:t>
+      </w:r>
+      <w:r>
+        <w:t xml:space="preserve">as the sum of squared residuals of any fitted model,</w:t>
+      </w:r>
+      <w:r>
+        <w:t xml:space="preserve"> </w:t>
+      </w:r>
+      <w:r>
+        <w:t xml:space="preserve">not as a formula for a straight line.</w:t>
+      </w:r>
+      <w:r>
+        <w:t xml:space="preserve"> </w:t>
+      </w:r>
+      <w:r>
+        <w:t xml:space="preserve">A definition tied to one special case</w:t>
+      </w:r>
+      <w:r>
+        <w:t xml:space="preserve"> </w:t>
+      </w:r>
+      <w:r>
+        <w:t xml:space="preserve">has to be restated, or silently stretched,</w:t>
+      </w:r>
+      <w:r>
+        <w:t xml:space="preserve"> </w:t>
+      </w:r>
+      <w:r>
+        <w:t xml:space="preserve">the first time the document needs the general case.</w:t>
+      </w:r>
     </w:p>
     <w:p>
       <w:pPr>
@@ -2916,72 +2639,51 @@
           <w:b/>
           <w:bCs/>
         </w:rPr>
-        <w:t xml:space="preserve">Define in the most general form the document needs:</w:t>
-      </w:r>
-      <w:r>
-        <w:t xml:space="preserve"> </w:t>
-      </w:r>
-      <w:r>
-        <w:t xml:space="preserve">State the concept at the level of generality</w:t>
-      </w:r>
-      <w:r>
-        <w:t xml:space="preserve"> </w:t>
-      </w:r>
-      <w:r>
-        <w:t xml:space="preserve">the rest of the document relies on,</w:t>
-      </w:r>
-      <w:r>
-        <w:t xml:space="preserve"> </w:t>
-      </w:r>
-      <w:r>
-        <w:t xml:space="preserve">not just for the first case the reader encounters.</w:t>
-      </w:r>
-      <w:r>
-        <w:t xml:space="preserve"> </w:t>
-      </w:r>
-      <w:r>
-        <w:t xml:space="preserve">For example, define the</w:t>
-      </w:r>
-      <w:r>
-        <w:t xml:space="preserve"> </w:t>
-      </w:r>
-      <w:hyperlink w:anchor="def-rss">
+        <w:t xml:space="preserve">Follow the definition with examples, from general to specific:</w:t>
+      </w:r>
+      <w:r>
+        <w:t xml:space="preserve"> </w:t>
+      </w:r>
+      <w:r>
+        <w:t xml:space="preserve">Put each special case in its own example block right after the definition,</w:t>
+      </w:r>
+      <w:r>
+        <w:t xml:space="preserve"> </w:t>
+      </w:r>
+      <w:r>
+        <w:t xml:space="preserve">ordered from the most general to the most specific,</w:t>
+      </w:r>
+      <w:r>
+        <w:t xml:space="preserve"> </w:t>
+      </w:r>
+      <w:r>
+        <w:t xml:space="preserve">each linking back to the definition</w:t>
+      </w:r>
+      <w:r>
+        <w:t xml:space="preserve"> </w:t>
+      </w:r>
+      <w:r>
+        <w:t xml:space="preserve">or to the example it specializes</w:t>
+      </w:r>
+      <w:r>
+        <w:t xml:space="preserve"> </w:t>
+      </w:r>
+      <w:r>
+        <w:t xml:space="preserve">(see</w:t>
+      </w:r>
+      <w:r>
+        <w:t xml:space="preserve"> </w:t>
+      </w:r>
+      <w:hyperlink w:anchor="order-general-definition-then-examples">
         <w:r>
           <w:rPr>
             <w:rStyle w:val="Hyperlink"/>
           </w:rPr>
-          <w:t xml:space="preserve">residual sum of squares</w:t>
+          <w:t xml:space="preserve">Order: general definition, then examples</w:t>
         </w:r>
       </w:hyperlink>
       <w:r>
-        <w:t xml:space="preserve"> </w:t>
-      </w:r>
-      <w:r>
-        <w:t xml:space="preserve">as the sum of squared residuals of any fitted model,</w:t>
-      </w:r>
-      <w:r>
-        <w:t xml:space="preserve"> </w:t>
-      </w:r>
-      <w:r>
-        <w:t xml:space="preserve">not as a formula for a straight line.</w:t>
-      </w:r>
-      <w:r>
-        <w:t xml:space="preserve"> </w:t>
-      </w:r>
-      <w:r>
-        <w:t xml:space="preserve">A definition tied to one special case</w:t>
-      </w:r>
-      <w:r>
-        <w:t xml:space="preserve"> </w:t>
-      </w:r>
-      <w:r>
-        <w:t xml:space="preserve">has to be restated, or silently stretched,</w:t>
-      </w:r>
-      <w:r>
-        <w:t xml:space="preserve"> </w:t>
-      </w:r>
-      <w:r>
-        <w:t xml:space="preserve">the first time the document needs the general case.</w:t>
+        <w:t xml:space="preserve">).</w:t>
       </w:r>
     </w:p>
     <w:p>
@@ -2996,31 +2698,19 @@
           <w:b/>
           <w:bCs/>
         </w:rPr>
-        <w:t xml:space="preserve">Follow the definition with examples, from general to specific:</w:t>
-      </w:r>
-      <w:r>
-        <w:t xml:space="preserve"> </w:t>
-      </w:r>
-      <w:r>
-        <w:t xml:space="preserve">Put each special case in its own example block right after the definition,</w:t>
-      </w:r>
-      <w:r>
-        <w:t xml:space="preserve"> </w:t>
-      </w:r>
-      <w:r>
-        <w:t xml:space="preserve">ordered from the most general to the most specific,</w:t>
-      </w:r>
-      <w:r>
-        <w:t xml:space="preserve"> </w:t>
-      </w:r>
-      <w:r>
-        <w:t xml:space="preserve">each linking back to the definition</w:t>
-      </w:r>
-      <w:r>
-        <w:t xml:space="preserve"> </w:t>
-      </w:r>
-      <w:r>
-        <w:t xml:space="preserve">or to the example it specializes</w:t>
+        <w:t xml:space="preserve">Define terms at first use:</w:t>
+      </w:r>
+      <w:r>
+        <w:t xml:space="preserve"> </w:t>
+      </w:r>
+      <w:r>
+        <w:t xml:space="preserve">Place the definition of a term before the first definition, theorem or passage that relies on it,</w:t>
+      </w:r>
+      <w:r>
+        <w:t xml:space="preserve"> </w:t>
+      </w:r>
+      <w:r>
+        <w:t xml:space="preserve">so that every link to a definition points backward rather than forward</w:t>
       </w:r>
       <w:r>
         <w:t xml:space="preserve"> </w:t>
@@ -3031,16 +2721,34 @@
       <w:r>
         <w:t xml:space="preserve"> </w:t>
       </w:r>
-      <w:hyperlink w:anchor="order-general-definition-then-examples">
+      <w:hyperlink r:id="rId17">
         <w:r>
           <w:rPr>
             <w:rStyle w:val="Hyperlink"/>
           </w:rPr>
-          <w:t xml:space="preserve">Order: general definition, then examples</w:t>
+          <w:t xml:space="preserve">Avoid forward references</w:t>
         </w:r>
       </w:hyperlink>
       <w:r>
         <w:t xml:space="preserve">).</w:t>
+      </w:r>
+      <w:r>
+        <w:t xml:space="preserve"> </w:t>
+      </w:r>
+      <w:r>
+        <w:t xml:space="preserve">When a definition or theorem uses a term whose definition comes later in the document,</w:t>
+      </w:r>
+      <w:r>
+        <w:t xml:space="preserve"> </w:t>
+      </w:r>
+      <w:r>
+        <w:t xml:space="preserve">reorder the content so the definition comes first;</w:t>
+      </w:r>
+      <w:r>
+        <w:t xml:space="preserve"> </w:t>
+      </w:r>
+      <w:r>
+        <w:t xml:space="preserve">do not remove the hyperlink to hide the forward reference.</w:t>
       </w:r>
     </w:p>
     <w:p>
@@ -3055,7 +2763,7 @@
           <w:b/>
           <w:bCs/>
         </w:rPr>
-        <w:t xml:space="preserve">Define</w:t>
+        <w:t xml:space="preserve">Give every key term a formal definition in a</w:t>
       </w:r>
       <w:r>
         <w:rPr>
@@ -3064,72 +2772,175 @@
         </w:rPr>
         <w:t xml:space="preserve"> </w:t>
       </w:r>
-      <w:hyperlink w:anchor="def-term">
-        <w:r>
-          <w:rPr>
-            <w:rStyle w:val="Hyperlink"/>
-            <w:b/>
-            <w:bCs/>
-          </w:rPr>
-          <w:t xml:space="preserve">term</w:t>
-        </w:r>
-      </w:hyperlink>
-      <w:r>
-        <w:rPr>
+      <w:r>
+        <w:rPr>
+          <w:rStyle w:val="VerbatimChar"/>
           <w:b/>
           <w:bCs/>
         </w:rPr>
-        <w:t xml:space="preserve">s at first use:</w:t>
-      </w:r>
-      <w:r>
-        <w:t xml:space="preserve"> </w:t>
-      </w:r>
-      <w:r>
-        <w:t xml:space="preserve">Place the definition of a term before the first definition, theorem or passage that relies on it,</w:t>
-      </w:r>
-      <w:r>
-        <w:t xml:space="preserve"> </w:t>
-      </w:r>
-      <w:r>
-        <w:t xml:space="preserve">so that every link to a definition points backward rather than forward</w:t>
-      </w:r>
-      <w:r>
-        <w:t xml:space="preserve"> </w:t>
-      </w:r>
-      <w:r>
-        <w:t xml:space="preserve">(see</w:t>
-      </w:r>
-      <w:r>
-        <w:t xml:space="preserve"> </w:t>
-      </w:r>
-      <w:hyperlink r:id="rId17">
-        <w:r>
-          <w:rPr>
-            <w:rStyle w:val="Hyperlink"/>
-          </w:rPr>
-          <w:t xml:space="preserve">Avoid forward references</w:t>
-        </w:r>
-      </w:hyperlink>
-      <w:r>
-        <w:t xml:space="preserve">).</w:t>
-      </w:r>
-      <w:r>
-        <w:t xml:space="preserve"> </w:t>
-      </w:r>
-      <w:r>
-        <w:t xml:space="preserve">When a definition or theorem uses a term whose definition comes later in the document,</w:t>
-      </w:r>
-      <w:r>
-        <w:t xml:space="preserve"> </w:t>
-      </w:r>
-      <w:r>
-        <w:t xml:space="preserve">reorder the content so the definition comes first;</w:t>
-      </w:r>
-      <w:r>
-        <w:t xml:space="preserve"> </w:t>
-      </w:r>
-      <w:r>
-        <w:t xml:space="preserve">do not remove the hyperlink to hide the forward reference.</w:t>
+        <w:t xml:space="preserve">#def-</w:t>
+      </w:r>
+      <w:r>
+        <w:rPr>
+          <w:b/>
+          <w:bCs/>
+        </w:rPr>
+        <w:t xml:space="preserve"> </w:t>
+      </w:r>
+      <w:r>
+        <w:rPr>
+          <w:b/>
+          <w:bCs/>
+        </w:rPr>
+        <w:t xml:space="preserve">div:</w:t>
+      </w:r>
+      <w:r>
+        <w:t xml:space="preserve"> </w:t>
+      </w:r>
+      <w:r>
+        <w:t xml:space="preserve">A term that the document relies on needs its own definition div,</w:t>
+      </w:r>
+      <w:r>
+        <w:t xml:space="preserve"> </w:t>
+      </w:r>
+      <w:r>
+        <w:t xml:space="preserve">even if an exercise, a solution, an example or a sentence of prose</w:t>
+      </w:r>
+      <w:r>
+        <w:t xml:space="preserve"> </w:t>
+      </w:r>
+      <w:r>
+        <w:t xml:space="preserve">has already explained it.</w:t>
+      </w:r>
+      <w:r>
+        <w:t xml:space="preserve"> </w:t>
+      </w:r>
+      <w:r>
+        <w:t xml:space="preserve">An explanation inside an exercise or solution cannot be linked to as a definition,</w:t>
+      </w:r>
+      <w:r>
+        <w:t xml:space="preserve"> </w:t>
+      </w:r>
+      <w:r>
+        <w:t xml:space="preserve">and a student who skips the exercise never sees it.</w:t>
+      </w:r>
+      <w:r>
+        <w:t xml:space="preserve"> </w:t>
+      </w:r>
+      <w:r>
+        <w:t xml:space="preserve">Find the gaps by listing the terms the document uses,</w:t>
+      </w:r>
+      <w:r>
+        <w:t xml:space="preserve"> </w:t>
+      </w:r>
+      <w:r>
+        <w:t xml:space="preserve">such as the bolded phrases and the terms in section titles,</w:t>
+      </w:r>
+      <w:r>
+        <w:t xml:space="preserve"> </w:t>
+      </w:r>
+      <w:r>
+        <w:t xml:space="preserve">and checking that each one has a</w:t>
+      </w:r>
+      <w:r>
+        <w:t xml:space="preserve"> </w:t>
+      </w:r>
+      <w:r>
+        <w:rPr>
+          <w:rStyle w:val="VerbatimChar"/>
+        </w:rPr>
+        <w:t xml:space="preserve">#def-</w:t>
+      </w:r>
+      <w:r>
+        <w:t xml:space="preserve"> </w:t>
+      </w:r>
+      <w:r>
+        <w:t xml:space="preserve">div,</w:t>
+      </w:r>
+      <w:r>
+        <w:t xml:space="preserve"> </w:t>
+      </w:r>
+      <w:r>
+        <w:t xml:space="preserve">or a link to the page that has one.</w:t>
+      </w:r>
+      <w:r>
+        <w:t xml:space="preserve"> </w:t>
+      </w:r>
+      <w:r>
+        <w:t xml:space="preserve">This extends</w:t>
+      </w:r>
+      <w:r>
+        <w:t xml:space="preserve"> </w:t>
+      </w:r>
+      <w:r>
+        <w:rPr>
+          <w:i/>
+          <w:iCs/>
+        </w:rPr>
+        <w:t xml:space="preserve">Give each term its own definition block</w:t>
+      </w:r>
+      <w:r>
+        <w:t xml:space="preserve"> </w:t>
+      </w:r>
+      <w:r>
+        <w:t xml:space="preserve">below</w:t>
+      </w:r>
+      <w:r>
+        <w:t xml:space="preserve"> </w:t>
+      </w:r>
+      <w:r>
+        <w:t xml:space="preserve">from terms defined in passing to terms explained only in exercises.</w:t>
+      </w:r>
+      <w:r>
+        <w:t xml:space="preserve"> </w:t>
+      </w:r>
+      <w:r>
+        <w:t xml:space="preserve">For example, if</w:t>
+      </w:r>
+      <w:r>
+        <w:t xml:space="preserve"> </w:t>
+      </w:r>
+      <w:r>
+        <w:t xml:space="preserve">“loss function”</w:t>
+      </w:r>
+      <w:r>
+        <w:t xml:space="preserve"> </w:t>
+      </w:r>
+      <w:r>
+        <w:t xml:space="preserve">first appears in an exercise</w:t>
+      </w:r>
+      <w:r>
+        <w:t xml:space="preserve"> </w:t>
+      </w:r>
+      <w:r>
+        <w:t xml:space="preserve">that asks students to compute one,</w:t>
+      </w:r>
+      <w:r>
+        <w:t xml:space="preserve"> </w:t>
+      </w:r>
+      <w:r>
+        <w:t xml:space="preserve">add a</w:t>
+      </w:r>
+      <w:r>
+        <w:t xml:space="preserve"> </w:t>
+      </w:r>
+      <w:r>
+        <w:rPr>
+          <w:rStyle w:val="VerbatimChar"/>
+        </w:rPr>
+        <w:t xml:space="preserve">#def-loss-function</w:t>
+      </w:r>
+      <w:r>
+        <w:t xml:space="preserve"> </w:t>
+      </w:r>
+      <w:r>
+        <w:t xml:space="preserve">div before the exercise,</w:t>
+      </w:r>
+      <w:r>
+        <w:t xml:space="preserve"> </w:t>
+      </w:r>
+      <w:r>
+        <w:t xml:space="preserve">and link the exercise’s mentions to it.</w:t>
       </w:r>
     </w:p>
     <w:p>
@@ -3139,354 +2950,40 @@
           <w:numId w:val="1001"/>
         </w:numPr>
       </w:pPr>
-      <w:del w:id="68" w:author="PR Preview" w:date="2026-01-01T00:00:00Z">
-        <w:r>
-          <w:rPr>
-            <w:b/>
-            <w:bCs/>
-          </w:rPr>
-          <w:delText xml:space="preserve">Give every key term a formal definition in a</w:delText>
-        </w:r>
-      </w:del>
-      <w:del w:id="69" w:author="PR Preview" w:date="2026-01-01T00:00:00Z">
-        <w:r>
-          <w:rPr>
-            <w:b/>
-            <w:bCs/>
-          </w:rPr>
-          <w:delText xml:space="preserve"> </w:delText>
-        </w:r>
-      </w:del>
-      <w:del w:id="70" w:author="PR Preview" w:date="2026-01-01T00:00:00Z">
-        <w:r>
-          <w:rPr>
-            <w:rStyle w:val="VerbatimChar"/>
-            <w:b/>
-            <w:bCs/>
-          </w:rPr>
-          <w:delText xml:space="preserve">#def-</w:delText>
-        </w:r>
-      </w:del>
-      <w:del w:id="71" w:author="PR Preview" w:date="2026-01-01T00:00:00Z">
-        <w:r>
-          <w:rPr>
-            <w:b/>
-            <w:bCs/>
-          </w:rPr>
-          <w:delText xml:space="preserve"> </w:delText>
-        </w:r>
-      </w:del>
-      <w:del w:id="72" w:author="PR Preview" w:date="2026-01-01T00:00:00Z">
-        <w:r>
-          <w:rPr>
-            <w:b/>
-            <w:bCs/>
-          </w:rPr>
-          <w:delText xml:space="preserve">div:</w:delText>
-        </w:r>
-      </w:del>
-      <w:del w:id="73" w:author="PR Preview" w:date="2026-01-01T00:00:00Z">
-        <w:r>
-          <w:delText xml:space="preserve"> </w:delText>
-        </w:r>
-      </w:del>
-      <w:del w:id="74" w:author="PR Preview" w:date="2026-01-01T00:00:00Z">
-        <w:r>
-          <w:delText xml:space="preserve">A term that the document relies on needs its own definition div,</w:delText>
-        </w:r>
-      </w:del>
-      <w:del w:id="75" w:author="PR Preview" w:date="2026-01-01T00:00:00Z">
-        <w:r>
-          <w:delText xml:space="preserve"> </w:delText>
-        </w:r>
-      </w:del>
-      <w:del w:id="76" w:author="PR Preview" w:date="2026-01-01T00:00:00Z">
-        <w:r>
-          <w:delText xml:space="preserve">even if an exercise, a solution, an example or a sentence of prose</w:delText>
-        </w:r>
-      </w:del>
-      <w:del w:id="77" w:author="PR Preview" w:date="2026-01-01T00:00:00Z">
-        <w:r>
-          <w:delText xml:space="preserve"> </w:delText>
-        </w:r>
-      </w:del>
-      <w:del w:id="78" w:author="PR Preview" w:date="2026-01-01T00:00:00Z">
-        <w:r>
-          <w:delText xml:space="preserve">has already explained it.</w:delText>
-        </w:r>
-      </w:del>
-      <w:del w:id="79" w:author="PR Preview" w:date="2026-01-01T00:00:00Z">
-        <w:r>
-          <w:delText xml:space="preserve"> </w:delText>
-        </w:r>
-      </w:del>
-      <w:del w:id="80" w:author="PR Preview" w:date="2026-01-01T00:00:00Z">
-        <w:r>
-          <w:delText xml:space="preserve">An explanation inside an exercise or solution cannot be linked to as a definition,</w:delText>
-        </w:r>
-      </w:del>
-      <w:del w:id="81" w:author="PR Preview" w:date="2026-01-01T00:00:00Z">
-        <w:r>
-          <w:delText xml:space="preserve"> </w:delText>
-        </w:r>
-      </w:del>
-      <w:del w:id="82" w:author="PR Preview" w:date="2026-01-01T00:00:00Z">
-        <w:r>
-          <w:delText xml:space="preserve">and a student who skips the exercise never sees it.</w:delText>
-        </w:r>
-      </w:del>
-      <w:del w:id="83" w:author="PR Preview" w:date="2026-01-01T00:00:00Z">
-        <w:r>
-          <w:delText xml:space="preserve"> </w:delText>
-        </w:r>
-      </w:del>
-      <w:del w:id="84" w:author="PR Preview" w:date="2026-01-01T00:00:00Z">
-        <w:r>
-          <w:delText xml:space="preserve">Find the gaps by listing the terms the document uses,</w:delText>
-        </w:r>
-      </w:del>
-      <w:del w:id="85" w:author="PR Preview" w:date="2026-01-01T00:00:00Z">
-        <w:r>
-          <w:delText xml:space="preserve"> </w:delText>
-        </w:r>
-      </w:del>
-      <w:del w:id="86" w:author="PR Preview" w:date="2026-01-01T00:00:00Z">
-        <w:r>
-          <w:delText xml:space="preserve">such as the bolded phrases and the terms in section titles,</w:delText>
-        </w:r>
-      </w:del>
-      <w:del w:id="87" w:author="PR Preview" w:date="2026-01-01T00:00:00Z">
-        <w:r>
-          <w:delText xml:space="preserve"> </w:delText>
-        </w:r>
-      </w:del>
-      <w:del w:id="88" w:author="PR Preview" w:date="2026-01-01T00:00:00Z">
-        <w:r>
-          <w:delText xml:space="preserve">and checking that each one has a</w:delText>
-        </w:r>
-      </w:del>
-      <w:del w:id="89" w:author="PR Preview" w:date="2026-01-01T00:00:00Z">
-        <w:r>
-          <w:delText xml:space="preserve"> </w:delText>
-        </w:r>
-      </w:del>
-      <w:del w:id="90" w:author="PR Preview" w:date="2026-01-01T00:00:00Z">
-        <w:r>
-          <w:rPr>
-            <w:rStyle w:val="VerbatimChar"/>
-          </w:rPr>
-          <w:delText xml:space="preserve">#def-</w:delText>
-        </w:r>
-      </w:del>
-      <w:del w:id="91" w:author="PR Preview" w:date="2026-01-01T00:00:00Z">
-        <w:r>
-          <w:delText xml:space="preserve"> </w:delText>
-        </w:r>
-      </w:del>
-      <w:del w:id="92" w:author="PR Preview" w:date="2026-01-01T00:00:00Z">
-        <w:r>
-          <w:delText xml:space="preserve">div,</w:delText>
-        </w:r>
-      </w:del>
-      <w:del w:id="93" w:author="PR Preview" w:date="2026-01-01T00:00:00Z">
-        <w:r>
-          <w:delText xml:space="preserve"> </w:delText>
-        </w:r>
-      </w:del>
-      <w:del w:id="94" w:author="PR Preview" w:date="2026-01-01T00:00:00Z">
-        <w:r>
-          <w:delText xml:space="preserve">or a link to the page that has one.</w:delText>
-        </w:r>
-      </w:del>
-      <w:del w:id="95" w:author="PR Preview" w:date="2026-01-01T00:00:00Z">
-        <w:r>
-          <w:delText xml:space="preserve"> </w:delText>
-        </w:r>
-      </w:del>
-      <w:del w:id="96" w:author="PR Preview" w:date="2026-01-01T00:00:00Z">
-        <w:r>
-          <w:delText xml:space="preserve">This extends</w:delText>
-        </w:r>
-      </w:del>
-      <w:del w:id="97" w:author="PR Preview" w:date="2026-01-01T00:00:00Z">
-        <w:r>
-          <w:delText xml:space="preserve"> </w:delText>
-        </w:r>
-      </w:del>
-      <w:del w:id="98" w:author="PR Preview" w:date="2026-01-01T00:00:00Z">
-        <w:r>
-          <w:rPr>
-            <w:i/>
-            <w:iCs/>
-          </w:rPr>
-          <w:delText xml:space="preserve">Give each term its own definition block</w:delText>
-        </w:r>
-      </w:del>
-      <w:del w:id="99" w:author="PR Preview" w:date="2026-01-01T00:00:00Z">
-        <w:r>
-          <w:delText xml:space="preserve"> </w:delText>
-        </w:r>
-      </w:del>
-      <w:del w:id="100" w:author="PR Preview" w:date="2026-01-01T00:00:00Z">
-        <w:r>
-          <w:delText xml:space="preserve">below</w:delText>
-        </w:r>
-      </w:del>
-      <w:del w:id="101" w:author="PR Preview" w:date="2026-01-01T00:00:00Z">
-        <w:r>
-          <w:delText xml:space="preserve"> </w:delText>
-        </w:r>
-      </w:del>
-      <w:del w:id="102" w:author="PR Preview" w:date="2026-01-01T00:00:00Z">
-        <w:r>
-          <w:delText xml:space="preserve">from terms defined in passing to terms explained only in exercises.</w:delText>
-        </w:r>
-      </w:del>
-      <w:del w:id="103" w:author="PR Preview" w:date="2026-01-01T00:00:00Z">
-        <w:r>
-          <w:delText xml:space="preserve"> </w:delText>
-        </w:r>
-      </w:del>
-      <w:del w:id="104" w:author="PR Preview" w:date="2026-01-01T00:00:00Z">
-        <w:r>
-          <w:delText xml:space="preserve">For example, if</w:delText>
-        </w:r>
-      </w:del>
-      <w:del w:id="105" w:author="PR Preview" w:date="2026-01-01T00:00:00Z">
-        <w:r>
-          <w:delText xml:space="preserve"> </w:delText>
-        </w:r>
-      </w:del>
-      <w:del w:id="106" w:author="PR Preview" w:date="2026-01-01T00:00:00Z">
-        <w:r>
-          <w:delText xml:space="preserve">“loss function”</w:delText>
-        </w:r>
-      </w:del>
-      <w:del w:id="107" w:author="PR Preview" w:date="2026-01-01T00:00:00Z">
-        <w:r>
-          <w:delText xml:space="preserve"> </w:delText>
-        </w:r>
-      </w:del>
-      <w:del w:id="108" w:author="PR Preview" w:date="2026-01-01T00:00:00Z">
-        <w:r>
-          <w:delText xml:space="preserve">first appears in an exercise</w:delText>
-        </w:r>
-      </w:del>
-      <w:del w:id="109" w:author="PR Preview" w:date="2026-01-01T00:00:00Z">
-        <w:r>
-          <w:delText xml:space="preserve"> </w:delText>
-        </w:r>
-      </w:del>
-      <w:del w:id="110" w:author="PR Preview" w:date="2026-01-01T00:00:00Z">
-        <w:r>
-          <w:delText xml:space="preserve">that asks students to compute one,</w:delText>
-        </w:r>
-      </w:del>
-      <w:del w:id="111" w:author="PR Preview" w:date="2026-01-01T00:00:00Z">
-        <w:r>
-          <w:delText xml:space="preserve"> </w:delText>
-        </w:r>
-      </w:del>
-      <w:del w:id="112" w:author="PR Preview" w:date="2026-01-01T00:00:00Z">
-        <w:r>
-          <w:delText xml:space="preserve">add a</w:delText>
-        </w:r>
-      </w:del>
-      <w:del w:id="113" w:author="PR Preview" w:date="2026-01-01T00:00:00Z">
-        <w:r>
-          <w:delText xml:space="preserve"> </w:delText>
-        </w:r>
-      </w:del>
-      <w:del w:id="114" w:author="PR Preview" w:date="2026-01-01T00:00:00Z">
-        <w:r>
-          <w:rPr>
-            <w:rStyle w:val="VerbatimChar"/>
-          </w:rPr>
-          <w:delText xml:space="preserve">#def-loss-function</w:delText>
-        </w:r>
-      </w:del>
-      <w:del w:id="115" w:author="PR Preview" w:date="2026-01-01T00:00:00Z">
-        <w:r>
-          <w:delText xml:space="preserve"> </w:delText>
-        </w:r>
-      </w:del>
-      <w:del w:id="116" w:author="PR Preview" w:date="2026-01-01T00:00:00Z">
-        <w:r>
-          <w:delText xml:space="preserve">div before the exercise,</w:delText>
-        </w:r>
-      </w:del>
-      <w:del w:id="117" w:author="PR Preview" w:date="2026-01-01T00:00:00Z">
-        <w:r>
-          <w:delText xml:space="preserve"> </w:delText>
-        </w:r>
-      </w:del>
-      <w:del w:id="118" w:author="PR Preview" w:date="2026-01-01T00:00:00Z">
-        <w:r>
-          <w:delText xml:space="preserve">and link the exercise’s mentions to it.</w:delText>
-        </w:r>
-      </w:del>
-    </w:p>
-    <w:p>
-      <w:pPr>
-        <w:numPr>
-          <w:ilvl w:val="0"/>
-          <w:numId w:val="1001"/>
-        </w:numPr>
-      </w:pPr>
-      <w:del w:id="119" w:author="PR Preview" w:date="2026-01-01T00:00:00Z">
-        <w:r>
-          <w:rPr>
-            <w:b/>
-            <w:bCs/>
-          </w:rPr>
-          <w:delText xml:space="preserve">Pair each technical term with its mathematical symbol:</w:delText>
-        </w:r>
-      </w:del>
-      <w:del w:id="120" w:author="PR Preview" w:date="2026-01-01T00:00:00Z">
-        <w:r>
-          <w:delText xml:space="preserve"> </w:delText>
-        </w:r>
-      </w:del>
-      <w:del w:id="121" w:author="PR Preview" w:date="2026-01-01T00:00:00Z">
-        <w:r>
-          <w:delText xml:space="preserve">Whenever a definition, an example or a list names a quantity in words,</w:delText>
-        </w:r>
-      </w:del>
-      <w:del w:id="122" w:author="PR Preview" w:date="2026-01-01T00:00:00Z">
-        <w:r>
-          <w:delText xml:space="preserve"> </w:delText>
-        </w:r>
-      </w:del>
-      <w:del w:id="123" w:author="PR Preview" w:date="2026-01-01T00:00:00Z">
-        <w:r>
-          <w:delText xml:space="preserve">write its symbol beside the name.</w:delText>
-        </w:r>
-      </w:del>
-      <w:del w:id="124" w:author="PR Preview" w:date="2026-01-01T00:00:00Z">
-        <w:r>
-          <w:delText xml:space="preserve"> </w:delText>
-        </w:r>
-      </w:del>
-      <w:del w:id="125" w:author="PR Preview" w:date="2026-01-01T00:00:00Z">
-        <w:r>
-          <w:delText xml:space="preserve">For example, write</w:delText>
-        </w:r>
-      </w:del>
-      <w:del w:id="126" w:author="PR Preview" w:date="2026-01-01T00:00:00Z">
-        <w:r>
-          <w:delText xml:space="preserve"> </w:delText>
-        </w:r>
-      </w:del>
-      <w:del w:id="127" w:author="PR Preview" w:date="2026-01-01T00:00:00Z">
-        <w:r>
-          <w:delText xml:space="preserve">“the slope</w:delText>
-        </w:r>
-      </w:del>
-      <w:del w:id="128" w:author="PR Preview" w:date="2026-01-01T00:00:00Z">
-        <w:r>
-          <w:delText xml:space="preserve"> </w:delText>
-        </w:r>
-      </w:del>
+      <w:r>
+        <w:rPr>
+          <w:b/>
+          <w:bCs/>
+        </w:rPr>
+        <w:t xml:space="preserve">Pair each technical term with its mathematical symbol:</w:t>
+      </w:r>
+      <w:r>
+        <w:t xml:space="preserve"> </w:t>
+      </w:r>
+      <w:r>
+        <w:t xml:space="preserve">Whenever a definition, an example or a list names a quantity in words,</w:t>
+      </w:r>
+      <w:r>
+        <w:t xml:space="preserve"> </w:t>
+      </w:r>
+      <w:r>
+        <w:t xml:space="preserve">write its symbol beside the name.</w:t>
+      </w:r>
+      <w:r>
+        <w:t xml:space="preserve"> </w:t>
+      </w:r>
+      <w:r>
+        <w:t xml:space="preserve">For example, write</w:t>
+      </w:r>
+      <w:r>
+        <w:t xml:space="preserve"> </w:t>
+      </w:r>
+      <w:r>
+        <w:t xml:space="preserve">“the slope</w:t>
+      </w:r>
+      <w:r>
+        <w:t xml:space="preserve"> </w:t>
+      </w:r>
       <m:oMath>
         <m:sSub>
           <m:e>
@@ -3501,36 +2998,24 @@
           </m:sub>
         </m:sSub>
       </m:oMath>
-      <w:del w:id="129" w:author="PR Preview" w:date="2026-01-01T00:00:00Z">
-        <w:r>
-          <w:delText xml:space="preserve">”</w:delText>
-        </w:r>
-      </w:del>
-      <w:del w:id="130" w:author="PR Preview" w:date="2026-01-01T00:00:00Z">
-        <w:r>
-          <w:delText xml:space="preserve"> </w:delText>
-        </w:r>
-      </w:del>
-      <w:del w:id="131" w:author="PR Preview" w:date="2026-01-01T00:00:00Z">
-        <w:r>
-          <w:delText xml:space="preserve">and</w:delText>
-        </w:r>
-      </w:del>
-      <w:del w:id="132" w:author="PR Preview" w:date="2026-01-01T00:00:00Z">
-        <w:r>
-          <w:delText xml:space="preserve"> </w:delText>
-        </w:r>
-      </w:del>
-      <w:del w:id="133" w:author="PR Preview" w:date="2026-01-01T00:00:00Z">
-        <w:r>
-          <w:delText xml:space="preserve">“the residual sum of squares</w:delText>
-        </w:r>
-      </w:del>
-      <w:del w:id="134" w:author="PR Preview" w:date="2026-01-01T00:00:00Z">
-        <w:r>
-          <w:delText xml:space="preserve"> </w:delText>
-        </w:r>
-      </w:del>
+      <w:r>
+        <w:t xml:space="preserve">”</w:t>
+      </w:r>
+      <w:r>
+        <w:t xml:space="preserve"> </w:t>
+      </w:r>
+      <w:r>
+        <w:t xml:space="preserve">and</w:t>
+      </w:r>
+      <w:r>
+        <w:t xml:space="preserve"> </w:t>
+      </w:r>
+      <w:r>
+        <w:t xml:space="preserve">“the residual sum of squares</w:t>
+      </w:r>
+      <w:r>
+        <w:t xml:space="preserve"> </w:t>
+      </w:r>
       <m:oMath>
         <m:r>
           <m:rPr>
@@ -3540,86 +3025,54 @@
           <m:t>RSS</m:t>
         </m:r>
       </m:oMath>
-      <w:del w:id="135" w:author="PR Preview" w:date="2026-01-01T00:00:00Z">
-        <w:r>
-          <w:delText xml:space="preserve">”</w:delText>
-        </w:r>
-      </w:del>
-      <w:del w:id="136" w:author="PR Preview" w:date="2026-01-01T00:00:00Z">
-        <w:r>
-          <w:delText xml:space="preserve">,</w:delText>
-        </w:r>
-      </w:del>
-      <w:del w:id="137" w:author="PR Preview" w:date="2026-01-01T00:00:00Z">
-        <w:r>
-          <w:delText xml:space="preserve"> </w:delText>
-        </w:r>
-      </w:del>
-      <w:del w:id="138" w:author="PR Preview" w:date="2026-01-01T00:00:00Z">
-        <w:r>
-          <w:delText xml:space="preserve">not</w:delText>
-        </w:r>
-      </w:del>
-      <w:del w:id="139" w:author="PR Preview" w:date="2026-01-01T00:00:00Z">
-        <w:r>
-          <w:delText xml:space="preserve"> </w:delText>
-        </w:r>
-      </w:del>
-      <w:del w:id="140" w:author="PR Preview" w:date="2026-01-01T00:00:00Z">
-        <w:r>
-          <w:delText xml:space="preserve">“the slope”</w:delText>
-        </w:r>
-      </w:del>
-      <w:del w:id="141" w:author="PR Preview" w:date="2026-01-01T00:00:00Z">
-        <w:r>
-          <w:delText xml:space="preserve"> </w:delText>
-        </w:r>
-      </w:del>
-      <w:del w:id="142" w:author="PR Preview" w:date="2026-01-01T00:00:00Z">
-        <w:r>
-          <w:delText xml:space="preserve">and</w:delText>
-        </w:r>
-      </w:del>
-      <w:del w:id="143" w:author="PR Preview" w:date="2026-01-01T00:00:00Z">
-        <w:r>
-          <w:delText xml:space="preserve"> </w:delText>
-        </w:r>
-      </w:del>
-      <w:del w:id="144" w:author="PR Preview" w:date="2026-01-01T00:00:00Z">
-        <w:r>
-          <w:delText xml:space="preserve">“the residual sum of squares”</w:delText>
-        </w:r>
-      </w:del>
-      <w:del w:id="145" w:author="PR Preview" w:date="2026-01-01T00:00:00Z">
-        <w:r>
-          <w:delText xml:space="preserve"> </w:delText>
-        </w:r>
-      </w:del>
-      <w:del w:id="146" w:author="PR Preview" w:date="2026-01-01T00:00:00Z">
-        <w:r>
-          <w:delText xml:space="preserve">alone.</w:delText>
-        </w:r>
-      </w:del>
-      <w:del w:id="147" w:author="PR Preview" w:date="2026-01-01T00:00:00Z">
-        <w:r>
-          <w:delText xml:space="preserve"> </w:delText>
-        </w:r>
-      </w:del>
-      <w:del w:id="148" w:author="PR Preview" w:date="2026-01-01T00:00:00Z">
-        <w:r>
-          <w:delText xml:space="preserve">The words tell the reader what the quantity means,</w:delText>
-        </w:r>
-      </w:del>
-      <w:del w:id="149" w:author="PR Preview" w:date="2026-01-01T00:00:00Z">
-        <w:r>
-          <w:delText xml:space="preserve"> </w:delText>
-        </w:r>
-      </w:del>
-      <w:del w:id="150" w:author="PR Preview" w:date="2026-01-01T00:00:00Z">
-        <w:r>
-          <w:delText xml:space="preserve">and the symbol tells the reader which letters stand for it in the equations that follow.</w:delText>
-        </w:r>
-      </w:del>
+      <w:r>
+        <w:t xml:space="preserve">”</w:t>
+      </w:r>
+      <w:r>
+        <w:t xml:space="preserve">,</w:t>
+      </w:r>
+      <w:r>
+        <w:t xml:space="preserve"> </w:t>
+      </w:r>
+      <w:r>
+        <w:t xml:space="preserve">not</w:t>
+      </w:r>
+      <w:r>
+        <w:t xml:space="preserve"> </w:t>
+      </w:r>
+      <w:r>
+        <w:t xml:space="preserve">“the slope”</w:t>
+      </w:r>
+      <w:r>
+        <w:t xml:space="preserve"> </w:t>
+      </w:r>
+      <w:r>
+        <w:t xml:space="preserve">and</w:t>
+      </w:r>
+      <w:r>
+        <w:t xml:space="preserve"> </w:t>
+      </w:r>
+      <w:r>
+        <w:t xml:space="preserve">“the residual sum of squares”</w:t>
+      </w:r>
+      <w:r>
+        <w:t xml:space="preserve"> </w:t>
+      </w:r>
+      <w:r>
+        <w:t xml:space="preserve">alone.</w:t>
+      </w:r>
+      <w:r>
+        <w:t xml:space="preserve"> </w:t>
+      </w:r>
+      <w:r>
+        <w:t xml:space="preserve">The words tell the reader what the quantity means,</w:t>
+      </w:r>
+      <w:r>
+        <w:t xml:space="preserve"> </w:t>
+      </w:r>
+      <w:r>
+        <w:t xml:space="preserve">and the symbol tells the reader which letters stand for it in the equations that follow.</w:t>
+      </w:r>
     </w:p>
     <w:p>
       <w:pPr>
@@ -3628,334 +3081,956 @@
           <w:numId w:val="1001"/>
         </w:numPr>
       </w:pPr>
-      <w:ins w:id="151" w:author="PR Preview" w:date="2026-01-01T00:00:00Z">
+      <w:r>
+        <w:rPr>
+          <w:b/>
+          <w:bCs/>
+        </w:rPr>
+        <w:t xml:space="preserve">Give a definition a symbol only when the object recurs in formulas:</w:t>
+      </w:r>
+      <w:r>
+        <w:t xml:space="preserve"> </w:t>
+      </w:r>
+      <w:r>
+        <w:t xml:space="preserve">Introduce a new symbol or macro for a defined term</w:t>
+      </w:r>
+      <w:r>
+        <w:t xml:space="preserve"> </w:t>
+      </w:r>
+      <w:r>
+        <w:t xml:space="preserve">when the term appears in at least two formulas.</w:t>
+      </w:r>
+      <w:r>
+        <w:t xml:space="preserve"> </w:t>
+      </w:r>
+      <w:r>
+        <w:t xml:space="preserve">A term that appears only in words, such as</w:t>
+      </w:r>
+      <w:r>
+        <w:t xml:space="preserve"> </w:t>
+      </w:r>
+      <w:r>
+        <w:t xml:space="preserve">“pairwise disjoint”</w:t>
+      </w:r>
+      <w:r>
+        <w:t xml:space="preserve">,</w:t>
+      </w:r>
+      <w:r>
+        <w:t xml:space="preserve"> </w:t>
+      </w:r>
+      <w:r>
+        <w:t xml:space="preserve">needs no symbol.</w:t>
+      </w:r>
+      <w:r>
+        <w:t xml:space="preserve"> </w:t>
+      </w:r>
+      <w:r>
+        <w:t xml:space="preserve">A term that recurs in formulas, such as a level set, needs one,</w:t>
+      </w:r>
+      <w:r>
+        <w:t xml:space="preserve"> </w:t>
+      </w:r>
+      <w:r>
+        <w:t xml:space="preserve">so the reader sees the same object written the same way each time.</w:t>
+      </w:r>
+      <w:r>
+        <w:t xml:space="preserve"> </w:t>
+      </w:r>
+      <w:r>
+        <w:t xml:space="preserve">Define the symbol by the term’s most literal meaning,</w:t>
+      </w:r>
+      <w:r>
+        <w:t xml:space="preserve"> </w:t>
+      </w:r>
+      <w:r>
+        <w:t xml:space="preserve">such as the preimage of a single value for a level set.</w:t>
+      </w:r>
+      <w:r>
+        <w:t xml:space="preserve"> </w:t>
+      </w:r>
+      <w:r>
+        <w:t xml:space="preserve">No check can decide this rule,</w:t>
+      </w:r>
+      <w:r>
+        <w:t xml:space="preserve"> </w:t>
+      </w:r>
+      <w:r>
+        <w:t xml:space="preserve">because whether a term</w:t>
+      </w:r>
+      <w:r>
+        <w:t xml:space="preserve"> </w:t>
+      </w:r>
+      <w:r>
+        <w:t xml:space="preserve">“recurs”</w:t>
+      </w:r>
+      <w:r>
+        <w:t xml:space="preserve"> </w:t>
+      </w:r>
+      <w:r>
+        <w:t xml:space="preserve">depends on how the notes use it,</w:t>
+      </w:r>
+      <w:r>
+        <w:t xml:space="preserve"> </w:t>
+      </w:r>
+      <w:r>
+        <w:t xml:space="preserve">so a reviewer judges it.</w:t>
+      </w:r>
+    </w:p>
+    <w:p>
+      <w:pPr>
+        <w:numPr>
+          <w:ilvl w:val="0"/>
+          <w:numId w:val="1001"/>
+        </w:numPr>
+      </w:pPr>
+      <w:r>
+        <w:rPr>
+          <w:b/>
+          <w:bCs/>
+        </w:rPr>
+        <w:t xml:space="preserve">Define and link every technical term at its first use in each div:</w:t>
+      </w:r>
+      <w:r>
+        <w:t xml:space="preserve"> </w:t>
+      </w:r>
+      <w:r>
+        <w:t xml:space="preserve">Inside a definition, theorem, example or other div,</w:t>
+      </w:r>
+      <w:r>
+        <w:t xml:space="preserve"> </w:t>
+      </w:r>
+      <w:r>
+        <w:t xml:space="preserve">link a technical term to its formal definition the first time it appears in that div.</w:t>
+      </w:r>
+      <w:r>
+        <w:t xml:space="preserve"> </w:t>
+      </w:r>
+      <w:r>
+        <w:t xml:space="preserve">Outside divs, link it the first time it appears in each prose passage.</w:t>
+      </w:r>
+      <w:r>
+        <w:t xml:space="preserve"> </w:t>
+      </w:r>
+      <w:r>
+        <w:t xml:space="preserve">A link in an earlier div does not carry over,</w:t>
+      </w:r>
+      <w:r>
+        <w:t xml:space="preserve"> </w:t>
+      </w:r>
+      <w:r>
+        <w:t xml:space="preserve">because readers jump into the middle of a page.</w:t>
+      </w:r>
+      <w:r>
+        <w:t xml:space="preserve"> </w:t>
+      </w:r>
+      <w:r>
+        <w:t xml:space="preserve">Link once per div or passage, not at every mention.</w:t>
+      </w:r>
+      <w:r>
+        <w:t xml:space="preserve"> </w:t>
+      </w:r>
+      <w:r>
+        <w:t xml:space="preserve">If the term has no formal definition yet,</w:t>
+      </w:r>
+      <w:r>
+        <w:t xml:space="preserve"> </w:t>
+      </w:r>
+      <w:r>
+        <w:t xml:space="preserve">write the definition in its own definition div,</w:t>
+      </w:r>
+      <w:r>
+        <w:t xml:space="preserve"> </w:t>
+      </w:r>
+      <w:r>
+        <w:t xml:space="preserve">then link to it.</w:t>
+      </w:r>
+      <w:r>
+        <w:t xml:space="preserve"> </w:t>
+      </w:r>
+      <w:r>
+        <w:t xml:space="preserve">Never define a term inline inside another div,</w:t>
+      </w:r>
+      <w:r>
+        <w:t xml:space="preserve"> </w:t>
+      </w:r>
+      <w:r>
+        <w:t xml:space="preserve">because an inline definition cannot be linked to from anywhere else.</w:t>
+      </w:r>
+      <w:r>
+        <w:t xml:space="preserve"> </w:t>
+      </w:r>
+      <w:r>
+        <w:t xml:space="preserve">In a series of related documents, such as course notes,</w:t>
+      </w:r>
+      <w:r>
+        <w:t xml:space="preserve"> </w:t>
+      </w:r>
+      <w:r>
+        <w:t xml:space="preserve">first look for a definition in an earlier document</w:t>
+      </w:r>
+      <w:r>
+        <w:t xml:space="preserve"> </w:t>
+      </w:r>
+      <w:r>
+        <w:t xml:space="preserve">and link to it if one exists.</w:t>
+      </w:r>
+      <w:r>
+        <w:t xml:space="preserve"> </w:t>
+      </w:r>
+      <w:r>
+        <w:t xml:space="preserve">Otherwise write the definition in the earliest document that needs the term.</w:t>
+      </w:r>
+      <w:r>
+        <w:t xml:space="preserve"> </w:t>
+      </w:r>
+      <w:r>
+        <w:t xml:space="preserve">A passage is the prose outside divs between one heading and the next,</w:t>
+      </w:r>
+      <w:r>
+        <w:t xml:space="preserve"> </w:t>
+      </w:r>
+      <w:r>
+        <w:t xml:space="preserve">and each div counts separately from the passage around it</w:t>
+      </w:r>
+      <w:r>
+        <w:t xml:space="preserve"> </w:t>
+      </w:r>
+      <w:r>
+        <w:t xml:space="preserve">and from every other div.</w:t>
+      </w:r>
+      <w:r>
+        <w:t xml:space="preserve"> </w:t>
+      </w:r>
+      <w:r>
+        <w:t xml:space="preserve">For example, if a div defines noise as the outcome minus the</w:t>
+      </w:r>
+      <w:r>
+        <w:t xml:space="preserve"> </w:t>
+      </w:r>
+      <w:r>
+        <w:t xml:space="preserve">“true function”</w:t>
+      </w:r>
+      <w:r>
+        <w:t xml:space="preserve">,</w:t>
+      </w:r>
+      <w:r>
+        <w:t xml:space="preserve"> </w:t>
+      </w:r>
+      <w:r>
+        <w:t xml:space="preserve">link the term as</w:t>
+      </w:r>
+      <w:r>
+        <w:t xml:space="preserve"> </w:t>
+      </w:r>
+      <w:r>
+        <w:rPr>
+          <w:rStyle w:val="VerbatimChar"/>
+        </w:rPr>
+        <w:t xml:space="preserve">[true function](#def-true-function)</w:t>
+      </w:r>
+      <w:r>
+        <w:t xml:space="preserve">,</w:t>
+      </w:r>
+      <w:r>
+        <w:t xml:space="preserve"> </w:t>
+      </w:r>
+      <w:r>
+        <w:t xml:space="preserve">and first add a definition div with that ID if the document lacks one.</w:t>
+      </w:r>
+      <w:r>
+        <w:t xml:space="preserve"> </w:t>
+      </w:r>
+      <w:r>
+        <w:t xml:space="preserve">A counterexample: the definition of noise links</w:t>
+      </w:r>
+      <w:r>
+        <w:t xml:space="preserve"> </w:t>
+      </w:r>
+      <w:r>
+        <w:t xml:space="preserve">“mean”</w:t>
+      </w:r>
+      <w:r>
+        <w:t xml:space="preserve">.</w:t>
+      </w:r>
+      <w:r>
+        <w:t xml:space="preserve"> </w:t>
+      </w:r>
+      <w:r>
+        <w:t xml:space="preserve">The example block after it also uses</w:t>
+      </w:r>
+      <w:r>
+        <w:t xml:space="preserve"> </w:t>
+      </w:r>
+      <w:r>
+        <w:t xml:space="preserve">“mean”</w:t>
+      </w:r>
+      <w:r>
+        <w:t xml:space="preserve">,</w:t>
+      </w:r>
+      <w:r>
+        <w:t xml:space="preserve"> </w:t>
+      </w:r>
+      <w:r>
+        <w:t xml:space="preserve">but without a link, wrongly assuming the earlier link carries over.</w:t>
+      </w:r>
+      <w:r>
+        <w:t xml:space="preserve"> </w:t>
+      </w:r>
+      <w:r>
+        <w:t xml:space="preserve">The example block should link</w:t>
+      </w:r>
+      <w:r>
+        <w:t xml:space="preserve"> </w:t>
+      </w:r>
+      <w:r>
+        <w:t xml:space="preserve">“mean”</w:t>
+      </w:r>
+      <w:r>
+        <w:t xml:space="preserve"> </w:t>
+      </w:r>
+      <w:r>
+        <w:t xml:space="preserve">at its own first use.</w:t>
+      </w:r>
+    </w:p>
+    <w:p>
+      <w:pPr>
+        <w:numPr>
+          <w:ilvl w:val="0"/>
+          <w:numId w:val="1001"/>
+        </w:numPr>
+      </w:pPr>
+      <w:r>
+        <w:rPr>
+          <w:b/>
+          <w:bCs/>
+        </w:rPr>
+        <w:t xml:space="preserve">Link the longest defined phrase:</w:t>
+      </w:r>
+      <w:r>
+        <w:t xml:space="preserve"> </w:t>
+      </w:r>
+      <w:r>
+        <w:t xml:space="preserve">When a longer phrase has its own definition,</w:t>
+      </w:r>
+      <w:r>
+        <w:t xml:space="preserve"> </w:t>
+      </w:r>
+      <w:r>
+        <w:t xml:space="preserve">link the whole phrase to that definition,</w:t>
+      </w:r>
+      <w:r>
+        <w:t xml:space="preserve"> </w:t>
+      </w:r>
+      <w:r>
+        <w:t xml:space="preserve">not a shorter term inside it.</w:t>
+      </w:r>
+      <w:r>
+        <w:t xml:space="preserve"> </w:t>
+      </w:r>
+      <w:r>
+        <w:t xml:space="preserve">For example, link</w:t>
+      </w:r>
+      <w:r>
+        <w:t xml:space="preserve"> </w:t>
+      </w:r>
+      <w:r>
+        <w:rPr>
+          <w:rStyle w:val="VerbatimChar"/>
+        </w:rPr>
+        <w:t xml:space="preserve">[logistic regression](#def-logistic-regression)</w:t>
+      </w:r>
+      <w:r>
+        <w:t xml:space="preserve">,</w:t>
+      </w:r>
+      <w:r>
+        <w:t xml:space="preserve"> </w:t>
+      </w:r>
+      <w:r>
+        <w:t xml:space="preserve">not</w:t>
+      </w:r>
+      <w:r>
+        <w:t xml:space="preserve"> </w:t>
+      </w:r>
+      <w:r>
+        <w:t xml:space="preserve">“logistic</w:t>
+      </w:r>
+      <w:r>
+        <w:t xml:space="preserve"> </w:t>
+      </w:r>
+      <w:r>
+        <w:rPr>
+          <w:rStyle w:val="VerbatimChar"/>
+        </w:rPr>
+        <w:t xml:space="preserve">[regression](#def-regression)</w:t>
+      </w:r>
+      <w:r>
+        <w:t xml:space="preserve">”</w:t>
+      </w:r>
+      <w:r>
+        <w:t xml:space="preserve">.</w:t>
+      </w:r>
+      <w:r>
+        <w:t xml:space="preserve"> </w:t>
+      </w:r>
+      <w:r>
+        <w:t xml:space="preserve">The shorter term names a different concept,</w:t>
+      </w:r>
+      <w:r>
+        <w:t xml:space="preserve"> </w:t>
+      </w:r>
+      <w:r>
+        <w:t xml:space="preserve">so linking it sends the reader to the wrong definition.</w:t>
+      </w:r>
+      <w:r>
+        <w:t xml:space="preserve"> </w:t>
+      </w:r>
+      <w:r>
+        <w:t xml:space="preserve">Link the shorter term only where it stands alone.</w:t>
+      </w:r>
+      <w:r>
+        <w:t xml:space="preserve"> </w:t>
+      </w:r>
+      <w:r>
+        <w:t xml:space="preserve">The</w:t>
+      </w:r>
+      <w:r>
+        <w:t xml:space="preserve"> </w:t>
+      </w:r>
+      <w:r>
+        <w:rPr>
+          <w:rStyle w:val="VerbatimChar"/>
+        </w:rPr>
+        <w:t xml:space="preserve">check-term-links</w:t>
+      </w:r>
+      <w:r>
+        <w:t xml:space="preserve"> </w:t>
+      </w:r>
+      <w:r>
+        <w:t xml:space="preserve">check in</w:t>
+      </w:r>
+      <w:r>
+        <w:t xml:space="preserve"> </w:t>
+      </w:r>
+      <w:hyperlink r:id="rId18">
+        <w:r>
+          <w:rPr>
+            <w:rStyle w:val="Hyperlink"/>
+          </w:rPr>
+          <w:t xml:space="preserve">gha</w:t>
+        </w:r>
+      </w:hyperlink>
+      <w:r>
+        <w:t xml:space="preserve"> </w:t>
+      </w:r>
+      <w:r>
+        <w:t xml:space="preserve">flags a partial link.</w:t>
+      </w:r>
+    </w:p>
+    <w:p>
+      <w:pPr>
+        <w:numPr>
+          <w:ilvl w:val="0"/>
+          <w:numId w:val="1001"/>
+        </w:numPr>
+      </w:pPr>
+      <w:del w:id="3" w:author="PR Preview" w:date="2026-01-01T00:00:00Z">
         <w:r>
           <w:rPr>
             <w:b/>
             <w:bCs/>
           </w:rPr>
-          <w:t xml:space="preserve">Give every key</w:t>
-        </w:r>
-      </w:ins>
-      <w:ins w:id="152" w:author="PR Preview" w:date="2026-01-01T00:00:00Z">
+          <w:delText xml:space="preserve">Link the</w:delText>
+        </w:r>
+      </w:del>
+      <w:del w:id="4" w:author="PR Preview" w:date="2026-01-01T00:00:00Z">
         <w:r>
           <w:rPr>
             <w:b/>
             <w:bCs/>
           </w:rPr>
-          <w:t xml:space="preserve"> </w:t>
-        </w:r>
-      </w:ins>
+          <w:delText xml:space="preserve"> </w:delText>
+        </w:r>
+      </w:del>
       <w:hyperlink w:anchor="def-term">
-        <w:ins w:id="153" w:author="PR Preview" w:date="2026-01-01T00:00:00Z">
+        <w:del w:id="5" w:author="PR Preview" w:date="2026-01-01T00:00:00Z">
           <w:r>
             <w:rPr>
               <w:rStyle w:val="Hyperlink"/>
               <w:b/>
               <w:bCs/>
             </w:rPr>
-            <w:t xml:space="preserve">term</w:t>
+            <w:delText xml:space="preserve">term</w:delText>
           </w:r>
-        </w:ins>
+        </w:del>
       </w:hyperlink>
-      <w:ins w:id="154" w:author="PR Preview" w:date="2026-01-01T00:00:00Z">
+      <w:del w:id="6" w:author="PR Preview" w:date="2026-01-01T00:00:00Z">
         <w:r>
           <w:rPr>
             <w:b/>
             <w:bCs/>
           </w:rPr>
-          <w:t xml:space="preserve"> </w:t>
-        </w:r>
-      </w:ins>
-      <w:ins w:id="155" w:author="PR Preview" w:date="2026-01-01T00:00:00Z">
+          <w:delText xml:space="preserve"> </w:delText>
+        </w:r>
+      </w:del>
+      <w:del w:id="7" w:author="PR Preview" w:date="2026-01-01T00:00:00Z">
         <w:r>
           <w:rPr>
             <w:b/>
             <w:bCs/>
           </w:rPr>
-          <w:t xml:space="preserve">a formal definition in a</w:t>
-        </w:r>
-      </w:ins>
-      <w:ins w:id="156" w:author="PR Preview" w:date="2026-01-01T00:00:00Z">
+          <w:delText xml:space="preserve">where the sentence uses it, not in a parenthetical list:</w:delText>
+        </w:r>
+      </w:del>
+      <w:del w:id="8" w:author="PR Preview" w:date="2026-01-01T00:00:00Z">
+        <w:r>
+          <w:delText xml:space="preserve"> </w:delText>
+        </w:r>
+      </w:del>
+      <w:del w:id="9" w:author="PR Preview" w:date="2026-01-01T00:00:00Z">
+        <w:r>
+          <w:delText xml:space="preserve">Write the name as a link inside the sentence that needs it.</w:delText>
+        </w:r>
+      </w:del>
+      <w:del w:id="10" w:author="PR Preview" w:date="2026-01-01T00:00:00Z">
+        <w:r>
+          <w:delText xml:space="preserve"> </w:delText>
+        </w:r>
+      </w:del>
+      <w:del w:id="11" w:author="PR Preview" w:date="2026-01-01T00:00:00Z">
+        <w:r>
+          <w:delText xml:space="preserve">Do not name the concepts in the sentence and then list their definitions in a parenthetical after it.</w:delText>
+        </w:r>
+      </w:del>
+      <w:del w:id="12" w:author="PR Preview" w:date="2026-01-01T00:00:00Z">
+        <w:r>
+          <w:delText xml:space="preserve"> </w:delText>
+        </w:r>
+      </w:del>
+      <w:del w:id="13" w:author="PR Preview" w:date="2026-01-01T00:00:00Z">
+        <w:r>
+          <w:delText xml:space="preserve">For example, write</w:delText>
+        </w:r>
+      </w:del>
+      <w:del w:id="14" w:author="PR Preview" w:date="2026-01-01T00:00:00Z">
+        <w:r>
+          <w:delText xml:space="preserve"> </w:delText>
+        </w:r>
+      </w:del>
+      <w:del w:id="15" w:author="PR Preview" w:date="2026-01-01T00:00:00Z">
+        <w:r>
+          <w:rPr>
+            <w:rStyle w:val="VerbatimChar"/>
+          </w:rPr>
+          <w:delText xml:space="preserve">the expected squared prediction error is the sum of the squared [bias](#def-bias), the [variance](#def-variance), and the [residual variance](#def-residual-variance)</w:delText>
+        </w:r>
+      </w:del>
+      <w:del w:id="16" w:author="PR Preview" w:date="2026-01-01T00:00:00Z">
+        <w:r>
+          <w:delText xml:space="preserve">,</w:delText>
+        </w:r>
+      </w:del>
+      <w:del w:id="17" w:author="PR Preview" w:date="2026-01-01T00:00:00Z">
+        <w:r>
+          <w:delText xml:space="preserve"> </w:delText>
+        </w:r>
+      </w:del>
+      <w:del w:id="18" w:author="PR Preview" w:date="2026-01-01T00:00:00Z">
+        <w:r>
+          <w:delText xml:space="preserve">not</w:delText>
+        </w:r>
+      </w:del>
+      <w:del w:id="19" w:author="PR Preview" w:date="2026-01-01T00:00:00Z">
+        <w:r>
+          <w:delText xml:space="preserve"> </w:delText>
+        </w:r>
+      </w:del>
+      <w:del w:id="20" w:author="PR Preview" w:date="2026-01-01T00:00:00Z">
+        <w:r>
+          <w:rPr>
+            <w:rStyle w:val="VerbatimChar"/>
+          </w:rPr>
+          <w:delText xml:space="preserve">the expected squared prediction error is the sum of the squared bias, the variance, and the residual variance (definitions: [bias](#def-bias), [variance](#def-variance), [residual variance](#def-residual-variance))</w:delText>
+        </w:r>
+      </w:del>
+      <w:del w:id="21" w:author="PR Preview" w:date="2026-01-01T00:00:00Z">
+        <w:r>
+          <w:delText xml:space="preserve">.</w:delText>
+        </w:r>
+      </w:del>
+      <w:del w:id="22" w:author="PR Preview" w:date="2026-01-01T00:00:00Z">
+        <w:r>
+          <w:delText xml:space="preserve"> </w:delText>
+        </w:r>
+      </w:del>
+      <w:del w:id="23" w:author="PR Preview" w:date="2026-01-01T00:00:00Z">
+        <w:r>
+          <w:delText xml:space="preserve">The parenthetical makes the reader read each term twice,</w:delText>
+        </w:r>
+      </w:del>
+      <w:del w:id="24" w:author="PR Preview" w:date="2026-01-01T00:00:00Z">
+        <w:r>
+          <w:delText xml:space="preserve"> </w:delText>
+        </w:r>
+      </w:del>
+      <w:del w:id="25" w:author="PR Preview" w:date="2026-01-01T00:00:00Z">
+        <w:r>
+          <w:delText xml:space="preserve">and it separates the link from the place where the term does its work.</w:delText>
+        </w:r>
+      </w:del>
+      <w:del w:id="26" w:author="PR Preview" w:date="2026-01-01T00:00:00Z">
+        <w:r>
+          <w:delText xml:space="preserve"> </w:delText>
+        </w:r>
+      </w:del>
+      <w:del w:id="27" w:author="PR Preview" w:date="2026-01-01T00:00:00Z">
+        <w:r>
+          <w:delText xml:space="preserve">If a term sits inside math, where a link cannot go,</w:delText>
+        </w:r>
+      </w:del>
+      <w:del w:id="28" w:author="PR Preview" w:date="2026-01-01T00:00:00Z">
+        <w:r>
+          <w:delText xml:space="preserve"> </w:delText>
+        </w:r>
+      </w:del>
+      <w:del w:id="29" w:author="PR Preview" w:date="2026-01-01T00:00:00Z">
+        <w:r>
+          <w:delText xml:space="preserve">name the term in words in the sentence and link those words.</w:delText>
+        </w:r>
+      </w:del>
+      <w:del w:id="30" w:author="PR Preview" w:date="2026-01-01T00:00:00Z">
+        <w:r>
+          <w:delText xml:space="preserve"> </w:delText>
+        </w:r>
+      </w:del>
+      <w:del w:id="31" w:author="PR Preview" w:date="2026-01-01T00:00:00Z">
+        <w:r>
+          <w:delText xml:space="preserve">The</w:delText>
+        </w:r>
+      </w:del>
+      <w:del w:id="32" w:author="PR Preview" w:date="2026-01-01T00:00:00Z">
+        <w:r>
+          <w:delText xml:space="preserve"> </w:delText>
+        </w:r>
+      </w:del>
+      <w:del w:id="33" w:author="PR Preview" w:date="2026-01-01T00:00:00Z">
+        <w:r>
+          <w:rPr>
+            <w:rStyle w:val="VerbatimChar"/>
+          </w:rPr>
+          <w:delText xml:space="preserve">check-quarto-prose</w:delText>
+        </w:r>
+      </w:del>
+      <w:del w:id="34" w:author="PR Preview" w:date="2026-01-01T00:00:00Z">
+        <w:r>
+          <w:delText xml:space="preserve"> </w:delText>
+        </w:r>
+      </w:del>
+      <w:del w:id="35" w:author="PR Preview" w:date="2026-01-01T00:00:00Z">
+        <w:r>
+          <w:delText xml:space="preserve">check in</w:delText>
+        </w:r>
+      </w:del>
+      <w:del w:id="36" w:author="PR Preview" w:date="2026-01-01T00:00:00Z">
+        <w:r>
+          <w:delText xml:space="preserve"> </w:delText>
+        </w:r>
+      </w:del>
+      <w:hyperlink r:id="rId19">
+        <w:del w:id="37" w:author="PR Preview" w:date="2026-01-01T00:00:00Z">
+          <w:r>
+            <w:rPr>
+              <w:rStyle w:val="Hyperlink"/>
+            </w:rPr>
+            <w:delText xml:space="preserve">gha</w:delText>
+          </w:r>
+        </w:del>
+      </w:hyperlink>
+      <w:del w:id="38" w:author="PR Preview" w:date="2026-01-01T00:00:00Z">
+        <w:r>
+          <w:delText xml:space="preserve"> </w:delText>
+        </w:r>
+      </w:del>
+      <w:del w:id="39" w:author="PR Preview" w:date="2026-01-01T00:00:00Z">
+        <w:r>
+          <w:delText xml:space="preserve">flags a parenthetical that opens with</w:delText>
+        </w:r>
+      </w:del>
+      <w:del w:id="40" w:author="PR Preview" w:date="2026-01-01T00:00:00Z">
+        <w:r>
+          <w:delText xml:space="preserve"> </w:delText>
+        </w:r>
+      </w:del>
+      <w:del w:id="41" w:author="PR Preview" w:date="2026-01-01T00:00:00Z">
+        <w:r>
+          <w:rPr>
+            <w:rStyle w:val="VerbatimChar"/>
+          </w:rPr>
+          <w:delText xml:space="preserve">(definition:</w:delText>
+        </w:r>
+      </w:del>
+      <w:del w:id="42" w:author="PR Preview" w:date="2026-01-01T00:00:00Z">
+        <w:r>
+          <w:delText xml:space="preserve"> </w:delText>
+        </w:r>
+      </w:del>
+      <w:del w:id="43" w:author="PR Preview" w:date="2026-01-01T00:00:00Z">
+        <w:r>
+          <w:delText xml:space="preserve">or</w:delText>
+        </w:r>
+      </w:del>
+      <w:del w:id="44" w:author="PR Preview" w:date="2026-01-01T00:00:00Z">
+        <w:r>
+          <w:delText xml:space="preserve"> </w:delText>
+        </w:r>
+      </w:del>
+      <w:del w:id="45" w:author="PR Preview" w:date="2026-01-01T00:00:00Z">
+        <w:r>
+          <w:rPr>
+            <w:rStyle w:val="VerbatimChar"/>
+          </w:rPr>
+          <w:delText xml:space="preserve">(definitions:</w:delText>
+        </w:r>
+      </w:del>
+      <w:del w:id="46" w:author="PR Preview" w:date="2026-01-01T00:00:00Z">
+        <w:r>
+          <w:delText xml:space="preserve">.</w:delText>
+        </w:r>
+      </w:del>
+    </w:p>
+    <w:p>
+      <w:pPr>
+        <w:numPr>
+          <w:ilvl w:val="0"/>
+          <w:numId w:val="1001"/>
+        </w:numPr>
+      </w:pPr>
+      <w:ins w:id="47" w:author="PR Preview" w:date="2026-01-01T00:00:00Z">
         <w:r>
           <w:rPr>
             <w:b/>
             <w:bCs/>
           </w:rPr>
+          <w:t xml:space="preserve">Link the term where the sentence uses it, not in a parenthetical list:</w:t>
+        </w:r>
+      </w:ins>
+      <w:ins w:id="48" w:author="PR Preview" w:date="2026-01-01T00:00:00Z">
+        <w:r>
           <w:t xml:space="preserve"> </w:t>
         </w:r>
       </w:ins>
-      <w:ins w:id="157" w:author="PR Preview" w:date="2026-01-01T00:00:00Z">
-        <w:r>
-          <w:rPr>
-            <w:rStyle w:val="VerbatimChar"/>
-            <w:b/>
-            <w:bCs/>
-          </w:rPr>
-          <w:t xml:space="preserve">#def-</w:t>
+      <w:ins w:id="49" w:author="PR Preview" w:date="2026-01-01T00:00:00Z">
+        <w:r>
+          <w:t xml:space="preserve"> </w:t>
         </w:r>
       </w:ins>
-      <w:ins w:id="158" w:author="PR Preview" w:date="2026-01-01T00:00:00Z">
-        <w:r>
-          <w:rPr>
-            <w:b/>
-            <w:bCs/>
-          </w:rPr>
+      <w:ins w:id="50" w:author="PR Preview" w:date="2026-01-01T00:00:00Z">
+        <w:r>
+          <w:t xml:space="preserve">Write the name as a link inside the sentence that needs it.</w:t>
+        </w:r>
+      </w:ins>
+      <w:ins w:id="51" w:author="PR Preview" w:date="2026-01-01T00:00:00Z">
+        <w:r>
           <w:t xml:space="preserve"> </w:t>
         </w:r>
       </w:ins>
-      <w:ins w:id="159" w:author="PR Preview" w:date="2026-01-01T00:00:00Z">
-        <w:r>
-          <w:rPr>
-            <w:b/>
-            <w:bCs/>
-          </w:rPr>
-          <w:t xml:space="preserve">div:</w:t>
+      <w:ins w:id="52" w:author="PR Preview" w:date="2026-01-01T00:00:00Z">
+        <w:r>
+          <w:t xml:space="preserve">Do not name the concepts in the sentence and then list their definitions in a parenthetical after it.</w:t>
         </w:r>
       </w:ins>
-      <w:ins w:id="160" w:author="PR Preview" w:date="2026-01-01T00:00:00Z">
+      <w:ins w:id="53" w:author="PR Preview" w:date="2026-01-01T00:00:00Z">
         <w:r>
           <w:t xml:space="preserve"> </w:t>
         </w:r>
       </w:ins>
-      <w:ins w:id="161" w:author="PR Preview" w:date="2026-01-01T00:00:00Z">
-        <w:r>
-          <w:t xml:space="preserve">A term that the document relies on needs its own definition div,</w:t>
+      <w:ins w:id="54" w:author="PR Preview" w:date="2026-01-01T00:00:00Z">
+        <w:r>
+          <w:t xml:space="preserve">For example, write</w:t>
         </w:r>
       </w:ins>
-      <w:ins w:id="162" w:author="PR Preview" w:date="2026-01-01T00:00:00Z">
+      <w:ins w:id="55" w:author="PR Preview" w:date="2026-01-01T00:00:00Z">
         <w:r>
           <w:t xml:space="preserve"> </w:t>
         </w:r>
       </w:ins>
-      <w:ins w:id="163" w:author="PR Preview" w:date="2026-01-01T00:00:00Z">
-        <w:r>
-          <w:t xml:space="preserve">even if an exercise, a solution, an example or a sentence of prose</w:t>
-        </w:r>
-      </w:ins>
-      <w:ins w:id="164" w:author="PR Preview" w:date="2026-01-01T00:00:00Z">
-        <w:r>
-          <w:t xml:space="preserve"> </w:t>
-        </w:r>
-      </w:ins>
-      <w:ins w:id="165" w:author="PR Preview" w:date="2026-01-01T00:00:00Z">
-        <w:r>
-          <w:t xml:space="preserve">has already explained it.</w:t>
-        </w:r>
-      </w:ins>
-      <w:ins w:id="166" w:author="PR Preview" w:date="2026-01-01T00:00:00Z">
-        <w:r>
-          <w:t xml:space="preserve"> </w:t>
-        </w:r>
-      </w:ins>
-      <w:ins w:id="167" w:author="PR Preview" w:date="2026-01-01T00:00:00Z">
-        <w:r>
-          <w:t xml:space="preserve">An explanation inside an exercise or solution cannot be linked to as a definition,</w:t>
-        </w:r>
-      </w:ins>
-      <w:ins w:id="168" w:author="PR Preview" w:date="2026-01-01T00:00:00Z">
-        <w:r>
-          <w:t xml:space="preserve"> </w:t>
-        </w:r>
-      </w:ins>
-      <w:ins w:id="169" w:author="PR Preview" w:date="2026-01-01T00:00:00Z">
-        <w:r>
-          <w:t xml:space="preserve">and a student who skips the exercise never sees it.</w:t>
-        </w:r>
-      </w:ins>
-      <w:ins w:id="170" w:author="PR Preview" w:date="2026-01-01T00:00:00Z">
-        <w:r>
-          <w:t xml:space="preserve"> </w:t>
-        </w:r>
-      </w:ins>
-      <w:ins w:id="171" w:author="PR Preview" w:date="2026-01-01T00:00:00Z">
-        <w:r>
-          <w:t xml:space="preserve">Find the gaps by listing the terms the document uses,</w:t>
-        </w:r>
-      </w:ins>
-      <w:ins w:id="172" w:author="PR Preview" w:date="2026-01-01T00:00:00Z">
-        <w:r>
-          <w:t xml:space="preserve"> </w:t>
-        </w:r>
-      </w:ins>
-      <w:ins w:id="173" w:author="PR Preview" w:date="2026-01-01T00:00:00Z">
-        <w:r>
-          <w:t xml:space="preserve">such as the bolded phrases and the terms in section titles,</w:t>
-        </w:r>
-      </w:ins>
-      <w:ins w:id="174" w:author="PR Preview" w:date="2026-01-01T00:00:00Z">
-        <w:r>
-          <w:t xml:space="preserve"> </w:t>
-        </w:r>
-      </w:ins>
-      <w:ins w:id="175" w:author="PR Preview" w:date="2026-01-01T00:00:00Z">
-        <w:r>
-          <w:t xml:space="preserve">and checking that each one has a</w:t>
-        </w:r>
-      </w:ins>
-      <w:ins w:id="176" w:author="PR Preview" w:date="2026-01-01T00:00:00Z">
-        <w:r>
-          <w:t xml:space="preserve"> </w:t>
-        </w:r>
-      </w:ins>
-      <w:ins w:id="177" w:author="PR Preview" w:date="2026-01-01T00:00:00Z">
+      <w:ins w:id="56" w:author="PR Preview" w:date="2026-01-01T00:00:00Z">
         <w:r>
           <w:rPr>
             <w:rStyle w:val="VerbatimChar"/>
           </w:rPr>
-          <w:t xml:space="preserve">#def-</w:t>
+          <w:t xml:space="preserve">the expected squared prediction error is the sum of the squared [bias](#def-bias), the [variance](#def-variance), and the [residual variance](#def-residual-variance)</w:t>
         </w:r>
       </w:ins>
-      <w:ins w:id="178" w:author="PR Preview" w:date="2026-01-01T00:00:00Z">
+      <w:ins w:id="57" w:author="PR Preview" w:date="2026-01-01T00:00:00Z">
+        <w:r>
+          <w:t xml:space="preserve">,</w:t>
+        </w:r>
+      </w:ins>
+      <w:ins w:id="58" w:author="PR Preview" w:date="2026-01-01T00:00:00Z">
         <w:r>
           <w:t xml:space="preserve"> </w:t>
         </w:r>
       </w:ins>
-      <w:ins w:id="179" w:author="PR Preview" w:date="2026-01-01T00:00:00Z">
-        <w:r>
-          <w:t xml:space="preserve">div,</w:t>
+      <w:ins w:id="59" w:author="PR Preview" w:date="2026-01-01T00:00:00Z">
+        <w:r>
+          <w:t xml:space="preserve">not</w:t>
         </w:r>
       </w:ins>
-      <w:ins w:id="180" w:author="PR Preview" w:date="2026-01-01T00:00:00Z">
+      <w:ins w:id="60" w:author="PR Preview" w:date="2026-01-01T00:00:00Z">
         <w:r>
           <w:t xml:space="preserve"> </w:t>
         </w:r>
       </w:ins>
-      <w:ins w:id="181" w:author="PR Preview" w:date="2026-01-01T00:00:00Z">
-        <w:r>
-          <w:t xml:space="preserve">or a link to the page that has one.</w:t>
-        </w:r>
-      </w:ins>
-      <w:ins w:id="182" w:author="PR Preview" w:date="2026-01-01T00:00:00Z">
-        <w:r>
-          <w:t xml:space="preserve"> </w:t>
-        </w:r>
-      </w:ins>
-      <w:ins w:id="183" w:author="PR Preview" w:date="2026-01-01T00:00:00Z">
-        <w:r>
-          <w:t xml:space="preserve">This extends</w:t>
-        </w:r>
-      </w:ins>
-      <w:ins w:id="184" w:author="PR Preview" w:date="2026-01-01T00:00:00Z">
-        <w:r>
-          <w:t xml:space="preserve"> </w:t>
-        </w:r>
-      </w:ins>
-      <w:ins w:id="185" w:author="PR Preview" w:date="2026-01-01T00:00:00Z">
-        <w:r>
-          <w:rPr>
-            <w:i/>
-            <w:iCs/>
-          </w:rPr>
-          <w:t xml:space="preserve">Give each term its own definition block</w:t>
-        </w:r>
-      </w:ins>
-      <w:ins w:id="186" w:author="PR Preview" w:date="2026-01-01T00:00:00Z">
-        <w:r>
-          <w:t xml:space="preserve"> </w:t>
-        </w:r>
-      </w:ins>
-      <w:ins w:id="187" w:author="PR Preview" w:date="2026-01-01T00:00:00Z">
-        <w:r>
-          <w:t xml:space="preserve">below</w:t>
-        </w:r>
-      </w:ins>
-      <w:ins w:id="188" w:author="PR Preview" w:date="2026-01-01T00:00:00Z">
-        <w:r>
-          <w:t xml:space="preserve"> </w:t>
-        </w:r>
-      </w:ins>
-      <w:ins w:id="189" w:author="PR Preview" w:date="2026-01-01T00:00:00Z">
-        <w:r>
-          <w:t xml:space="preserve">from terms defined in passing to terms explained only in exercises.</w:t>
-        </w:r>
-      </w:ins>
-      <w:ins w:id="190" w:author="PR Preview" w:date="2026-01-01T00:00:00Z">
-        <w:r>
-          <w:t xml:space="preserve"> </w:t>
-        </w:r>
-      </w:ins>
-      <w:ins w:id="191" w:author="PR Preview" w:date="2026-01-01T00:00:00Z">
-        <w:r>
-          <w:t xml:space="preserve">For example, if</w:t>
-        </w:r>
-      </w:ins>
-      <w:ins w:id="192" w:author="PR Preview" w:date="2026-01-01T00:00:00Z">
-        <w:r>
-          <w:t xml:space="preserve"> </w:t>
-        </w:r>
-      </w:ins>
-      <w:ins w:id="193" w:author="PR Preview" w:date="2026-01-01T00:00:00Z">
-        <w:r>
-          <w:t xml:space="preserve">“loss function”</w:t>
-        </w:r>
-      </w:ins>
-      <w:ins w:id="194" w:author="PR Preview" w:date="2026-01-01T00:00:00Z">
-        <w:r>
-          <w:t xml:space="preserve"> </w:t>
-        </w:r>
-      </w:ins>
-      <w:ins w:id="195" w:author="PR Preview" w:date="2026-01-01T00:00:00Z">
-        <w:r>
-          <w:t xml:space="preserve">first appears in an exercise</w:t>
-        </w:r>
-      </w:ins>
-      <w:ins w:id="196" w:author="PR Preview" w:date="2026-01-01T00:00:00Z">
-        <w:r>
-          <w:t xml:space="preserve"> </w:t>
-        </w:r>
-      </w:ins>
-      <w:ins w:id="197" w:author="PR Preview" w:date="2026-01-01T00:00:00Z">
-        <w:r>
-          <w:t xml:space="preserve"> </w:t>
-        </w:r>
-      </w:ins>
-      <w:ins w:id="198" w:author="PR Preview" w:date="2026-01-01T00:00:00Z">
-        <w:r>
-          <w:t xml:space="preserve">that asks students to compute one,</w:t>
-        </w:r>
-      </w:ins>
-      <w:ins w:id="199" w:author="PR Preview" w:date="2026-01-01T00:00:00Z">
-        <w:r>
-          <w:t xml:space="preserve"> </w:t>
-        </w:r>
-      </w:ins>
-      <w:ins w:id="200" w:author="PR Preview" w:date="2026-01-01T00:00:00Z">
-        <w:r>
-          <w:t xml:space="preserve">add a</w:t>
-        </w:r>
-      </w:ins>
-      <w:ins w:id="201" w:author="PR Preview" w:date="2026-01-01T00:00:00Z">
-        <w:r>
-          <w:t xml:space="preserve"> </w:t>
-        </w:r>
-      </w:ins>
-      <w:ins w:id="202" w:author="PR Preview" w:date="2026-01-01T00:00:00Z">
+      <w:ins w:id="61" w:author="PR Preview" w:date="2026-01-01T00:00:00Z">
         <w:r>
           <w:rPr>
             <w:rStyle w:val="VerbatimChar"/>
           </w:rPr>
-          <w:t xml:space="preserve">#def-loss-function</w:t>
+          <w:t xml:space="preserve">the expected squared prediction error is the sum of the squared bias, the variance, and the residual variance (definitions: [bias](#def-bias), [variance](#def-variance), [residual variance](#def-residual-variance))</w:t>
         </w:r>
       </w:ins>
-      <w:ins w:id="203" w:author="PR Preview" w:date="2026-01-01T00:00:00Z">
+      <w:ins w:id="62" w:author="PR Preview" w:date="2026-01-01T00:00:00Z">
+        <w:r>
+          <w:t xml:space="preserve">.</w:t>
+        </w:r>
+      </w:ins>
+      <w:ins w:id="63" w:author="PR Preview" w:date="2026-01-01T00:00:00Z">
         <w:r>
           <w:t xml:space="preserve"> </w:t>
         </w:r>
       </w:ins>
-      <w:ins w:id="204" w:author="PR Preview" w:date="2026-01-01T00:00:00Z">
-        <w:r>
-          <w:t xml:space="preserve">div before the exercise,</w:t>
+      <w:ins w:id="64" w:author="PR Preview" w:date="2026-01-01T00:00:00Z">
+        <w:r>
+          <w:t xml:space="preserve">The parenthetical makes the reader read each term twice,</w:t>
         </w:r>
       </w:ins>
-      <w:ins w:id="205" w:author="PR Preview" w:date="2026-01-01T00:00:00Z">
+      <w:ins w:id="65" w:author="PR Preview" w:date="2026-01-01T00:00:00Z">
         <w:r>
           <w:t xml:space="preserve"> </w:t>
         </w:r>
       </w:ins>
-      <w:ins w:id="206" w:author="PR Preview" w:date="2026-01-01T00:00:00Z">
-        <w:r>
-          <w:t xml:space="preserve">and link the exercise’s mentions to it.</w:t>
+      <w:ins w:id="66" w:author="PR Preview" w:date="2026-01-01T00:00:00Z">
+        <w:r>
+          <w:t xml:space="preserve">and it separates the link from the place where the term does its work.</w:t>
+        </w:r>
+      </w:ins>
+      <w:ins w:id="67" w:author="PR Preview" w:date="2026-01-01T00:00:00Z">
+        <w:r>
+          <w:t xml:space="preserve"> </w:t>
+        </w:r>
+      </w:ins>
+      <w:ins w:id="68" w:author="PR Preview" w:date="2026-01-01T00:00:00Z">
+        <w:r>
+          <w:t xml:space="preserve">If a term sits inside math, where a link cannot go,</w:t>
+        </w:r>
+      </w:ins>
+      <w:ins w:id="69" w:author="PR Preview" w:date="2026-01-01T00:00:00Z">
+        <w:r>
+          <w:t xml:space="preserve"> </w:t>
+        </w:r>
+      </w:ins>
+      <w:ins w:id="70" w:author="PR Preview" w:date="2026-01-01T00:00:00Z">
+        <w:r>
+          <w:t xml:space="preserve">name the term in words in the sentence and link those words.</w:t>
+        </w:r>
+      </w:ins>
+      <w:ins w:id="71" w:author="PR Preview" w:date="2026-01-01T00:00:00Z">
+        <w:r>
+          <w:t xml:space="preserve"> </w:t>
+        </w:r>
+      </w:ins>
+      <w:ins w:id="72" w:author="PR Preview" w:date="2026-01-01T00:00:00Z">
+        <w:r>
+          <w:t xml:space="preserve">The</w:t>
+        </w:r>
+      </w:ins>
+      <w:ins w:id="73" w:author="PR Preview" w:date="2026-01-01T00:00:00Z">
+        <w:r>
+          <w:t xml:space="preserve"> </w:t>
+        </w:r>
+      </w:ins>
+      <w:ins w:id="74" w:author="PR Preview" w:date="2026-01-01T00:00:00Z">
+        <w:r>
+          <w:rPr>
+            <w:rStyle w:val="VerbatimChar"/>
+          </w:rPr>
+          <w:t xml:space="preserve">check-quarto-prose</w:t>
+        </w:r>
+      </w:ins>
+      <w:ins w:id="75" w:author="PR Preview" w:date="2026-01-01T00:00:00Z">
+        <w:r>
+          <w:t xml:space="preserve"> </w:t>
+        </w:r>
+      </w:ins>
+      <w:ins w:id="76" w:author="PR Preview" w:date="2026-01-01T00:00:00Z">
+        <w:r>
+          <w:t xml:space="preserve">check in</w:t>
+        </w:r>
+      </w:ins>
+      <w:ins w:id="77" w:author="PR Preview" w:date="2026-01-01T00:00:00Z">
+        <w:r>
+          <w:t xml:space="preserve"> </w:t>
+        </w:r>
+      </w:ins>
+      <w:hyperlink r:id="rId19">
+        <w:ins w:id="78" w:author="PR Preview" w:date="2026-01-01T00:00:00Z">
+          <w:r>
+            <w:rPr>
+              <w:rStyle w:val="Hyperlink"/>
+            </w:rPr>
+            <w:t xml:space="preserve">gha</w:t>
+          </w:r>
+        </w:ins>
+      </w:hyperlink>
+      <w:ins w:id="79" w:author="PR Preview" w:date="2026-01-01T00:00:00Z">
+        <w:r>
+          <w:t xml:space="preserve"> </w:t>
+        </w:r>
+      </w:ins>
+      <w:ins w:id="80" w:author="PR Preview" w:date="2026-01-01T00:00:00Z">
+        <w:r>
+          <w:t xml:space="preserve">flags a parenthetical that opens with</w:t>
+        </w:r>
+      </w:ins>
+      <w:ins w:id="81" w:author="PR Preview" w:date="2026-01-01T00:00:00Z">
+        <w:r>
+          <w:t xml:space="preserve"> </w:t>
+        </w:r>
+      </w:ins>
+      <w:ins w:id="82" w:author="PR Preview" w:date="2026-01-01T00:00:00Z">
+        <w:r>
+          <w:rPr>
+            <w:rStyle w:val="VerbatimChar"/>
+          </w:rPr>
+          <w:t xml:space="preserve">(definition:</w:t>
+        </w:r>
+      </w:ins>
+      <w:ins w:id="83" w:author="PR Preview" w:date="2026-01-01T00:00:00Z">
+        <w:r>
+          <w:t xml:space="preserve"> </w:t>
+        </w:r>
+      </w:ins>
+      <w:ins w:id="84" w:author="PR Preview" w:date="2026-01-01T00:00:00Z">
+        <w:r>
+          <w:t xml:space="preserve">or</w:t>
+        </w:r>
+      </w:ins>
+      <w:ins w:id="85" w:author="PR Preview" w:date="2026-01-01T00:00:00Z">
+        <w:r>
+          <w:t xml:space="preserve"> </w:t>
+        </w:r>
+      </w:ins>
+      <w:ins w:id="86" w:author="PR Preview" w:date="2026-01-01T00:00:00Z">
+        <w:r>
+          <w:rPr>
+            <w:rStyle w:val="VerbatimChar"/>
+          </w:rPr>
+          <w:t xml:space="preserve">(definitions:</w:t>
+        </w:r>
+      </w:ins>
+      <w:ins w:id="87" w:author="PR Preview" w:date="2026-01-01T00:00:00Z">
+        <w:r>
+          <w:t xml:space="preserve">.</w:t>
         </w:r>
       </w:ins>
     </w:p>
@@ -3966,237 +4041,205 @@
           <w:numId w:val="1001"/>
         </w:numPr>
       </w:pPr>
-      <w:ins w:id="207" w:author="PR Preview" w:date="2026-01-01T00:00:00Z">
-        <w:r>
-          <w:rPr>
-            <w:b/>
-            <w:bCs/>
-          </w:rPr>
-          <w:t xml:space="preserve">Pair each technical</w:t>
-        </w:r>
-      </w:ins>
-      <w:ins w:id="208" w:author="PR Preview" w:date="2026-01-01T00:00:00Z">
-        <w:r>
-          <w:rPr>
-            <w:b/>
-            <w:bCs/>
-          </w:rPr>
-          <w:t xml:space="preserve"> </w:t>
-        </w:r>
-      </w:ins>
-      <w:hyperlink w:anchor="def-term">
-        <w:ins w:id="209" w:author="PR Preview" w:date="2026-01-01T00:00:00Z">
-          <w:r>
-            <w:rPr>
-              <w:rStyle w:val="Hyperlink"/>
-              <w:b/>
-              <w:bCs/>
-            </w:rPr>
-            <w:t xml:space="preserve">term</w:t>
-          </w:r>
-        </w:ins>
-      </w:hyperlink>
-      <w:ins w:id="210" w:author="PR Preview" w:date="2026-01-01T00:00:00Z">
-        <w:r>
-          <w:rPr>
-            <w:b/>
-            <w:bCs/>
-          </w:rPr>
-          <w:t xml:space="preserve"> </w:t>
-        </w:r>
-      </w:ins>
-      <w:ins w:id="211" w:author="PR Preview" w:date="2026-01-01T00:00:00Z">
-        <w:r>
-          <w:rPr>
-            <w:b/>
-            <w:bCs/>
-          </w:rPr>
-          <w:t xml:space="preserve">with its mathematical symbol:</w:t>
-        </w:r>
-      </w:ins>
-      <w:ins w:id="212" w:author="PR Preview" w:date="2026-01-01T00:00:00Z">
-        <w:r>
-          <w:t xml:space="preserve"> </w:t>
-        </w:r>
-      </w:ins>
-      <w:ins w:id="213" w:author="PR Preview" w:date="2026-01-01T00:00:00Z">
-        <w:r>
-          <w:t xml:space="preserve">Whenever a definition, an example or a list names a quantity in words,</w:t>
-        </w:r>
-      </w:ins>
-      <w:ins w:id="214" w:author="PR Preview" w:date="2026-01-01T00:00:00Z">
-        <w:r>
-          <w:t xml:space="preserve"> </w:t>
-        </w:r>
-      </w:ins>
-      <w:ins w:id="215" w:author="PR Preview" w:date="2026-01-01T00:00:00Z">
-        <w:r>
-          <w:t xml:space="preserve">write its symbol beside the name.</w:t>
-        </w:r>
-      </w:ins>
-      <w:ins w:id="216" w:author="PR Preview" w:date="2026-01-01T00:00:00Z">
-        <w:r>
-          <w:t xml:space="preserve"> </w:t>
-        </w:r>
-      </w:ins>
-      <w:ins w:id="217" w:author="PR Preview" w:date="2026-01-01T00:00:00Z">
-        <w:r>
-          <w:t xml:space="preserve">For example, write</w:t>
-        </w:r>
-      </w:ins>
-      <w:ins w:id="218" w:author="PR Preview" w:date="2026-01-01T00:00:00Z">
-        <w:r>
-          <w:t xml:space="preserve"> </w:t>
-        </w:r>
-      </w:ins>
-      <w:ins w:id="219" w:author="PR Preview" w:date="2026-01-01T00:00:00Z">
-        <w:r>
-          <w:t xml:space="preserve">“the slope</w:t>
-        </w:r>
-      </w:ins>
-      <w:ins w:id="220" w:author="PR Preview" w:date="2026-01-01T00:00:00Z">
-        <w:r>
-          <w:t xml:space="preserve"> </w:t>
-        </w:r>
-      </w:ins>
-      <m:oMath>
-        <m:sSub>
-          <m:e>
-            <m:r>
-              <m:t>β</m:t>
-            </m:r>
-          </m:e>
-          <m:sub>
-            <m:r>
-              <m:t>x</m:t>
-            </m:r>
-          </m:sub>
-        </m:sSub>
-      </m:oMath>
-      <w:ins w:id="221" w:author="PR Preview" w:date="2026-01-01T00:00:00Z">
-        <w:r>
-          <w:t xml:space="preserve">”</w:t>
-        </w:r>
-      </w:ins>
-      <w:ins w:id="222" w:author="PR Preview" w:date="2026-01-01T00:00:00Z">
-        <w:r>
-          <w:t xml:space="preserve"> </w:t>
-        </w:r>
-      </w:ins>
-      <w:ins w:id="223" w:author="PR Preview" w:date="2026-01-01T00:00:00Z">
-        <w:r>
-          <w:t xml:space="preserve">and</w:t>
-        </w:r>
-      </w:ins>
-      <w:ins w:id="224" w:author="PR Preview" w:date="2026-01-01T00:00:00Z">
-        <w:r>
-          <w:t xml:space="preserve"> </w:t>
-        </w:r>
-      </w:ins>
-      <w:ins w:id="225" w:author="PR Preview" w:date="2026-01-01T00:00:00Z">
-        <w:r>
-          <w:t xml:space="preserve">“the residual sum of squares</w:t>
-        </w:r>
-      </w:ins>
-      <w:ins w:id="226" w:author="PR Preview" w:date="2026-01-01T00:00:00Z">
-        <w:r>
-          <w:t xml:space="preserve"> </w:t>
-        </w:r>
-      </w:ins>
-      <m:oMath>
-        <m:r>
-          <m:rPr>
-            <m:nor/>
-            <m:sty m:val="p"/>
-          </m:rPr>
-          <m:t>RSS</m:t>
-        </m:r>
-      </m:oMath>
-      <w:ins w:id="227" w:author="PR Preview" w:date="2026-01-01T00:00:00Z">
-        <w:r>
-          <w:t xml:space="preserve">”</w:t>
-        </w:r>
-      </w:ins>
-      <w:ins w:id="228" w:author="PR Preview" w:date="2026-01-01T00:00:00Z">
-        <w:r>
-          <w:t xml:space="preserve">,</w:t>
-        </w:r>
-      </w:ins>
-      <w:ins w:id="229" w:author="PR Preview" w:date="2026-01-01T00:00:00Z">
-        <w:r>
-          <w:t xml:space="preserve"> </w:t>
-        </w:r>
-      </w:ins>
-      <w:ins w:id="230" w:author="PR Preview" w:date="2026-01-01T00:00:00Z">
-        <w:r>
-          <w:t xml:space="preserve"> </w:t>
-        </w:r>
-      </w:ins>
-      <w:ins w:id="231" w:author="PR Preview" w:date="2026-01-01T00:00:00Z">
-        <w:r>
-          <w:t xml:space="preserve">not</w:t>
-        </w:r>
-      </w:ins>
-      <w:ins w:id="232" w:author="PR Preview" w:date="2026-01-01T00:00:00Z">
-        <w:r>
-          <w:t xml:space="preserve"> </w:t>
-        </w:r>
-      </w:ins>
-      <w:ins w:id="233" w:author="PR Preview" w:date="2026-01-01T00:00:00Z">
-        <w:r>
-          <w:t xml:space="preserve">“the slope”</w:t>
-        </w:r>
-      </w:ins>
-      <w:ins w:id="234" w:author="PR Preview" w:date="2026-01-01T00:00:00Z">
-        <w:r>
-          <w:t xml:space="preserve"> </w:t>
-        </w:r>
-      </w:ins>
-      <w:ins w:id="235" w:author="PR Preview" w:date="2026-01-01T00:00:00Z">
-        <w:r>
-          <w:t xml:space="preserve">and</w:t>
-        </w:r>
-      </w:ins>
-      <w:ins w:id="236" w:author="PR Preview" w:date="2026-01-01T00:00:00Z">
-        <w:r>
-          <w:t xml:space="preserve"> </w:t>
-        </w:r>
-      </w:ins>
-      <w:ins w:id="237" w:author="PR Preview" w:date="2026-01-01T00:00:00Z">
-        <w:r>
-          <w:t xml:space="preserve">“the residual sum of squares”</w:t>
-        </w:r>
-      </w:ins>
-      <w:ins w:id="238" w:author="PR Preview" w:date="2026-01-01T00:00:00Z">
-        <w:r>
-          <w:t xml:space="preserve"> </w:t>
-        </w:r>
-      </w:ins>
-      <w:ins w:id="239" w:author="PR Preview" w:date="2026-01-01T00:00:00Z">
-        <w:r>
-          <w:t xml:space="preserve">alone.</w:t>
-        </w:r>
-      </w:ins>
-      <w:ins w:id="240" w:author="PR Preview" w:date="2026-01-01T00:00:00Z">
-        <w:r>
-          <w:t xml:space="preserve"> </w:t>
-        </w:r>
-      </w:ins>
-      <w:ins w:id="241" w:author="PR Preview" w:date="2026-01-01T00:00:00Z">
-        <w:r>
-          <w:t xml:space="preserve">The words tell the reader what the quantity means,</w:t>
-        </w:r>
-      </w:ins>
-      <w:ins w:id="242" w:author="PR Preview" w:date="2026-01-01T00:00:00Z">
-        <w:r>
-          <w:t xml:space="preserve"> </w:t>
-        </w:r>
-      </w:ins>
-      <w:ins w:id="243" w:author="PR Preview" w:date="2026-01-01T00:00:00Z">
-        <w:r>
-          <w:t xml:space="preserve">and the symbol tells the reader which letters stand for it in the equations that follow.</w:t>
-        </w:r>
-      </w:ins>
+      <w:r>
+        <w:rPr>
+          <w:b/>
+          <w:bCs/>
+        </w:rPr>
+        <w:t xml:space="preserve">Do not presuppose what the reader has not encountered:</w:t>
+      </w:r>
+      <w:r>
+        <w:t xml:space="preserve"> </w:t>
+      </w:r>
+      <w:r>
+        <w:t xml:space="preserve">A definite noun phrase, one that starts with</w:t>
+      </w:r>
+      <w:r>
+        <w:t xml:space="preserve"> </w:t>
+      </w:r>
+      <w:r>
+        <w:t xml:space="preserve">“the”</w:t>
+      </w:r>
+      <w:r>
+        <w:t xml:space="preserve">,</w:t>
+      </w:r>
+      <w:r>
+        <w:t xml:space="preserve"> </w:t>
+      </w:r>
+      <w:r>
+        <w:t xml:space="preserve">presupposes that the reader already knows what it refers to.</w:t>
+      </w:r>
+      <w:r>
+        <w:t xml:space="preserve"> </w:t>
+      </w:r>
+      <w:r>
+        <w:t xml:space="preserve">“Fit a line to the synthetic data”</w:t>
+      </w:r>
+      <w:r>
+        <w:t xml:space="preserve"> </w:t>
+      </w:r>
+      <w:r>
+        <w:t xml:space="preserve">is unjustified</w:t>
+      </w:r>
+      <w:r>
+        <w:t xml:space="preserve"> </w:t>
+      </w:r>
+      <w:r>
+        <w:t xml:space="preserve">if no earlier sentence has said which data these are, or where they came from.</w:t>
+      </w:r>
+      <w:r>
+        <w:t xml:space="preserve"> </w:t>
+      </w:r>
+      <w:r>
+        <w:t xml:space="preserve">Check each</w:t>
+      </w:r>
+      <w:r>
+        <w:t xml:space="preserve"> </w:t>
+      </w:r>
+      <w:r>
+        <w:t xml:space="preserve">“the …”</w:t>
+      </w:r>
+      <w:r>
+        <w:t xml:space="preserve"> </w:t>
+      </w:r>
+      <w:r>
+        <w:t xml:space="preserve">phrase for a referent the reader has already seen.</w:t>
+      </w:r>
+      <w:r>
+        <w:t xml:space="preserve"> </w:t>
+      </w:r>
+      <w:r>
+        <w:t xml:space="preserve">If there is none, introduce the referent first,</w:t>
+      </w:r>
+      <w:r>
+        <w:t xml:space="preserve"> </w:t>
+      </w:r>
+      <w:r>
+        <w:t xml:space="preserve">or write</w:t>
+      </w:r>
+      <w:r>
+        <w:t xml:space="preserve"> </w:t>
+      </w:r>
+      <w:r>
+        <w:t xml:space="preserve">“a”</w:t>
+      </w:r>
+      <w:r>
+        <w:t xml:space="preserve"> </w:t>
+      </w:r>
+      <w:r>
+        <w:t xml:space="preserve">or</w:t>
+      </w:r>
+      <w:r>
+        <w:t xml:space="preserve"> </w:t>
+      </w:r>
+      <w:r>
+        <w:t xml:space="preserve">“some”</w:t>
+      </w:r>
+      <w:r>
+        <w:t xml:space="preserve"> </w:t>
+      </w:r>
+      <w:r>
+        <w:t xml:space="preserve">in place of</w:t>
+      </w:r>
+      <w:r>
+        <w:t xml:space="preserve"> </w:t>
+      </w:r>
+      <w:r>
+        <w:t xml:space="preserve">“the”</w:t>
+      </w:r>
+      <w:r>
+        <w:t xml:space="preserve">.</w:t>
+      </w:r>
+      <w:r>
+        <w:t xml:space="preserve"> </w:t>
+      </w:r>
+      <w:r>
+        <w:t xml:space="preserve">Then link each definite noun phrase to what it refers to,</w:t>
+      </w:r>
+      <w:r>
+        <w:t xml:space="preserve"> </w:t>
+      </w:r>
+      <w:r>
+        <w:t xml:space="preserve">with a cross-reference such as</w:t>
+      </w:r>
+      <w:r>
+        <w:t xml:space="preserve"> </w:t>
+      </w:r>
+      <w:r>
+        <w:rPr>
+          <w:rStyle w:val="VerbatimChar"/>
+        </w:rPr>
+        <w:t xml:space="preserve">[the synthetic data](#exm-synthetic-data)</w:t>
+      </w:r>
+      <w:r>
+        <w:t xml:space="preserve">,</w:t>
+      </w:r>
+      <w:r>
+        <w:t xml:space="preserve"> </w:t>
+      </w:r>
+      <w:r>
+        <w:t xml:space="preserve">so that a reader who has forgotten or skipped the referent can find it.</w:t>
+      </w:r>
+      <w:r>
+        <w:t xml:space="preserve"> </w:t>
+      </w:r>
+      <w:r>
+        <w:t xml:space="preserve">Skip the link when the referent is introduced in the same div,</w:t>
+      </w:r>
+      <w:r>
+        <w:t xml:space="preserve"> </w:t>
+      </w:r>
+      <w:r>
+        <w:t xml:space="preserve">or in the same prose passage, as the phrase.</w:t>
+      </w:r>
+      <w:r>
+        <w:t xml:space="preserve"> </w:t>
+      </w:r>
+      <w:r>
+        <w:t xml:space="preserve">Inside a div, the antecedent has to be in that div:</w:t>
+      </w:r>
+      <w:r>
+        <w:t xml:space="preserve"> </w:t>
+      </w:r>
+      <w:r>
+        <w:t xml:space="preserve">an earlier div does not count,</w:t>
+      </w:r>
+      <w:r>
+        <w:t xml:space="preserve"> </w:t>
+      </w:r>
+      <w:r>
+        <w:t xml:space="preserve">because readers jump into the middle of a page.</w:t>
+      </w:r>
+      <w:r>
+        <w:t xml:space="preserve"> </w:t>
+      </w:r>
+      <w:r>
+        <w:t xml:space="preserve">For example, an exercise that says</w:t>
+      </w:r>
+      <w:r>
+        <w:t xml:space="preserve"> </w:t>
+      </w:r>
+      <w:r>
+        <w:t xml:space="preserve">“Explain the labels”</w:t>
+      </w:r>
+      <w:r>
+        <w:t xml:space="preserve"> </w:t>
+      </w:r>
+      <w:r>
+        <w:t xml:space="preserve">with no labels named in it</w:t>
+      </w:r>
+      <w:r>
+        <w:t xml:space="preserve"> </w:t>
+      </w:r>
+      <w:r>
+        <w:t xml:space="preserve">has no antecedent, even if an earlier exercise names some.</w:t>
+      </w:r>
+      <w:r>
+        <w:t xml:space="preserve"> </w:t>
+      </w:r>
+      <w:r>
+        <w:t xml:space="preserve">Name the labels in the exercise, or link them to where they are introduced.</w:t>
+      </w:r>
     </w:p>
     <w:p>
       <w:pPr>
@@ -4210,105 +4253,55 @@
           <w:b/>
           <w:bCs/>
         </w:rPr>
-        <w:t xml:space="preserve">Give a definition a symbol only when the object recurs in formulas:</w:t>
-      </w:r>
-      <w:r>
-        <w:t xml:space="preserve"> </w:t>
-      </w:r>
-      <w:r>
-        <w:t xml:space="preserve">Introduce a new symbol or macro for a defined</w:t>
-      </w:r>
-      <w:r>
-        <w:t xml:space="preserve"> </w:t>
-      </w:r>
-      <w:hyperlink w:anchor="def-term">
-        <w:r>
-          <w:rPr>
-            <w:rStyle w:val="Hyperlink"/>
-          </w:rPr>
-          <w:t xml:space="preserve">term</w:t>
-        </w:r>
-      </w:hyperlink>
-      <w:r>
-        <w:t xml:space="preserve"> </w:t>
-      </w:r>
-      <w:r>
-        <w:t xml:space="preserve">when the term appears in at least two formulas.</w:t>
-      </w:r>
-      <w:r>
-        <w:t xml:space="preserve"> </w:t>
-      </w:r>
-      <w:r>
-        <w:t xml:space="preserve">A term that appears only in words, such as</w:t>
-      </w:r>
-      <w:r>
-        <w:t xml:space="preserve"> </w:t>
-      </w:r>
-      <w:r>
-        <w:t xml:space="preserve">“pairwise disjoint”</w:t>
-      </w:r>
-      <w:r>
-        <w:t xml:space="preserve">,</w:t>
-      </w:r>
-      <w:r>
-        <w:t xml:space="preserve"> </w:t>
-      </w:r>
-      <w:r>
-        <w:t xml:space="preserve">needs no symbol.</w:t>
-      </w:r>
-      <w:r>
-        <w:t xml:space="preserve"> </w:t>
-      </w:r>
-      <w:r>
-        <w:t xml:space="preserve">A term that recurs in formulas, such as a level set, needs one,</w:t>
-      </w:r>
-      <w:r>
-        <w:t xml:space="preserve"> </w:t>
-      </w:r>
-      <w:r>
-        <w:t xml:space="preserve">so the reader sees the same object written the same way each time.</w:t>
-      </w:r>
-      <w:r>
-        <w:t xml:space="preserve"> </w:t>
-      </w:r>
-      <w:r>
-        <w:t xml:space="preserve">Define the symbol by the term’s most literal meaning,</w:t>
-      </w:r>
-      <w:r>
-        <w:t xml:space="preserve"> </w:t>
-      </w:r>
-      <w:r>
-        <w:t xml:space="preserve">such as the preimage of a single value for a level set.</w:t>
-      </w:r>
-      <w:r>
-        <w:t xml:space="preserve"> </w:t>
-      </w:r>
-      <w:r>
-        <w:t xml:space="preserve">No check can decide this rule,</w:t>
-      </w:r>
-      <w:r>
-        <w:t xml:space="preserve"> </w:t>
-      </w:r>
-      <w:r>
-        <w:t xml:space="preserve">because whether a term</w:t>
-      </w:r>
-      <w:r>
-        <w:t xml:space="preserve"> </w:t>
-      </w:r>
-      <w:r>
-        <w:t xml:space="preserve">“recurs”</w:t>
-      </w:r>
-      <w:r>
-        <w:t xml:space="preserve"> </w:t>
-      </w:r>
-      <w:r>
-        <w:t xml:space="preserve">depends on how the notes use it,</w:t>
-      </w:r>
-      <w:r>
-        <w:t xml:space="preserve"> </w:t>
-      </w:r>
-      <w:r>
-        <w:t xml:space="preserve">so a reviewer judges it.</w:t>
+        <w:t xml:space="preserve">Provide examples and counterexamples:</w:t>
+      </w:r>
+      <w:r>
+        <w:t xml:space="preserve"> </w:t>
+      </w:r>
+      <w:r>
+        <w:t xml:space="preserve">Every definition should include at least one concrete example</w:t>
+      </w:r>
+      <w:r>
+        <w:t xml:space="preserve"> </w:t>
+      </w:r>
+      <w:r>
+        <w:t xml:space="preserve">that illustrates how the term is used,</w:t>
+      </w:r>
+      <w:r>
+        <w:t xml:space="preserve"> </w:t>
+      </w:r>
+      <w:r>
+        <w:t xml:space="preserve">and at least one counterexample:</w:t>
+      </w:r>
+      <w:r>
+        <w:t xml:space="preserve"> </w:t>
+      </w:r>
+      <w:r>
+        <w:t xml:space="preserve">a case that looks as if it fits the definition but does not.</w:t>
+      </w:r>
+      <w:r>
+        <w:t xml:space="preserve"> </w:t>
+      </w:r>
+      <w:r>
+        <w:t xml:space="preserve">The example shows what the term covers;</w:t>
+      </w:r>
+      <w:r>
+        <w:t xml:space="preserve"> </w:t>
+      </w:r>
+      <w:r>
+        <w:t xml:space="preserve">the counterexample shows where its boundary is,</w:t>
+      </w:r>
+      <w:r>
+        <w:t xml:space="preserve"> </w:t>
+      </w:r>
+      <w:r>
+        <w:t xml:space="preserve">which is often where readers misapply it.</w:t>
+      </w:r>
+      <w:r>
+        <w:t xml:space="preserve"> </w:t>
+      </w:r>
+      <w:r>
+        <w:t xml:space="preserve">Put each in its own example block after the definition.</w:t>
       </w:r>
     </w:p>
     <w:p>
@@ -4318,1408 +4311,12 @@
           <w:numId w:val="1001"/>
         </w:numPr>
       </w:pPr>
-      <w:del w:id="244" w:author="PR Preview" w:date="2026-01-01T00:00:00Z">
-        <w:r>
-          <w:rPr>
-            <w:b/>
-            <w:bCs/>
-          </w:rPr>
-          <w:delText xml:space="preserve">Define and link every technical term at its first use in each div:</w:delText>
-        </w:r>
-      </w:del>
-      <w:del w:id="245" w:author="PR Preview" w:date="2026-01-01T00:00:00Z">
-        <w:r>
-          <w:delText xml:space="preserve"> </w:delText>
-        </w:r>
-      </w:del>
-      <w:del w:id="246" w:author="PR Preview" w:date="2026-01-01T00:00:00Z">
-        <w:r>
-          <w:delText xml:space="preserve">Inside a definition, theorem, example or other div,</w:delText>
-        </w:r>
-      </w:del>
-      <w:del w:id="247" w:author="PR Preview" w:date="2026-01-01T00:00:00Z">
-        <w:r>
-          <w:delText xml:space="preserve"> </w:delText>
-        </w:r>
-      </w:del>
-      <w:del w:id="248" w:author="PR Preview" w:date="2026-01-01T00:00:00Z">
-        <w:r>
-          <w:delText xml:space="preserve">link a technical term to its formal definition the first time it appears in that div.</w:delText>
-        </w:r>
-      </w:del>
-      <w:del w:id="249" w:author="PR Preview" w:date="2026-01-01T00:00:00Z">
-        <w:r>
-          <w:delText xml:space="preserve"> </w:delText>
-        </w:r>
-      </w:del>
-      <w:del w:id="250" w:author="PR Preview" w:date="2026-01-01T00:00:00Z">
-        <w:r>
-          <w:delText xml:space="preserve">Outside divs, link it the first time it appears in each prose passage.</w:delText>
-        </w:r>
-      </w:del>
-      <w:del w:id="251" w:author="PR Preview" w:date="2026-01-01T00:00:00Z">
-        <w:r>
-          <w:delText xml:space="preserve"> </w:delText>
-        </w:r>
-      </w:del>
-      <w:del w:id="252" w:author="PR Preview" w:date="2026-01-01T00:00:00Z">
-        <w:r>
-          <w:delText xml:space="preserve">A link in an earlier div does not carry over,</w:delText>
-        </w:r>
-      </w:del>
-      <w:del w:id="253" w:author="PR Preview" w:date="2026-01-01T00:00:00Z">
-        <w:r>
-          <w:delText xml:space="preserve"> </w:delText>
-        </w:r>
-      </w:del>
-      <w:del w:id="254" w:author="PR Preview" w:date="2026-01-01T00:00:00Z">
-        <w:r>
-          <w:delText xml:space="preserve">because readers jump into the middle of a page.</w:delText>
-        </w:r>
-      </w:del>
-      <w:del w:id="255" w:author="PR Preview" w:date="2026-01-01T00:00:00Z">
-        <w:r>
-          <w:delText xml:space="preserve"> </w:delText>
-        </w:r>
-      </w:del>
-      <w:del w:id="256" w:author="PR Preview" w:date="2026-01-01T00:00:00Z">
-        <w:r>
-          <w:delText xml:space="preserve">Link once per div or passage, not at every mention.</w:delText>
-        </w:r>
-      </w:del>
-      <w:del w:id="257" w:author="PR Preview" w:date="2026-01-01T00:00:00Z">
-        <w:r>
-          <w:delText xml:space="preserve"> </w:delText>
-        </w:r>
-      </w:del>
-      <w:del w:id="258" w:author="PR Preview" w:date="2026-01-01T00:00:00Z">
-        <w:r>
-          <w:delText xml:space="preserve">If the term has no formal definition yet,</w:delText>
-        </w:r>
-      </w:del>
-      <w:del w:id="259" w:author="PR Preview" w:date="2026-01-01T00:00:00Z">
-        <w:r>
-          <w:delText xml:space="preserve"> </w:delText>
-        </w:r>
-      </w:del>
-      <w:del w:id="260" w:author="PR Preview" w:date="2026-01-01T00:00:00Z">
-        <w:r>
-          <w:delText xml:space="preserve">write the definition in its own definition div,</w:delText>
-        </w:r>
-      </w:del>
-      <w:del w:id="261" w:author="PR Preview" w:date="2026-01-01T00:00:00Z">
-        <w:r>
-          <w:delText xml:space="preserve"> </w:delText>
-        </w:r>
-      </w:del>
-      <w:del w:id="262" w:author="PR Preview" w:date="2026-01-01T00:00:00Z">
-        <w:r>
-          <w:delText xml:space="preserve">then link to it.</w:delText>
-        </w:r>
-      </w:del>
-      <w:del w:id="263" w:author="PR Preview" w:date="2026-01-01T00:00:00Z">
-        <w:r>
-          <w:delText xml:space="preserve"> </w:delText>
-        </w:r>
-      </w:del>
-      <w:del w:id="264" w:author="PR Preview" w:date="2026-01-01T00:00:00Z">
-        <w:r>
-          <w:delText xml:space="preserve">Never define a term inline inside another div,</w:delText>
-        </w:r>
-      </w:del>
-      <w:del w:id="265" w:author="PR Preview" w:date="2026-01-01T00:00:00Z">
-        <w:r>
-          <w:delText xml:space="preserve"> </w:delText>
-        </w:r>
-      </w:del>
-      <w:del w:id="266" w:author="PR Preview" w:date="2026-01-01T00:00:00Z">
-        <w:r>
-          <w:delText xml:space="preserve">because an inline definition cannot be linked to from anywhere else.</w:delText>
-        </w:r>
-      </w:del>
-      <w:del w:id="267" w:author="PR Preview" w:date="2026-01-01T00:00:00Z">
-        <w:r>
-          <w:delText xml:space="preserve"> </w:delText>
-        </w:r>
-      </w:del>
-      <w:del w:id="268" w:author="PR Preview" w:date="2026-01-01T00:00:00Z">
-        <w:r>
-          <w:delText xml:space="preserve">In a series of related documents, such as course notes,</w:delText>
-        </w:r>
-      </w:del>
-      <w:del w:id="269" w:author="PR Preview" w:date="2026-01-01T00:00:00Z">
-        <w:r>
-          <w:delText xml:space="preserve"> </w:delText>
-        </w:r>
-      </w:del>
-      <w:del w:id="270" w:author="PR Preview" w:date="2026-01-01T00:00:00Z">
-        <w:r>
-          <w:delText xml:space="preserve">first look for a definition in an earlier document</w:delText>
-        </w:r>
-      </w:del>
-      <w:del w:id="271" w:author="PR Preview" w:date="2026-01-01T00:00:00Z">
-        <w:r>
-          <w:delText xml:space="preserve"> </w:delText>
-        </w:r>
-      </w:del>
-      <w:del w:id="272" w:author="PR Preview" w:date="2026-01-01T00:00:00Z">
-        <w:r>
-          <w:delText xml:space="preserve">and link to it if one exists.</w:delText>
-        </w:r>
-      </w:del>
-      <w:del w:id="273" w:author="PR Preview" w:date="2026-01-01T00:00:00Z">
-        <w:r>
-          <w:delText xml:space="preserve"> </w:delText>
-        </w:r>
-      </w:del>
-      <w:del w:id="274" w:author="PR Preview" w:date="2026-01-01T00:00:00Z">
-        <w:r>
-          <w:delText xml:space="preserve">Otherwise write the definition in the earliest document that needs the term.</w:delText>
-        </w:r>
-      </w:del>
-      <w:del w:id="275" w:author="PR Preview" w:date="2026-01-01T00:00:00Z">
-        <w:r>
-          <w:delText xml:space="preserve"> </w:delText>
-        </w:r>
-      </w:del>
-      <w:del w:id="276" w:author="PR Preview" w:date="2026-01-01T00:00:00Z">
-        <w:r>
-          <w:delText xml:space="preserve">A passage is the prose outside divs between one heading and the next,</w:delText>
-        </w:r>
-      </w:del>
-      <w:del w:id="277" w:author="PR Preview" w:date="2026-01-01T00:00:00Z">
-        <w:r>
-          <w:delText xml:space="preserve"> </w:delText>
-        </w:r>
-      </w:del>
-      <w:del w:id="278" w:author="PR Preview" w:date="2026-01-01T00:00:00Z">
-        <w:r>
-          <w:delText xml:space="preserve">and each div counts separately from the passage around it</w:delText>
-        </w:r>
-      </w:del>
-      <w:del w:id="279" w:author="PR Preview" w:date="2026-01-01T00:00:00Z">
-        <w:r>
-          <w:delText xml:space="preserve"> </w:delText>
-        </w:r>
-      </w:del>
-      <w:del w:id="280" w:author="PR Preview" w:date="2026-01-01T00:00:00Z">
-        <w:r>
-          <w:delText xml:space="preserve">and from every other div.</w:delText>
-        </w:r>
-      </w:del>
-      <w:del w:id="281" w:author="PR Preview" w:date="2026-01-01T00:00:00Z">
-        <w:r>
-          <w:delText xml:space="preserve"> </w:delText>
-        </w:r>
-      </w:del>
-      <w:del w:id="282" w:author="PR Preview" w:date="2026-01-01T00:00:00Z">
-        <w:r>
-          <w:delText xml:space="preserve">For example, if a div defines noise as the outcome minus the</w:delText>
-        </w:r>
-      </w:del>
-      <w:del w:id="283" w:author="PR Preview" w:date="2026-01-01T00:00:00Z">
-        <w:r>
-          <w:delText xml:space="preserve"> </w:delText>
-        </w:r>
-      </w:del>
-      <w:del w:id="284" w:author="PR Preview" w:date="2026-01-01T00:00:00Z">
-        <w:r>
-          <w:delText xml:space="preserve">“true function”</w:delText>
-        </w:r>
-      </w:del>
-      <w:del w:id="285" w:author="PR Preview" w:date="2026-01-01T00:00:00Z">
-        <w:r>
-          <w:delText xml:space="preserve">,</w:delText>
-        </w:r>
-      </w:del>
-      <w:del w:id="286" w:author="PR Preview" w:date="2026-01-01T00:00:00Z">
-        <w:r>
-          <w:delText xml:space="preserve"> </w:delText>
-        </w:r>
-      </w:del>
-      <w:del w:id="287" w:author="PR Preview" w:date="2026-01-01T00:00:00Z">
-        <w:r>
-          <w:delText xml:space="preserve">link the term as</w:delText>
-        </w:r>
-      </w:del>
-      <w:del w:id="288" w:author="PR Preview" w:date="2026-01-01T00:00:00Z">
-        <w:r>
-          <w:delText xml:space="preserve"> </w:delText>
-        </w:r>
-      </w:del>
-      <w:del w:id="289" w:author="PR Preview" w:date="2026-01-01T00:00:00Z">
-        <w:r>
-          <w:rPr>
-            <w:rStyle w:val="VerbatimChar"/>
-          </w:rPr>
-          <w:delText xml:space="preserve">[true function](#def-true-function)</w:delText>
-        </w:r>
-      </w:del>
-      <w:del w:id="290" w:author="PR Preview" w:date="2026-01-01T00:00:00Z">
-        <w:r>
-          <w:delText xml:space="preserve">,</w:delText>
-        </w:r>
-      </w:del>
-      <w:del w:id="291" w:author="PR Preview" w:date="2026-01-01T00:00:00Z">
-        <w:r>
-          <w:delText xml:space="preserve"> </w:delText>
-        </w:r>
-      </w:del>
-      <w:del w:id="292" w:author="PR Preview" w:date="2026-01-01T00:00:00Z">
-        <w:r>
-          <w:delText xml:space="preserve">and first add a definition div with that ID if the document lacks one.</w:delText>
-        </w:r>
-      </w:del>
-      <w:del w:id="293" w:author="PR Preview" w:date="2026-01-01T00:00:00Z">
-        <w:r>
-          <w:delText xml:space="preserve"> </w:delText>
-        </w:r>
-      </w:del>
-      <w:del w:id="294" w:author="PR Preview" w:date="2026-01-01T00:00:00Z">
-        <w:r>
-          <w:delText xml:space="preserve">A counterexample: the definition of noise links</w:delText>
-        </w:r>
-      </w:del>
-      <w:del w:id="295" w:author="PR Preview" w:date="2026-01-01T00:00:00Z">
-        <w:r>
-          <w:delText xml:space="preserve"> </w:delText>
-        </w:r>
-      </w:del>
-      <w:del w:id="296" w:author="PR Preview" w:date="2026-01-01T00:00:00Z">
-        <w:r>
-          <w:delText xml:space="preserve">“mean”</w:delText>
-        </w:r>
-      </w:del>
-      <w:del w:id="297" w:author="PR Preview" w:date="2026-01-01T00:00:00Z">
-        <w:r>
-          <w:delText xml:space="preserve">.</w:delText>
-        </w:r>
-      </w:del>
-      <w:del w:id="298" w:author="PR Preview" w:date="2026-01-01T00:00:00Z">
-        <w:r>
-          <w:delText xml:space="preserve"> </w:delText>
-        </w:r>
-      </w:del>
-      <w:del w:id="299" w:author="PR Preview" w:date="2026-01-01T00:00:00Z">
-        <w:r>
-          <w:delText xml:space="preserve">The example block after it also uses</w:delText>
-        </w:r>
-      </w:del>
-      <w:del w:id="300" w:author="PR Preview" w:date="2026-01-01T00:00:00Z">
-        <w:r>
-          <w:delText xml:space="preserve"> </w:delText>
-        </w:r>
-      </w:del>
-      <w:del w:id="301" w:author="PR Preview" w:date="2026-01-01T00:00:00Z">
-        <w:r>
-          <w:delText xml:space="preserve">“mean”</w:delText>
-        </w:r>
-      </w:del>
-      <w:del w:id="302" w:author="PR Preview" w:date="2026-01-01T00:00:00Z">
-        <w:r>
-          <w:delText xml:space="preserve">,</w:delText>
-        </w:r>
-      </w:del>
-      <w:del w:id="303" w:author="PR Preview" w:date="2026-01-01T00:00:00Z">
-        <w:r>
-          <w:delText xml:space="preserve"> </w:delText>
-        </w:r>
-      </w:del>
-      <w:del w:id="304" w:author="PR Preview" w:date="2026-01-01T00:00:00Z">
-        <w:r>
-          <w:delText xml:space="preserve">but without a link, wrongly assuming the earlier link carries over.</w:delText>
-        </w:r>
-      </w:del>
-      <w:del w:id="305" w:author="PR Preview" w:date="2026-01-01T00:00:00Z">
-        <w:r>
-          <w:delText xml:space="preserve"> </w:delText>
-        </w:r>
-      </w:del>
-      <w:del w:id="306" w:author="PR Preview" w:date="2026-01-01T00:00:00Z">
-        <w:r>
-          <w:delText xml:space="preserve">The example block should link</w:delText>
-        </w:r>
-      </w:del>
-      <w:del w:id="307" w:author="PR Preview" w:date="2026-01-01T00:00:00Z">
-        <w:r>
-          <w:delText xml:space="preserve"> </w:delText>
-        </w:r>
-      </w:del>
-      <w:del w:id="308" w:author="PR Preview" w:date="2026-01-01T00:00:00Z">
-        <w:r>
-          <w:delText xml:space="preserve">“mean”</w:delText>
-        </w:r>
-      </w:del>
-      <w:del w:id="309" w:author="PR Preview" w:date="2026-01-01T00:00:00Z">
-        <w:r>
-          <w:delText xml:space="preserve"> </w:delText>
-        </w:r>
-      </w:del>
-      <w:del w:id="310" w:author="PR Preview" w:date="2026-01-01T00:00:00Z">
-        <w:r>
-          <w:delText xml:space="preserve">at its own first use.</w:delText>
-        </w:r>
-      </w:del>
-    </w:p>
-    <w:p>
-      <w:pPr>
-        <w:numPr>
-          <w:ilvl w:val="0"/>
-          <w:numId w:val="1001"/>
-        </w:numPr>
-      </w:pPr>
-      <w:ins w:id="311" w:author="PR Preview" w:date="2026-01-01T00:00:00Z">
-        <w:r>
-          <w:rPr>
-            <w:b/>
-            <w:bCs/>
-          </w:rPr>
-          <w:t xml:space="preserve">Define and link every technical</w:t>
-        </w:r>
-      </w:ins>
-      <w:ins w:id="312" w:author="PR Preview" w:date="2026-01-01T00:00:00Z">
-        <w:r>
-          <w:rPr>
-            <w:b/>
-            <w:bCs/>
-          </w:rPr>
-          <w:t xml:space="preserve"> </w:t>
-        </w:r>
-      </w:ins>
-      <w:hyperlink w:anchor="def-term">
-        <w:ins w:id="313" w:author="PR Preview" w:date="2026-01-01T00:00:00Z">
-          <w:r>
-            <w:rPr>
-              <w:rStyle w:val="Hyperlink"/>
-              <w:b/>
-              <w:bCs/>
-            </w:rPr>
-            <w:t xml:space="preserve">term</w:t>
-          </w:r>
-        </w:ins>
-      </w:hyperlink>
-      <w:ins w:id="314" w:author="PR Preview" w:date="2026-01-01T00:00:00Z">
-        <w:r>
-          <w:rPr>
-            <w:b/>
-            <w:bCs/>
-          </w:rPr>
-          <w:t xml:space="preserve"> </w:t>
-        </w:r>
-      </w:ins>
-      <w:ins w:id="315" w:author="PR Preview" w:date="2026-01-01T00:00:00Z">
-        <w:r>
-          <w:rPr>
-            <w:b/>
-            <w:bCs/>
-          </w:rPr>
-          <w:t xml:space="preserve">at its first use in each div:</w:t>
-        </w:r>
-      </w:ins>
-      <w:ins w:id="316" w:author="PR Preview" w:date="2026-01-01T00:00:00Z">
-        <w:r>
-          <w:t xml:space="preserve"> </w:t>
-        </w:r>
-      </w:ins>
-      <w:ins w:id="317" w:author="PR Preview" w:date="2026-01-01T00:00:00Z">
-        <w:r>
-          <w:t xml:space="preserve">Inside a definition, theorem, example or other div,</w:t>
-        </w:r>
-      </w:ins>
-      <w:ins w:id="318" w:author="PR Preview" w:date="2026-01-01T00:00:00Z">
-        <w:r>
-          <w:t xml:space="preserve"> </w:t>
-        </w:r>
-      </w:ins>
-      <w:ins w:id="319" w:author="PR Preview" w:date="2026-01-01T00:00:00Z">
-        <w:r>
-          <w:t xml:space="preserve">link a technical term to its formal definition the first time it appears in that div.</w:t>
-        </w:r>
-      </w:ins>
-      <w:ins w:id="320" w:author="PR Preview" w:date="2026-01-01T00:00:00Z">
-        <w:r>
-          <w:t xml:space="preserve"> </w:t>
-        </w:r>
-      </w:ins>
-      <w:ins w:id="321" w:author="PR Preview" w:date="2026-01-01T00:00:00Z">
-        <w:r>
-          <w:t xml:space="preserve">Outside divs, link it the first time it appears in each prose passage.</w:t>
-        </w:r>
-      </w:ins>
-      <w:ins w:id="322" w:author="PR Preview" w:date="2026-01-01T00:00:00Z">
-        <w:r>
-          <w:t xml:space="preserve"> </w:t>
-        </w:r>
-      </w:ins>
-      <w:ins w:id="323" w:author="PR Preview" w:date="2026-01-01T00:00:00Z">
-        <w:r>
-          <w:t xml:space="preserve">A link in an earlier div does not carry over,</w:t>
-        </w:r>
-      </w:ins>
-      <w:ins w:id="324" w:author="PR Preview" w:date="2026-01-01T00:00:00Z">
-        <w:r>
-          <w:t xml:space="preserve"> </w:t>
-        </w:r>
-      </w:ins>
-      <w:ins w:id="325" w:author="PR Preview" w:date="2026-01-01T00:00:00Z">
-        <w:r>
-          <w:t xml:space="preserve">because readers jump into the middle of a page.</w:t>
-        </w:r>
-      </w:ins>
-      <w:ins w:id="326" w:author="PR Preview" w:date="2026-01-01T00:00:00Z">
-        <w:r>
-          <w:t xml:space="preserve"> </w:t>
-        </w:r>
-      </w:ins>
-      <w:ins w:id="327" w:author="PR Preview" w:date="2026-01-01T00:00:00Z">
-        <w:r>
-          <w:t xml:space="preserve">Link once per div or passage, not at every mention.</w:t>
-        </w:r>
-      </w:ins>
-      <w:ins w:id="328" w:author="PR Preview" w:date="2026-01-01T00:00:00Z">
-        <w:r>
-          <w:t xml:space="preserve"> </w:t>
-        </w:r>
-      </w:ins>
-      <w:ins w:id="329" w:author="PR Preview" w:date="2026-01-01T00:00:00Z">
-        <w:r>
-          <w:t xml:space="preserve">If the term has no formal definition yet,</w:t>
-        </w:r>
-      </w:ins>
-      <w:ins w:id="330" w:author="PR Preview" w:date="2026-01-01T00:00:00Z">
-        <w:r>
-          <w:t xml:space="preserve"> </w:t>
-        </w:r>
-      </w:ins>
-      <w:ins w:id="331" w:author="PR Preview" w:date="2026-01-01T00:00:00Z">
-        <w:r>
-          <w:t xml:space="preserve">write the definition in its own definition div,</w:t>
-        </w:r>
-      </w:ins>
-      <w:ins w:id="332" w:author="PR Preview" w:date="2026-01-01T00:00:00Z">
-        <w:r>
-          <w:t xml:space="preserve"> </w:t>
-        </w:r>
-      </w:ins>
-      <w:ins w:id="333" w:author="PR Preview" w:date="2026-01-01T00:00:00Z">
-        <w:r>
-          <w:t xml:space="preserve">then link to it.</w:t>
-        </w:r>
-      </w:ins>
-      <w:ins w:id="334" w:author="PR Preview" w:date="2026-01-01T00:00:00Z">
-        <w:r>
-          <w:t xml:space="preserve"> </w:t>
-        </w:r>
-      </w:ins>
-      <w:ins w:id="335" w:author="PR Preview" w:date="2026-01-01T00:00:00Z">
-        <w:r>
-          <w:t xml:space="preserve">Never define a term inline inside another div,</w:t>
-        </w:r>
-      </w:ins>
-      <w:ins w:id="336" w:author="PR Preview" w:date="2026-01-01T00:00:00Z">
-        <w:r>
-          <w:t xml:space="preserve"> </w:t>
-        </w:r>
-      </w:ins>
-      <w:ins w:id="337" w:author="PR Preview" w:date="2026-01-01T00:00:00Z">
-        <w:r>
-          <w:t xml:space="preserve">because an inline definition cannot be linked to from anywhere else.</w:t>
-        </w:r>
-      </w:ins>
-      <w:ins w:id="338" w:author="PR Preview" w:date="2026-01-01T00:00:00Z">
-        <w:r>
-          <w:t xml:space="preserve"> </w:t>
-        </w:r>
-      </w:ins>
-      <w:ins w:id="339" w:author="PR Preview" w:date="2026-01-01T00:00:00Z">
-        <w:r>
-          <w:t xml:space="preserve">In a series of related documents, such as course notes,</w:t>
-        </w:r>
-      </w:ins>
-      <w:ins w:id="340" w:author="PR Preview" w:date="2026-01-01T00:00:00Z">
-        <w:r>
-          <w:t xml:space="preserve"> </w:t>
-        </w:r>
-      </w:ins>
-      <w:ins w:id="341" w:author="PR Preview" w:date="2026-01-01T00:00:00Z">
-        <w:r>
-          <w:t xml:space="preserve">first look for a definition in an earlier document</w:t>
-        </w:r>
-      </w:ins>
-      <w:ins w:id="342" w:author="PR Preview" w:date="2026-01-01T00:00:00Z">
-        <w:r>
-          <w:t xml:space="preserve"> </w:t>
-        </w:r>
-      </w:ins>
-      <w:ins w:id="343" w:author="PR Preview" w:date="2026-01-01T00:00:00Z">
-        <w:r>
-          <w:t xml:space="preserve">and link to it if one exists.</w:t>
-        </w:r>
-      </w:ins>
-      <w:ins w:id="344" w:author="PR Preview" w:date="2026-01-01T00:00:00Z">
-        <w:r>
-          <w:t xml:space="preserve"> </w:t>
-        </w:r>
-      </w:ins>
-      <w:ins w:id="345" w:author="PR Preview" w:date="2026-01-01T00:00:00Z">
-        <w:r>
-          <w:t xml:space="preserve">Otherwise write the definition in the earliest document that needs the term.</w:t>
-        </w:r>
-      </w:ins>
-      <w:ins w:id="346" w:author="PR Preview" w:date="2026-01-01T00:00:00Z">
-        <w:r>
-          <w:t xml:space="preserve"> </w:t>
-        </w:r>
-      </w:ins>
-      <w:ins w:id="347" w:author="PR Preview" w:date="2026-01-01T00:00:00Z">
-        <w:r>
-          <w:t xml:space="preserve">A passage is the prose outside divs between one heading and the next,</w:t>
-        </w:r>
-      </w:ins>
-      <w:ins w:id="348" w:author="PR Preview" w:date="2026-01-01T00:00:00Z">
-        <w:r>
-          <w:t xml:space="preserve"> </w:t>
-        </w:r>
-      </w:ins>
-      <w:ins w:id="349" w:author="PR Preview" w:date="2026-01-01T00:00:00Z">
-        <w:r>
-          <w:t xml:space="preserve">and each div counts separately from the passage around it</w:t>
-        </w:r>
-      </w:ins>
-      <w:ins w:id="350" w:author="PR Preview" w:date="2026-01-01T00:00:00Z">
-        <w:r>
-          <w:t xml:space="preserve"> </w:t>
-        </w:r>
-      </w:ins>
-      <w:ins w:id="351" w:author="PR Preview" w:date="2026-01-01T00:00:00Z">
-        <w:r>
-          <w:t xml:space="preserve">and from every other div.</w:t>
-        </w:r>
-      </w:ins>
-      <w:ins w:id="352" w:author="PR Preview" w:date="2026-01-01T00:00:00Z">
-        <w:r>
-          <w:t xml:space="preserve"> </w:t>
-        </w:r>
-      </w:ins>
-      <w:ins w:id="353" w:author="PR Preview" w:date="2026-01-01T00:00:00Z">
-        <w:r>
-          <w:t xml:space="preserve">For example, if a div defines noise as the outcome minus the</w:t>
-        </w:r>
-      </w:ins>
-      <w:ins w:id="354" w:author="PR Preview" w:date="2026-01-01T00:00:00Z">
-        <w:r>
-          <w:t xml:space="preserve"> </w:t>
-        </w:r>
-      </w:ins>
-      <w:ins w:id="355" w:author="PR Preview" w:date="2026-01-01T00:00:00Z">
-        <w:r>
-          <w:t xml:space="preserve">“true function”</w:t>
-        </w:r>
-      </w:ins>
-      <w:ins w:id="356" w:author="PR Preview" w:date="2026-01-01T00:00:00Z">
-        <w:r>
-          <w:t xml:space="preserve">,</w:t>
-        </w:r>
-      </w:ins>
-      <w:ins w:id="357" w:author="PR Preview" w:date="2026-01-01T00:00:00Z">
-        <w:r>
-          <w:t xml:space="preserve"> </w:t>
-        </w:r>
-      </w:ins>
-      <w:ins w:id="358" w:author="PR Preview" w:date="2026-01-01T00:00:00Z">
-        <w:r>
-          <w:t xml:space="preserve"> </w:t>
-        </w:r>
-      </w:ins>
-      <w:ins w:id="359" w:author="PR Preview" w:date="2026-01-01T00:00:00Z">
-        <w:r>
-          <w:t xml:space="preserve">link the term as</w:t>
-        </w:r>
-      </w:ins>
-      <w:ins w:id="360" w:author="PR Preview" w:date="2026-01-01T00:00:00Z">
-        <w:r>
-          <w:t xml:space="preserve"> </w:t>
-        </w:r>
-      </w:ins>
-      <w:ins w:id="361" w:author="PR Preview" w:date="2026-01-01T00:00:00Z">
-        <w:r>
-          <w:rPr>
-            <w:rStyle w:val="VerbatimChar"/>
-          </w:rPr>
-          <w:t xml:space="preserve">[true function](#def-true-function)</w:t>
-        </w:r>
-      </w:ins>
-      <w:ins w:id="362" w:author="PR Preview" w:date="2026-01-01T00:00:00Z">
-        <w:r>
-          <w:t xml:space="preserve">,</w:t>
-        </w:r>
-      </w:ins>
-      <w:ins w:id="363" w:author="PR Preview" w:date="2026-01-01T00:00:00Z">
-        <w:r>
-          <w:t xml:space="preserve"> </w:t>
-        </w:r>
-      </w:ins>
-      <w:ins w:id="364" w:author="PR Preview" w:date="2026-01-01T00:00:00Z">
-        <w:r>
-          <w:t xml:space="preserve">and first add a definition div with that ID if the document lacks one.</w:t>
-        </w:r>
-      </w:ins>
-      <w:ins w:id="365" w:author="PR Preview" w:date="2026-01-01T00:00:00Z">
-        <w:r>
-          <w:t xml:space="preserve"> </w:t>
-        </w:r>
-      </w:ins>
-      <w:ins w:id="366" w:author="PR Preview" w:date="2026-01-01T00:00:00Z">
-        <w:r>
-          <w:t xml:space="preserve">A counterexample: the definition of noise links</w:t>
-        </w:r>
-      </w:ins>
-      <w:ins w:id="367" w:author="PR Preview" w:date="2026-01-01T00:00:00Z">
-        <w:r>
-          <w:t xml:space="preserve"> </w:t>
-        </w:r>
-      </w:ins>
-      <w:ins w:id="368" w:author="PR Preview" w:date="2026-01-01T00:00:00Z">
-        <w:r>
-          <w:t xml:space="preserve">“mean”</w:t>
-        </w:r>
-      </w:ins>
-      <w:ins w:id="369" w:author="PR Preview" w:date="2026-01-01T00:00:00Z">
-        <w:r>
-          <w:t xml:space="preserve">.</w:t>
-        </w:r>
-      </w:ins>
-      <w:ins w:id="370" w:author="PR Preview" w:date="2026-01-01T00:00:00Z">
-        <w:r>
-          <w:t xml:space="preserve"> </w:t>
-        </w:r>
-      </w:ins>
-      <w:ins w:id="371" w:author="PR Preview" w:date="2026-01-01T00:00:00Z">
-        <w:r>
-          <w:t xml:space="preserve">The example block after it also uses</w:t>
-        </w:r>
-      </w:ins>
-      <w:ins w:id="372" w:author="PR Preview" w:date="2026-01-01T00:00:00Z">
-        <w:r>
-          <w:t xml:space="preserve"> </w:t>
-        </w:r>
-      </w:ins>
-      <w:ins w:id="373" w:author="PR Preview" w:date="2026-01-01T00:00:00Z">
-        <w:r>
-          <w:t xml:space="preserve">“mean”</w:t>
-        </w:r>
-      </w:ins>
-      <w:ins w:id="374" w:author="PR Preview" w:date="2026-01-01T00:00:00Z">
-        <w:r>
-          <w:t xml:space="preserve">,</w:t>
-        </w:r>
-      </w:ins>
-      <w:ins w:id="375" w:author="PR Preview" w:date="2026-01-01T00:00:00Z">
-        <w:r>
-          <w:t xml:space="preserve"> </w:t>
-        </w:r>
-      </w:ins>
-      <w:ins w:id="376" w:author="PR Preview" w:date="2026-01-01T00:00:00Z">
-        <w:r>
-          <w:t xml:space="preserve">but without a link, wrongly assuming the earlier link carries over.</w:t>
-        </w:r>
-      </w:ins>
-      <w:ins w:id="377" w:author="PR Preview" w:date="2026-01-01T00:00:00Z">
-        <w:r>
-          <w:t xml:space="preserve"> </w:t>
-        </w:r>
-      </w:ins>
-      <w:ins w:id="378" w:author="PR Preview" w:date="2026-01-01T00:00:00Z">
-        <w:r>
-          <w:t xml:space="preserve">The example block should link</w:t>
-        </w:r>
-      </w:ins>
-      <w:ins w:id="379" w:author="PR Preview" w:date="2026-01-01T00:00:00Z">
-        <w:r>
-          <w:t xml:space="preserve"> </w:t>
-        </w:r>
-      </w:ins>
-      <w:ins w:id="380" w:author="PR Preview" w:date="2026-01-01T00:00:00Z">
-        <w:r>
-          <w:t xml:space="preserve">“mean”</w:t>
-        </w:r>
-      </w:ins>
-      <w:ins w:id="381" w:author="PR Preview" w:date="2026-01-01T00:00:00Z">
-        <w:r>
-          <w:t xml:space="preserve"> </w:t>
-        </w:r>
-      </w:ins>
-      <w:ins w:id="382" w:author="PR Preview" w:date="2026-01-01T00:00:00Z">
-        <w:r>
-          <w:t xml:space="preserve">at its own first use.</w:t>
-        </w:r>
-      </w:ins>
-    </w:p>
-    <w:p>
-      <w:pPr>
-        <w:numPr>
-          <w:ilvl w:val="0"/>
-          <w:numId w:val="1001"/>
-        </w:numPr>
-      </w:pPr>
       <w:r>
         <w:rPr>
           <w:b/>
           <w:bCs/>
         </w:rPr>
-        <w:t xml:space="preserve">Link the longest defined phrase:</w:t>
-      </w:r>
-      <w:r>
-        <w:t xml:space="preserve"> </w:t>
-      </w:r>
-      <w:r>
-        <w:t xml:space="preserve">When a longer phrase has its own definition,</w:t>
-      </w:r>
-      <w:r>
-        <w:t xml:space="preserve"> </w:t>
-      </w:r>
-      <w:r>
-        <w:t xml:space="preserve">link the whole phrase to that definition,</w:t>
-      </w:r>
-      <w:r>
-        <w:t xml:space="preserve"> </w:t>
-      </w:r>
-      <w:r>
-        <w:t xml:space="preserve">not a shorter</w:t>
-      </w:r>
-      <w:r>
-        <w:t xml:space="preserve"> </w:t>
-      </w:r>
-      <w:hyperlink w:anchor="def-term">
-        <w:r>
-          <w:rPr>
-            <w:rStyle w:val="Hyperlink"/>
-          </w:rPr>
-          <w:t xml:space="preserve">term</w:t>
-        </w:r>
-      </w:hyperlink>
-      <w:r>
-        <w:t xml:space="preserve"> </w:t>
-      </w:r>
-      <w:r>
-        <w:t xml:space="preserve">inside it.</w:t>
-      </w:r>
-      <w:r>
-        <w:t xml:space="preserve"> </w:t>
-      </w:r>
-      <w:r>
-        <w:t xml:space="preserve">For example, link</w:t>
-      </w:r>
-      <w:r>
-        <w:t xml:space="preserve"> </w:t>
-      </w:r>
-      <w:r>
-        <w:rPr>
-          <w:rStyle w:val="VerbatimChar"/>
-        </w:rPr>
-        <w:t xml:space="preserve">[logistic regression](#def-logistic-regression)</w:t>
-      </w:r>
-      <w:r>
-        <w:t xml:space="preserve">,</w:t>
-      </w:r>
-      <w:r>
-        <w:t xml:space="preserve"> </w:t>
-      </w:r>
-      <w:r>
-        <w:t xml:space="preserve">not</w:t>
-      </w:r>
-      <w:r>
-        <w:t xml:space="preserve"> </w:t>
-      </w:r>
-      <w:r>
-        <w:t xml:space="preserve">“logistic</w:t>
-      </w:r>
-      <w:r>
-        <w:t xml:space="preserve"> </w:t>
-      </w:r>
-      <w:r>
-        <w:rPr>
-          <w:rStyle w:val="VerbatimChar"/>
-        </w:rPr>
-        <w:t xml:space="preserve">[regression](#def-regression)</w:t>
-      </w:r>
-      <w:r>
-        <w:t xml:space="preserve">”</w:t>
-      </w:r>
-      <w:r>
-        <w:t xml:space="preserve">.</w:t>
-      </w:r>
-      <w:r>
-        <w:t xml:space="preserve"> </w:t>
-      </w:r>
-      <w:r>
-        <w:t xml:space="preserve">The shorter term names a different concept,</w:t>
-      </w:r>
-      <w:r>
-        <w:t xml:space="preserve"> </w:t>
-      </w:r>
-      <w:r>
-        <w:t xml:space="preserve">so linking it sends the reader to the wrong definition.</w:t>
-      </w:r>
-      <w:r>
-        <w:t xml:space="preserve"> </w:t>
-      </w:r>
-      <w:r>
-        <w:t xml:space="preserve">Link the shorter term only where it stands alone.</w:t>
-      </w:r>
-      <w:r>
-        <w:t xml:space="preserve"> </w:t>
-      </w:r>
-      <w:r>
-        <w:t xml:space="preserve">The</w:t>
-      </w:r>
-      <w:r>
-        <w:t xml:space="preserve"> </w:t>
-      </w:r>
-      <w:r>
-        <w:rPr>
-          <w:rStyle w:val="VerbatimChar"/>
-        </w:rPr>
-        <w:t xml:space="preserve">check-term-links</w:t>
-      </w:r>
-      <w:r>
-        <w:t xml:space="preserve"> </w:t>
-      </w:r>
-      <w:r>
-        <w:t xml:space="preserve">check in</w:t>
-      </w:r>
-      <w:r>
-        <w:t xml:space="preserve"> </w:t>
-      </w:r>
-      <w:hyperlink r:id="rId18">
-        <w:r>
-          <w:rPr>
-            <w:rStyle w:val="Hyperlink"/>
-          </w:rPr>
-          <w:t xml:space="preserve">gha</w:t>
-        </w:r>
-      </w:hyperlink>
-      <w:r>
-        <w:t xml:space="preserve"> </w:t>
-      </w:r>
-      <w:r>
-        <w:t xml:space="preserve">flags a partial link.</w:t>
-      </w:r>
-    </w:p>
-    <w:p>
-      <w:pPr>
-        <w:numPr>
-          <w:ilvl w:val="0"/>
-          <w:numId w:val="1001"/>
-        </w:numPr>
-      </w:pPr>
-      <w:r>
-        <w:rPr>
-          <w:b/>
-          <w:bCs/>
-        </w:rPr>
-        <w:t xml:space="preserve">Link the</w:t>
-      </w:r>
-      <w:r>
-        <w:rPr>
-          <w:b/>
-          <w:bCs/>
-        </w:rPr>
-        <w:t xml:space="preserve"> </w:t>
-      </w:r>
-      <w:hyperlink w:anchor="def-term">
-        <w:r>
-          <w:rPr>
-            <w:rStyle w:val="Hyperlink"/>
-            <w:b/>
-            <w:bCs/>
-          </w:rPr>
-          <w:t xml:space="preserve">term</w:t>
-        </w:r>
-      </w:hyperlink>
-      <w:r>
-        <w:rPr>
-          <w:b/>
-          <w:bCs/>
-        </w:rPr>
-        <w:t xml:space="preserve"> </w:t>
-      </w:r>
-      <w:r>
-        <w:rPr>
-          <w:b/>
-          <w:bCs/>
-        </w:rPr>
-        <w:t xml:space="preserve">where the sentence uses it, not in a parenthetical list:</w:t>
-      </w:r>
-      <w:r>
-        <w:t xml:space="preserve"> </w:t>
-      </w:r>
-      <w:r>
-        <w:t xml:space="preserve">Write the name as a link inside the sentence that needs it.</w:t>
-      </w:r>
-      <w:r>
-        <w:t xml:space="preserve"> </w:t>
-      </w:r>
-      <w:r>
-        <w:t xml:space="preserve">Do not name the concepts in the sentence and then list their definitions in a parenthetical after it.</w:t>
-      </w:r>
-      <w:r>
-        <w:t xml:space="preserve"> </w:t>
-      </w:r>
-      <w:r>
-        <w:t xml:space="preserve">For example, write</w:t>
-      </w:r>
-      <w:r>
-        <w:t xml:space="preserve"> </w:t>
-      </w:r>
-      <w:r>
-        <w:rPr>
-          <w:rStyle w:val="VerbatimChar"/>
-        </w:rPr>
-        <w:t xml:space="preserve">the expected squared prediction error is the sum of the squared [bias](#def-bias), the [variance](#def-variance), and the [residual variance](#def-residual-variance)</w:t>
-      </w:r>
-      <w:r>
-        <w:t xml:space="preserve">,</w:t>
-      </w:r>
-      <w:r>
-        <w:t xml:space="preserve"> </w:t>
-      </w:r>
-      <w:r>
-        <w:t xml:space="preserve">not</w:t>
-      </w:r>
-      <w:r>
-        <w:t xml:space="preserve"> </w:t>
-      </w:r>
-      <w:r>
-        <w:rPr>
-          <w:rStyle w:val="VerbatimChar"/>
-        </w:rPr>
-        <w:t xml:space="preserve">the expected squared prediction error is the sum of the squared bias, the variance, and the residual variance (definitions: [bias](#def-bias), [variance](#def-variance), [residual variance](#def-residual-variance))</w:t>
-      </w:r>
-      <w:r>
-        <w:t xml:space="preserve">.</w:t>
-      </w:r>
-      <w:r>
-        <w:t xml:space="preserve"> </w:t>
-      </w:r>
-      <w:r>
-        <w:t xml:space="preserve">The parenthetical makes the reader read each term twice,</w:t>
-      </w:r>
-      <w:r>
-        <w:t xml:space="preserve"> </w:t>
-      </w:r>
-      <w:r>
-        <w:t xml:space="preserve">and it separates the link from the place where the term does its work.</w:t>
-      </w:r>
-      <w:r>
-        <w:t xml:space="preserve"> </w:t>
-      </w:r>
-      <w:r>
-        <w:t xml:space="preserve">If a term sits inside math, where a link cannot go,</w:t>
-      </w:r>
-      <w:r>
-        <w:t xml:space="preserve"> </w:t>
-      </w:r>
-      <w:r>
-        <w:t xml:space="preserve">name the term in words in the sentence and link those words.</w:t>
-      </w:r>
-      <w:r>
-        <w:t xml:space="preserve"> </w:t>
-      </w:r>
-      <w:r>
-        <w:t xml:space="preserve">The</w:t>
-      </w:r>
-      <w:r>
-        <w:t xml:space="preserve"> </w:t>
-      </w:r>
-      <w:r>
-        <w:rPr>
-          <w:rStyle w:val="VerbatimChar"/>
-        </w:rPr>
-        <w:t xml:space="preserve">check-quarto-prose</w:t>
-      </w:r>
-      <w:r>
-        <w:t xml:space="preserve"> </w:t>
-      </w:r>
-      <w:r>
-        <w:t xml:space="preserve">check in</w:t>
-      </w:r>
-      <w:r>
-        <w:t xml:space="preserve"> </w:t>
-      </w:r>
-      <w:hyperlink r:id="rId19">
-        <w:r>
-          <w:rPr>
-            <w:rStyle w:val="Hyperlink"/>
-          </w:rPr>
-          <w:t xml:space="preserve">gha</w:t>
-        </w:r>
-      </w:hyperlink>
-      <w:r>
-        <w:t xml:space="preserve"> </w:t>
-      </w:r>
-      <w:r>
-        <w:t xml:space="preserve">flags a parenthetical that opens with</w:t>
-      </w:r>
-      <w:r>
-        <w:t xml:space="preserve"> </w:t>
-      </w:r>
-      <w:r>
-        <w:rPr>
-          <w:rStyle w:val="VerbatimChar"/>
-        </w:rPr>
-        <w:t xml:space="preserve">(definition:</w:t>
-      </w:r>
-      <w:r>
-        <w:t xml:space="preserve"> </w:t>
-      </w:r>
-      <w:r>
-        <w:t xml:space="preserve">or</w:t>
-      </w:r>
-      <w:r>
-        <w:t xml:space="preserve"> </w:t>
-      </w:r>
-      <w:r>
-        <w:rPr>
-          <w:rStyle w:val="VerbatimChar"/>
-        </w:rPr>
-        <w:t xml:space="preserve">(definitions:</w:t>
-      </w:r>
-      <w:r>
-        <w:t xml:space="preserve">.</w:t>
-      </w:r>
-    </w:p>
-    <w:p>
-      <w:pPr>
-        <w:numPr>
-          <w:ilvl w:val="0"/>
-          <w:numId w:val="1001"/>
-        </w:numPr>
-      </w:pPr>
-      <w:r>
-        <w:rPr>
-          <w:b/>
-          <w:bCs/>
-        </w:rPr>
-        <w:t xml:space="preserve">Do not presuppose what the reader has not encountered:</w:t>
-      </w:r>
-      <w:r>
-        <w:t xml:space="preserve"> </w:t>
-      </w:r>
-      <w:r>
-        <w:t xml:space="preserve">A definite noun phrase, one that starts with</w:t>
-      </w:r>
-      <w:r>
-        <w:t xml:space="preserve"> </w:t>
-      </w:r>
-      <w:r>
-        <w:t xml:space="preserve">“the”</w:t>
-      </w:r>
-      <w:r>
-        <w:t xml:space="preserve">,</w:t>
-      </w:r>
-      <w:r>
-        <w:t xml:space="preserve"> </w:t>
-      </w:r>
-      <w:r>
-        <w:t xml:space="preserve">presupposes that the reader already knows what it refers to.</w:t>
-      </w:r>
-      <w:r>
-        <w:t xml:space="preserve"> </w:t>
-      </w:r>
-      <w:r>
-        <w:t xml:space="preserve">“Fit a line to the synthetic data”</w:t>
-      </w:r>
-      <w:r>
-        <w:t xml:space="preserve"> </w:t>
-      </w:r>
-      <w:r>
-        <w:t xml:space="preserve">is unjustified</w:t>
-      </w:r>
-      <w:r>
-        <w:t xml:space="preserve"> </w:t>
-      </w:r>
-      <w:r>
-        <w:t xml:space="preserve">if no earlier sentence has said which data these are, or where they came from.</w:t>
-      </w:r>
-      <w:r>
-        <w:t xml:space="preserve"> </w:t>
-      </w:r>
-      <w:r>
-        <w:t xml:space="preserve">Check each</w:t>
-      </w:r>
-      <w:r>
-        <w:t xml:space="preserve"> </w:t>
-      </w:r>
-      <w:r>
-        <w:t xml:space="preserve">“the …”</w:t>
-      </w:r>
-      <w:r>
-        <w:t xml:space="preserve"> </w:t>
-      </w:r>
-      <w:r>
-        <w:t xml:space="preserve">phrase for a referent the reader has already seen.</w:t>
-      </w:r>
-      <w:r>
-        <w:t xml:space="preserve"> </w:t>
-      </w:r>
-      <w:r>
-        <w:t xml:space="preserve">If there is none, introduce the referent first,</w:t>
-      </w:r>
-      <w:r>
-        <w:t xml:space="preserve"> </w:t>
-      </w:r>
-      <w:r>
-        <w:t xml:space="preserve">or write</w:t>
-      </w:r>
-      <w:r>
-        <w:t xml:space="preserve"> </w:t>
-      </w:r>
-      <w:r>
-        <w:t xml:space="preserve">“a”</w:t>
-      </w:r>
-      <w:r>
-        <w:t xml:space="preserve"> </w:t>
-      </w:r>
-      <w:r>
-        <w:t xml:space="preserve">or</w:t>
-      </w:r>
-      <w:r>
-        <w:t xml:space="preserve"> </w:t>
-      </w:r>
-      <w:r>
-        <w:t xml:space="preserve">“some”</w:t>
-      </w:r>
-      <w:r>
-        <w:t xml:space="preserve"> </w:t>
-      </w:r>
-      <w:r>
-        <w:t xml:space="preserve">in place of</w:t>
-      </w:r>
-      <w:r>
-        <w:t xml:space="preserve"> </w:t>
-      </w:r>
-      <w:r>
-        <w:t xml:space="preserve">“the”</w:t>
-      </w:r>
-      <w:r>
-        <w:t xml:space="preserve">.</w:t>
-      </w:r>
-      <w:r>
-        <w:t xml:space="preserve"> </w:t>
-      </w:r>
-      <w:r>
-        <w:t xml:space="preserve">Then link each definite noun phrase to what it refers to,</w:t>
-      </w:r>
-      <w:r>
-        <w:t xml:space="preserve"> </w:t>
-      </w:r>
-      <w:r>
-        <w:t xml:space="preserve">with a cross-reference such as</w:t>
-      </w:r>
-      <w:r>
-        <w:t xml:space="preserve"> </w:t>
-      </w:r>
-      <w:r>
-        <w:rPr>
-          <w:rStyle w:val="VerbatimChar"/>
-        </w:rPr>
-        <w:t xml:space="preserve">[the synthetic data](#exm-synthetic-data)</w:t>
-      </w:r>
-      <w:r>
-        <w:t xml:space="preserve">,</w:t>
-      </w:r>
-      <w:r>
-        <w:t xml:space="preserve"> </w:t>
-      </w:r>
-      <w:r>
-        <w:t xml:space="preserve">so that a reader who has forgotten or skipped the referent can find it.</w:t>
-      </w:r>
-      <w:r>
-        <w:t xml:space="preserve"> </w:t>
-      </w:r>
-      <w:r>
-        <w:t xml:space="preserve">Skip the link when the referent is introduced in the same div,</w:t>
-      </w:r>
-      <w:r>
-        <w:t xml:space="preserve"> </w:t>
-      </w:r>
-      <w:r>
-        <w:t xml:space="preserve">or in the same prose passage, as the phrase.</w:t>
-      </w:r>
-      <w:r>
-        <w:t xml:space="preserve"> </w:t>
-      </w:r>
-      <w:r>
-        <w:t xml:space="preserve">Inside a div, the antecedent has to be in that div:</w:t>
-      </w:r>
-      <w:r>
-        <w:t xml:space="preserve"> </w:t>
-      </w:r>
-      <w:r>
-        <w:t xml:space="preserve">an earlier div does not count,</w:t>
-      </w:r>
-      <w:r>
-        <w:t xml:space="preserve"> </w:t>
-      </w:r>
-      <w:r>
-        <w:t xml:space="preserve">because readers jump into the middle of a page.</w:t>
-      </w:r>
-      <w:r>
-        <w:t xml:space="preserve"> </w:t>
-      </w:r>
-      <w:r>
-        <w:t xml:space="preserve">For example, an exercise that says</w:t>
-      </w:r>
-      <w:r>
-        <w:t xml:space="preserve"> </w:t>
-      </w:r>
-      <w:r>
-        <w:t xml:space="preserve">“Explain the labels”</w:t>
-      </w:r>
-      <w:r>
-        <w:t xml:space="preserve"> </w:t>
-      </w:r>
-      <w:r>
-        <w:t xml:space="preserve">with no labels named in it</w:t>
-      </w:r>
-      <w:r>
-        <w:t xml:space="preserve"> </w:t>
-      </w:r>
-      <w:r>
-        <w:t xml:space="preserve">has no antecedent, even if an earlier exercise names some.</w:t>
-      </w:r>
-      <w:r>
-        <w:t xml:space="preserve"> </w:t>
-      </w:r>
-      <w:r>
-        <w:t xml:space="preserve">Name the labels in the exercise, or link them to where they are introduced.</w:t>
-      </w:r>
-    </w:p>
-    <w:p>
-      <w:pPr>
-        <w:numPr>
-          <w:ilvl w:val="0"/>
-          <w:numId w:val="1001"/>
-        </w:numPr>
-      </w:pPr>
-      <w:r>
-        <w:rPr>
-          <w:b/>
-          <w:bCs/>
-        </w:rPr>
-        <w:t xml:space="preserve">Provide examples and counterexamples:</w:t>
-      </w:r>
-      <w:r>
-        <w:t xml:space="preserve"> </w:t>
-      </w:r>
-      <w:r>
-        <w:t xml:space="preserve">Every definition should include at least one concrete example</w:t>
-      </w:r>
-      <w:r>
-        <w:t xml:space="preserve"> </w:t>
-      </w:r>
-      <w:r>
-        <w:t xml:space="preserve">that illustrates how the</w:t>
-      </w:r>
-      <w:r>
-        <w:t xml:space="preserve"> </w:t>
-      </w:r>
-      <w:hyperlink w:anchor="def-term">
-        <w:r>
-          <w:rPr>
-            <w:rStyle w:val="Hyperlink"/>
-          </w:rPr>
-          <w:t xml:space="preserve">term</w:t>
-        </w:r>
-      </w:hyperlink>
-      <w:r>
-        <w:t xml:space="preserve"> </w:t>
-      </w:r>
-      <w:r>
-        <w:t xml:space="preserve">is used,</w:t>
-      </w:r>
-      <w:r>
-        <w:t xml:space="preserve"> </w:t>
-      </w:r>
-      <w:r>
-        <w:t xml:space="preserve">and at least one counterexample:</w:t>
-      </w:r>
-      <w:r>
-        <w:t xml:space="preserve"> </w:t>
-      </w:r>
-      <w:r>
-        <w:t xml:space="preserve">a case that looks as if it fits the definition but does not.</w:t>
-      </w:r>
-      <w:r>
-        <w:t xml:space="preserve"> </w:t>
-      </w:r>
-      <w:r>
-        <w:t xml:space="preserve">The example shows what the term covers;</w:t>
-      </w:r>
-      <w:r>
-        <w:t xml:space="preserve"> </w:t>
-      </w:r>
-      <w:r>
-        <w:t xml:space="preserve">the counterexample shows where its boundary is,</w:t>
-      </w:r>
-      <w:r>
-        <w:t xml:space="preserve"> </w:t>
-      </w:r>
-      <w:r>
-        <w:t xml:space="preserve">which is often where readers misapply it.</w:t>
-      </w:r>
-      <w:r>
-        <w:t xml:space="preserve"> </w:t>
-      </w:r>
-      <w:r>
-        <w:t xml:space="preserve">Put each in its own example block after the definition.</w:t>
-      </w:r>
-    </w:p>
-    <w:p>
-      <w:pPr>
-        <w:numPr>
-          <w:ilvl w:val="0"/>
-          <w:numId w:val="1001"/>
-        </w:numPr>
-      </w:pPr>
-      <w:r>
-        <w:rPr>
-          <w:b/>
-          <w:bCs/>
-        </w:rPr>
-        <w:t xml:space="preserve">Give each</w:t>
-      </w:r>
-      <w:r>
-        <w:rPr>
-          <w:b/>
-          <w:bCs/>
-        </w:rPr>
-        <w:t xml:space="preserve"> </w:t>
-      </w:r>
-      <w:hyperlink w:anchor="def-term">
-        <w:r>
-          <w:rPr>
-            <w:rStyle w:val="Hyperlink"/>
-            <w:b/>
-            <w:bCs/>
-          </w:rPr>
-          <w:t xml:space="preserve">term</w:t>
-        </w:r>
-      </w:hyperlink>
-      <w:r>
-        <w:rPr>
-          <w:b/>
-          <w:bCs/>
-        </w:rPr>
-        <w:t xml:space="preserve"> </w:t>
-      </w:r>
-      <w:r>
-        <w:rPr>
-          <w:b/>
-          <w:bCs/>
-        </w:rPr>
-        <w:t xml:space="preserve">its own definition block:</w:t>
+        <w:t xml:space="preserve">Give each term its own definition block:</w:t>
       </w:r>
       <w:r>
         <w:t xml:space="preserve"> </w:t>
@@ -6515,7 +5112,7 @@
           <w:numId w:val="1001"/>
         </w:numPr>
       </w:pPr>
-      <w:del w:id="383" w:author="PR Preview" w:date="2026-01-01T00:00:00Z">
+      <w:del w:id="88" w:author="PR Preview" w:date="2026-01-01T00:00:00Z">
         <w:r>
           <w:rPr>
             <w:b/>
@@ -6524,32 +5121,32 @@
           <w:delText xml:space="preserve">Name the synonyms:</w:delText>
         </w:r>
       </w:del>
-      <w:del w:id="384" w:author="PR Preview" w:date="2026-01-01T00:00:00Z">
+      <w:del w:id="89" w:author="PR Preview" w:date="2026-01-01T00:00:00Z">
         <w:r>
           <w:delText xml:space="preserve"> </w:delText>
         </w:r>
       </w:del>
-      <w:del w:id="385" w:author="PR Preview" w:date="2026-01-01T00:00:00Z">
+      <w:del w:id="90" w:author="PR Preview" w:date="2026-01-01T00:00:00Z">
         <w:r>
           <w:delText xml:space="preserve">When a field uses several words for one concept,</w:delText>
         </w:r>
       </w:del>
-      <w:del w:id="386" w:author="PR Preview" w:date="2026-01-01T00:00:00Z">
+      <w:del w:id="91" w:author="PR Preview" w:date="2026-01-01T00:00:00Z">
         <w:r>
           <w:delText xml:space="preserve"> </w:delText>
         </w:r>
       </w:del>
-      <w:del w:id="387" w:author="PR Preview" w:date="2026-01-01T00:00:00Z">
+      <w:del w:id="92" w:author="PR Preview" w:date="2026-01-01T00:00:00Z">
         <w:r>
           <w:delText xml:space="preserve">such as</w:delText>
         </w:r>
       </w:del>
-      <w:del w:id="388" w:author="PR Preview" w:date="2026-01-01T00:00:00Z">
+      <w:del w:id="93" w:author="PR Preview" w:date="2026-01-01T00:00:00Z">
         <w:r>
           <w:delText xml:space="preserve"> </w:delText>
         </w:r>
       </w:del>
-      <w:del w:id="389" w:author="PR Preview" w:date="2026-01-01T00:00:00Z">
+      <w:del w:id="94" w:author="PR Preview" w:date="2026-01-01T00:00:00Z">
         <w:r>
           <w:rPr>
             <w:i/>
@@ -6558,17 +5155,17 @@
           <w:delText xml:space="preserve">learning</w:delText>
         </w:r>
       </w:del>
-      <w:del w:id="390" w:author="PR Preview" w:date="2026-01-01T00:00:00Z">
+      <w:del w:id="95" w:author="PR Preview" w:date="2026-01-01T00:00:00Z">
         <w:r>
           <w:delText xml:space="preserve">,</w:delText>
         </w:r>
       </w:del>
-      <w:del w:id="391" w:author="PR Preview" w:date="2026-01-01T00:00:00Z">
+      <w:del w:id="96" w:author="PR Preview" w:date="2026-01-01T00:00:00Z">
         <w:r>
           <w:delText xml:space="preserve"> </w:delText>
         </w:r>
       </w:del>
-      <w:del w:id="392" w:author="PR Preview" w:date="2026-01-01T00:00:00Z">
+      <w:del w:id="97" w:author="PR Preview" w:date="2026-01-01T00:00:00Z">
         <w:r>
           <w:rPr>
             <w:i/>
@@ -6577,22 +5174,22 @@
           <w:delText xml:space="preserve">training</w:delText>
         </w:r>
       </w:del>
-      <w:del w:id="393" w:author="PR Preview" w:date="2026-01-01T00:00:00Z">
+      <w:del w:id="98" w:author="PR Preview" w:date="2026-01-01T00:00:00Z">
         <w:r>
           <w:delText xml:space="preserve"> </w:delText>
         </w:r>
       </w:del>
-      <w:del w:id="394" w:author="PR Preview" w:date="2026-01-01T00:00:00Z">
+      <w:del w:id="99" w:author="PR Preview" w:date="2026-01-01T00:00:00Z">
         <w:r>
           <w:delText xml:space="preserve">and</w:delText>
         </w:r>
       </w:del>
-      <w:del w:id="395" w:author="PR Preview" w:date="2026-01-01T00:00:00Z">
+      <w:del w:id="100" w:author="PR Preview" w:date="2026-01-01T00:00:00Z">
         <w:r>
           <w:delText xml:space="preserve"> </w:delText>
         </w:r>
       </w:del>
-      <w:del w:id="396" w:author="PR Preview" w:date="2026-01-01T00:00:00Z">
+      <w:del w:id="101" w:author="PR Preview" w:date="2026-01-01T00:00:00Z">
         <w:r>
           <w:rPr>
             <w:i/>
@@ -6601,233 +5198,233 @@
           <w:delText xml:space="preserve">fitting</w:delText>
         </w:r>
       </w:del>
-      <w:del w:id="397" w:author="PR Preview" w:date="2026-01-01T00:00:00Z">
+      <w:del w:id="102" w:author="PR Preview" w:date="2026-01-01T00:00:00Z">
         <w:r>
           <w:delText xml:space="preserve"> </w:delText>
         </w:r>
       </w:del>
-      <w:del w:id="398" w:author="PR Preview" w:date="2026-01-01T00:00:00Z">
+      <w:del w:id="103" w:author="PR Preview" w:date="2026-01-01T00:00:00Z">
         <w:r>
           <w:delText xml:space="preserve">a model,</w:delText>
         </w:r>
       </w:del>
-      <w:del w:id="399" w:author="PR Preview" w:date="2026-01-01T00:00:00Z">
+      <w:del w:id="104" w:author="PR Preview" w:date="2026-01-01T00:00:00Z">
         <w:r>
           <w:delText xml:space="preserve"> </w:delText>
         </w:r>
       </w:del>
-      <w:del w:id="400" w:author="PR Preview" w:date="2026-01-01T00:00:00Z">
+      <w:del w:id="105" w:author="PR Preview" w:date="2026-01-01T00:00:00Z">
         <w:r>
           <w:delText xml:space="preserve">every word that names the concept is an alternative name,</w:delText>
         </w:r>
       </w:del>
-      <w:del w:id="401" w:author="PR Preview" w:date="2026-01-01T00:00:00Z">
+      <w:del w:id="106" w:author="PR Preview" w:date="2026-01-01T00:00:00Z">
         <w:r>
           <w:delText xml:space="preserve"> </w:delText>
         </w:r>
       </w:del>
-      <w:del w:id="402" w:author="PR Preview" w:date="2026-01-01T00:00:00Z">
+      <w:del w:id="107" w:author="PR Preview" w:date="2026-01-01T00:00:00Z">
         <w:r>
           <w:delText xml:space="preserve">and each is treated exactly as the primary name:</w:delText>
         </w:r>
       </w:del>
-      <w:del w:id="403" w:author="PR Preview" w:date="2026-01-01T00:00:00Z">
+      <w:del w:id="108" w:author="PR Preview" w:date="2026-01-01T00:00:00Z">
         <w:r>
           <w:delText xml:space="preserve"> </w:delText>
         </w:r>
       </w:del>
-      <w:del w:id="404" w:author="PR Preview" w:date="2026-01-01T00:00:00Z">
+      <w:del w:id="109" w:author="PR Preview" w:date="2026-01-01T00:00:00Z">
         <w:r>
           <w:delText xml:space="preserve">put all of them in the div title as a comma-separated list,</w:delText>
         </w:r>
       </w:del>
-      <w:del w:id="405" w:author="PR Preview" w:date="2026-01-01T00:00:00Z">
+      <w:del w:id="110" w:author="PR Preview" w:date="2026-01-01T00:00:00Z">
         <w:r>
           <w:delText xml:space="preserve"> </w:delText>
         </w:r>
       </w:del>
-      <w:del w:id="406" w:author="PR Preview" w:date="2026-01-01T00:00:00Z">
+      <w:del w:id="111" w:author="PR Preview" w:date="2026-01-01T00:00:00Z">
         <w:r>
           <w:delText xml:space="preserve">with the primary name first, as in</w:delText>
         </w:r>
       </w:del>
-      <w:del w:id="407" w:author="PR Preview" w:date="2026-01-01T00:00:00Z">
+      <w:del w:id="112" w:author="PR Preview" w:date="2026-01-01T00:00:00Z">
         <w:r>
           <w:delText xml:space="preserve"> </w:delText>
         </w:r>
       </w:del>
-      <w:del w:id="408" w:author="PR Preview" w:date="2026-01-01T00:00:00Z">
+      <w:del w:id="113" w:author="PR Preview" w:date="2026-01-01T00:00:00Z">
         <w:r>
           <w:delText xml:space="preserve">“Postulate, axiom”</w:delText>
         </w:r>
       </w:del>
-      <w:del w:id="409" w:author="PR Preview" w:date="2026-01-01T00:00:00Z">
+      <w:del w:id="114" w:author="PR Preview" w:date="2026-01-01T00:00:00Z">
         <w:r>
           <w:delText xml:space="preserve">,</w:delText>
         </w:r>
       </w:del>
-      <w:del w:id="410" w:author="PR Preview" w:date="2026-01-01T00:00:00Z">
+      <w:del w:id="115" w:author="PR Preview" w:date="2026-01-01T00:00:00Z">
         <w:r>
           <w:delText xml:space="preserve"> </w:delText>
         </w:r>
       </w:del>
-      <w:del w:id="411" w:author="PR Preview" w:date="2026-01-01T00:00:00Z">
+      <w:del w:id="116" w:author="PR Preview" w:date="2026-01-01T00:00:00Z">
         <w:r>
           <w:delText xml:space="preserve">and bold each where it first appears in the definition.</w:delText>
         </w:r>
       </w:del>
-      <w:del w:id="412" w:author="PR Preview" w:date="2026-01-01T00:00:00Z">
+      <w:del w:id="117" w:author="PR Preview" w:date="2026-01-01T00:00:00Z">
         <w:r>
           <w:delText xml:space="preserve"> </w:delText>
         </w:r>
       </w:del>
-      <w:del w:id="413" w:author="PR Preview" w:date="2026-01-01T00:00:00Z">
+      <w:del w:id="118" w:author="PR Preview" w:date="2026-01-01T00:00:00Z">
         <w:r>
           <w:delText xml:space="preserve">Do not use parentheses or a phrase such as</w:delText>
         </w:r>
       </w:del>
-      <w:del w:id="414" w:author="PR Preview" w:date="2026-01-01T00:00:00Z">
+      <w:del w:id="119" w:author="PR Preview" w:date="2026-01-01T00:00:00Z">
         <w:r>
           <w:delText xml:space="preserve"> </w:delText>
         </w:r>
       </w:del>
-      <w:del w:id="415" w:author="PR Preview" w:date="2026-01-01T00:00:00Z">
+      <w:del w:id="120" w:author="PR Preview" w:date="2026-01-01T00:00:00Z">
         <w:r>
           <w:delText xml:space="preserve">“also called”</w:delText>
         </w:r>
       </w:del>
-      <w:del w:id="416" w:author="PR Preview" w:date="2026-01-01T00:00:00Z">
+      <w:del w:id="121" w:author="PR Preview" w:date="2026-01-01T00:00:00Z">
         <w:r>
           <w:delText xml:space="preserve"> </w:delText>
         </w:r>
       </w:del>
-      <w:del w:id="417" w:author="PR Preview" w:date="2026-01-01T00:00:00Z">
+      <w:del w:id="122" w:author="PR Preview" w:date="2026-01-01T00:00:00Z">
         <w:r>
           <w:delText xml:space="preserve">in the title.</w:delText>
         </w:r>
       </w:del>
-      <w:del w:id="418" w:author="PR Preview" w:date="2026-01-01T00:00:00Z">
+      <w:del w:id="123" w:author="PR Preview" w:date="2026-01-01T00:00:00Z">
         <w:r>
           <w:delText xml:space="preserve"> </w:delText>
         </w:r>
       </w:del>
-      <w:del w:id="419" w:author="PR Preview" w:date="2026-01-01T00:00:00Z">
+      <w:del w:id="124" w:author="PR Preview" w:date="2026-01-01T00:00:00Z">
         <w:r>
           <w:delText xml:space="preserve">This covers the names other sources use, such as a textbook’s,</w:delText>
         </w:r>
       </w:del>
-      <w:del w:id="420" w:author="PR Preview" w:date="2026-01-01T00:00:00Z">
+      <w:del w:id="125" w:author="PR Preview" w:date="2026-01-01T00:00:00Z">
         <w:r>
           <w:delText xml:space="preserve"> </w:delText>
         </w:r>
       </w:del>
-      <w:del w:id="421" w:author="PR Preview" w:date="2026-01-01T00:00:00Z">
+      <w:del w:id="126" w:author="PR Preview" w:date="2026-01-01T00:00:00Z">
         <w:r>
           <w:delText xml:space="preserve">which belong in the title and in bold too,</w:delText>
         </w:r>
       </w:del>
-      <w:del w:id="422" w:author="PR Preview" w:date="2026-01-01T00:00:00Z">
+      <w:del w:id="127" w:author="PR Preview" w:date="2026-01-01T00:00:00Z">
         <w:r>
           <w:delText xml:space="preserve"> </w:delText>
         </w:r>
       </w:del>
-      <w:del w:id="423" w:author="PR Preview" w:date="2026-01-01T00:00:00Z">
+      <w:del w:id="128" w:author="PR Preview" w:date="2026-01-01T00:00:00Z">
         <w:r>
           <w:delText xml:space="preserve">as in</w:delText>
         </w:r>
       </w:del>
-      <w:del w:id="424" w:author="PR Preview" w:date="2026-01-01T00:00:00Z">
+      <w:del w:id="129" w:author="PR Preview" w:date="2026-01-01T00:00:00Z">
         <w:r>
           <w:delText xml:space="preserve"> </w:delText>
         </w:r>
       </w:del>
-      <w:del w:id="425" w:author="PR Preview" w:date="2026-01-01T00:00:00Z">
+      <w:del w:id="130" w:author="PR Preview" w:date="2026-01-01T00:00:00Z">
         <w:r>
           <w:delText xml:space="preserve">“Risk, expected loss, population risk, true risk,</w:delText>
         </w:r>
       </w:del>
-      <w:del w:id="426" w:author="PR Preview" w:date="2026-01-01T00:00:00Z">
+      <w:del w:id="131" w:author="PR Preview" w:date="2026-01-01T00:00:00Z">
         <w:r>
           <w:delText xml:space="preserve"> </w:delText>
         </w:r>
       </w:del>
-      <w:del w:id="427" w:author="PR Preview" w:date="2026-01-01T00:00:00Z">
+      <w:del w:id="132" w:author="PR Preview" w:date="2026-01-01T00:00:00Z">
         <w:r>
           <w:delText xml:space="preserve">generalization error, expected prediction error”</w:delText>
         </w:r>
       </w:del>
-      <w:del w:id="428" w:author="PR Preview" w:date="2026-01-01T00:00:00Z">
+      <w:del w:id="133" w:author="PR Preview" w:date="2026-01-01T00:00:00Z">
         <w:r>
           <w:delText xml:space="preserve">.</w:delText>
         </w:r>
       </w:del>
-      <w:del w:id="429" w:author="PR Preview" w:date="2026-01-01T00:00:00Z">
+      <w:del w:id="134" w:author="PR Preview" w:date="2026-01-01T00:00:00Z">
         <w:r>
           <w:delText xml:space="preserve"> </w:delText>
         </w:r>
       </w:del>
-      <w:del w:id="430" w:author="PR Preview" w:date="2026-01-01T00:00:00Z">
+      <w:del w:id="135" w:author="PR Preview" w:date="2026-01-01T00:00:00Z">
         <w:r>
           <w:delText xml:space="preserve">Say which one the document uses.</w:delText>
         </w:r>
       </w:del>
-      <w:del w:id="431" w:author="PR Preview" w:date="2026-01-01T00:00:00Z">
+      <w:del w:id="136" w:author="PR Preview" w:date="2026-01-01T00:00:00Z">
         <w:r>
           <w:delText xml:space="preserve"> </w:delText>
         </w:r>
       </w:del>
-      <w:del w:id="432" w:author="PR Preview" w:date="2026-01-01T00:00:00Z">
+      <w:del w:id="137" w:author="PR Preview" w:date="2026-01-01T00:00:00Z">
         <w:r>
           <w:delText xml:space="preserve">Name near-synonyms in the definition block or in a callout beside it,</w:delText>
         </w:r>
       </w:del>
-      <w:del w:id="433" w:author="PR Preview" w:date="2026-01-01T00:00:00Z">
+      <w:del w:id="138" w:author="PR Preview" w:date="2026-01-01T00:00:00Z">
         <w:r>
           <w:delText xml:space="preserve"> </w:delText>
         </w:r>
       </w:del>
-      <w:del w:id="434" w:author="PR Preview" w:date="2026-01-01T00:00:00Z">
+      <w:del w:id="139" w:author="PR Preview" w:date="2026-01-01T00:00:00Z">
         <w:r>
           <w:delText xml:space="preserve">and state how they differ.</w:delText>
         </w:r>
       </w:del>
-      <w:del w:id="435" w:author="PR Preview" w:date="2026-01-01T00:00:00Z">
+      <w:del w:id="140" w:author="PR Preview" w:date="2026-01-01T00:00:00Z">
         <w:r>
           <w:delText xml:space="preserve"> </w:delText>
         </w:r>
       </w:del>
-      <w:del w:id="436" w:author="PR Preview" w:date="2026-01-01T00:00:00Z">
+      <w:del w:id="141" w:author="PR Preview" w:date="2026-01-01T00:00:00Z">
         <w:r>
           <w:delText xml:space="preserve">A reader who encounters the other words in another source</w:delText>
         </w:r>
       </w:del>
-      <w:del w:id="437" w:author="PR Preview" w:date="2026-01-01T00:00:00Z">
+      <w:del w:id="142" w:author="PR Preview" w:date="2026-01-01T00:00:00Z">
         <w:r>
           <w:delText xml:space="preserve"> </w:delText>
         </w:r>
       </w:del>
-      <w:del w:id="438" w:author="PR Preview" w:date="2026-01-01T00:00:00Z">
+      <w:del w:id="143" w:author="PR Preview" w:date="2026-01-01T00:00:00Z">
         <w:r>
           <w:delText xml:space="preserve">can then connect them to the concept already learned</w:delText>
         </w:r>
       </w:del>
-      <w:del w:id="439" w:author="PR Preview" w:date="2026-01-01T00:00:00Z">
+      <w:del w:id="144" w:author="PR Preview" w:date="2026-01-01T00:00:00Z">
         <w:r>
           <w:delText xml:space="preserve"> </w:delText>
         </w:r>
       </w:del>
-      <w:del w:id="440" w:author="PR Preview" w:date="2026-01-01T00:00:00Z">
+      <w:del w:id="145" w:author="PR Preview" w:date="2026-01-01T00:00:00Z">
         <w:r>
           <w:delText xml:space="preserve">(see</w:delText>
         </w:r>
       </w:del>
-      <w:del w:id="441" w:author="PR Preview" w:date="2026-01-01T00:00:00Z">
+      <w:del w:id="146" w:author="PR Preview" w:date="2026-01-01T00:00:00Z">
         <w:r>
           <w:delText xml:space="preserve"> </w:delText>
         </w:r>
       </w:del>
       <w:hyperlink r:id="rId21">
-        <w:del w:id="442" w:author="PR Preview" w:date="2026-01-01T00:00:00Z">
+        <w:del w:id="147" w:author="PR Preview" w:date="2026-01-01T00:00:00Z">
           <w:r>
             <w:rPr>
               <w:rStyle w:val="Hyperlink"/>
@@ -6836,7 +5433,7 @@
           </w:r>
         </w:del>
       </w:hyperlink>
-      <w:del w:id="443" w:author="PR Preview" w:date="2026-01-01T00:00:00Z">
+      <w:del w:id="148" w:author="PR Preview" w:date="2026-01-01T00:00:00Z">
         <w:r>
           <w:delText xml:space="preserve">).</w:delText>
         </w:r>
@@ -6849,7 +5446,7 @@
           <w:numId w:val="1001"/>
         </w:numPr>
       </w:pPr>
-      <w:ins w:id="444" w:author="PR Preview" w:date="2026-01-01T00:00:00Z">
+      <w:ins w:id="149" w:author="PR Preview" w:date="2026-01-01T00:00:00Z">
         <w:r>
           <w:rPr>
             <w:b/>
@@ -6858,32 +5455,32 @@
           <w:t xml:space="preserve">Name the synonyms:</w:t>
         </w:r>
       </w:ins>
-      <w:ins w:id="445" w:author="PR Preview" w:date="2026-01-01T00:00:00Z">
+      <w:ins w:id="150" w:author="PR Preview" w:date="2026-01-01T00:00:00Z">
         <w:r>
           <w:t xml:space="preserve"> </w:t>
         </w:r>
       </w:ins>
-      <w:ins w:id="446" w:author="PR Preview" w:date="2026-01-01T00:00:00Z">
+      <w:ins w:id="151" w:author="PR Preview" w:date="2026-01-01T00:00:00Z">
         <w:r>
           <w:t xml:space="preserve">When a field uses several words for one concept,</w:t>
         </w:r>
       </w:ins>
-      <w:ins w:id="447" w:author="PR Preview" w:date="2026-01-01T00:00:00Z">
+      <w:ins w:id="152" w:author="PR Preview" w:date="2026-01-01T00:00:00Z">
         <w:r>
           <w:t xml:space="preserve"> </w:t>
         </w:r>
       </w:ins>
-      <w:ins w:id="448" w:author="PR Preview" w:date="2026-01-01T00:00:00Z">
+      <w:ins w:id="153" w:author="PR Preview" w:date="2026-01-01T00:00:00Z">
         <w:r>
           <w:t xml:space="preserve">such as</w:t>
         </w:r>
       </w:ins>
-      <w:ins w:id="449" w:author="PR Preview" w:date="2026-01-01T00:00:00Z">
+      <w:ins w:id="154" w:author="PR Preview" w:date="2026-01-01T00:00:00Z">
         <w:r>
           <w:t xml:space="preserve"> </w:t>
         </w:r>
       </w:ins>
-      <w:ins w:id="450" w:author="PR Preview" w:date="2026-01-01T00:00:00Z">
+      <w:ins w:id="155" w:author="PR Preview" w:date="2026-01-01T00:00:00Z">
         <w:r>
           <w:rPr>
             <w:i/>
@@ -6892,17 +5489,17 @@
           <w:t xml:space="preserve">learning</w:t>
         </w:r>
       </w:ins>
-      <w:ins w:id="451" w:author="PR Preview" w:date="2026-01-01T00:00:00Z">
+      <w:ins w:id="156" w:author="PR Preview" w:date="2026-01-01T00:00:00Z">
         <w:r>
           <w:t xml:space="preserve">,</w:t>
         </w:r>
       </w:ins>
-      <w:ins w:id="452" w:author="PR Preview" w:date="2026-01-01T00:00:00Z">
+      <w:ins w:id="157" w:author="PR Preview" w:date="2026-01-01T00:00:00Z">
         <w:r>
           <w:t xml:space="preserve"> </w:t>
         </w:r>
       </w:ins>
-      <w:ins w:id="453" w:author="PR Preview" w:date="2026-01-01T00:00:00Z">
+      <w:ins w:id="158" w:author="PR Preview" w:date="2026-01-01T00:00:00Z">
         <w:r>
           <w:rPr>
             <w:i/>
@@ -6911,22 +5508,22 @@
           <w:t xml:space="preserve">training</w:t>
         </w:r>
       </w:ins>
-      <w:ins w:id="454" w:author="PR Preview" w:date="2026-01-01T00:00:00Z">
+      <w:ins w:id="159" w:author="PR Preview" w:date="2026-01-01T00:00:00Z">
         <w:r>
           <w:t xml:space="preserve"> </w:t>
         </w:r>
       </w:ins>
-      <w:ins w:id="455" w:author="PR Preview" w:date="2026-01-01T00:00:00Z">
+      <w:ins w:id="160" w:author="PR Preview" w:date="2026-01-01T00:00:00Z">
         <w:r>
           <w:t xml:space="preserve">and</w:t>
         </w:r>
       </w:ins>
-      <w:ins w:id="456" w:author="PR Preview" w:date="2026-01-01T00:00:00Z">
+      <w:ins w:id="161" w:author="PR Preview" w:date="2026-01-01T00:00:00Z">
         <w:r>
           <w:t xml:space="preserve"> </w:t>
         </w:r>
       </w:ins>
-      <w:ins w:id="457" w:author="PR Preview" w:date="2026-01-01T00:00:00Z">
+      <w:ins w:id="162" w:author="PR Preview" w:date="2026-01-01T00:00:00Z">
         <w:r>
           <w:rPr>
             <w:i/>
@@ -6935,243 +5532,238 @@
           <w:t xml:space="preserve">fitting</w:t>
         </w:r>
       </w:ins>
-      <w:ins w:id="458" w:author="PR Preview" w:date="2026-01-01T00:00:00Z">
+      <w:ins w:id="163" w:author="PR Preview" w:date="2026-01-01T00:00:00Z">
         <w:r>
           <w:t xml:space="preserve"> </w:t>
         </w:r>
       </w:ins>
-      <w:ins w:id="459" w:author="PR Preview" w:date="2026-01-01T00:00:00Z">
+      <w:ins w:id="164" w:author="PR Preview" w:date="2026-01-01T00:00:00Z">
         <w:r>
           <w:t xml:space="preserve">a model,</w:t>
         </w:r>
       </w:ins>
-      <w:ins w:id="460" w:author="PR Preview" w:date="2026-01-01T00:00:00Z">
+      <w:ins w:id="165" w:author="PR Preview" w:date="2026-01-01T00:00:00Z">
         <w:r>
           <w:t xml:space="preserve"> </w:t>
         </w:r>
       </w:ins>
-      <w:ins w:id="461" w:author="PR Preview" w:date="2026-01-01T00:00:00Z">
+      <w:ins w:id="166" w:author="PR Preview" w:date="2026-01-01T00:00:00Z">
         <w:r>
           <w:t xml:space="preserve">every word that names the concept is an alternative name,</w:t>
         </w:r>
       </w:ins>
-      <w:ins w:id="462" w:author="PR Preview" w:date="2026-01-01T00:00:00Z">
+      <w:ins w:id="167" w:author="PR Preview" w:date="2026-01-01T00:00:00Z">
         <w:r>
           <w:t xml:space="preserve"> </w:t>
         </w:r>
       </w:ins>
-      <w:ins w:id="463" w:author="PR Preview" w:date="2026-01-01T00:00:00Z">
+      <w:ins w:id="168" w:author="PR Preview" w:date="2026-01-01T00:00:00Z">
         <w:r>
           <w:t xml:space="preserve">and each is treated exactly as the primary name:</w:t>
         </w:r>
       </w:ins>
-      <w:ins w:id="464" w:author="PR Preview" w:date="2026-01-01T00:00:00Z">
+      <w:ins w:id="169" w:author="PR Preview" w:date="2026-01-01T00:00:00Z">
         <w:r>
           <w:t xml:space="preserve"> </w:t>
         </w:r>
       </w:ins>
-      <w:ins w:id="465" w:author="PR Preview" w:date="2026-01-01T00:00:00Z">
+      <w:ins w:id="170" w:author="PR Preview" w:date="2026-01-01T00:00:00Z">
         <w:r>
           <w:t xml:space="preserve">put all of them in the div title as a comma-separated list,</w:t>
         </w:r>
       </w:ins>
-      <w:ins w:id="466" w:author="PR Preview" w:date="2026-01-01T00:00:00Z">
+      <w:ins w:id="171" w:author="PR Preview" w:date="2026-01-01T00:00:00Z">
         <w:r>
           <w:t xml:space="preserve"> </w:t>
         </w:r>
       </w:ins>
-      <w:ins w:id="467" w:author="PR Preview" w:date="2026-01-01T00:00:00Z">
+      <w:ins w:id="172" w:author="PR Preview" w:date="2026-01-01T00:00:00Z">
         <w:r>
           <w:t xml:space="preserve">with the primary name first, as in</w:t>
         </w:r>
       </w:ins>
-      <w:ins w:id="468" w:author="PR Preview" w:date="2026-01-01T00:00:00Z">
+      <w:ins w:id="173" w:author="PR Preview" w:date="2026-01-01T00:00:00Z">
         <w:r>
           <w:t xml:space="preserve"> </w:t>
         </w:r>
       </w:ins>
-      <w:ins w:id="469" w:author="PR Preview" w:date="2026-01-01T00:00:00Z">
+      <w:ins w:id="174" w:author="PR Preview" w:date="2026-01-01T00:00:00Z">
         <w:r>
           <w:t xml:space="preserve">“Postulate, axiom”</w:t>
         </w:r>
       </w:ins>
-      <w:ins w:id="470" w:author="PR Preview" w:date="2026-01-01T00:00:00Z">
+      <w:ins w:id="175" w:author="PR Preview" w:date="2026-01-01T00:00:00Z">
         <w:r>
           <w:t xml:space="preserve">,</w:t>
         </w:r>
       </w:ins>
-      <w:ins w:id="471" w:author="PR Preview" w:date="2026-01-01T00:00:00Z">
+      <w:ins w:id="176" w:author="PR Preview" w:date="2026-01-01T00:00:00Z">
         <w:r>
           <w:t xml:space="preserve"> </w:t>
         </w:r>
       </w:ins>
-      <w:ins w:id="472" w:author="PR Preview" w:date="2026-01-01T00:00:00Z">
+      <w:ins w:id="177" w:author="PR Preview" w:date="2026-01-01T00:00:00Z">
         <w:r>
           <w:t xml:space="preserve"> </w:t>
         </w:r>
       </w:ins>
-      <w:ins w:id="473" w:author="PR Preview" w:date="2026-01-01T00:00:00Z">
+      <w:ins w:id="178" w:author="PR Preview" w:date="2026-01-01T00:00:00Z">
         <w:r>
           <w:t xml:space="preserve">and bold each where it first appears in the definition.</w:t>
         </w:r>
       </w:ins>
-      <w:ins w:id="474" w:author="PR Preview" w:date="2026-01-01T00:00:00Z">
+      <w:ins w:id="179" w:author="PR Preview" w:date="2026-01-01T00:00:00Z">
         <w:r>
           <w:t xml:space="preserve"> </w:t>
         </w:r>
       </w:ins>
-      <w:ins w:id="475" w:author="PR Preview" w:date="2026-01-01T00:00:00Z">
+      <w:ins w:id="180" w:author="PR Preview" w:date="2026-01-01T00:00:00Z">
         <w:r>
           <w:t xml:space="preserve">Do not use parentheses or a phrase such as</w:t>
         </w:r>
       </w:ins>
-      <w:ins w:id="476" w:author="PR Preview" w:date="2026-01-01T00:00:00Z">
+      <w:ins w:id="181" w:author="PR Preview" w:date="2026-01-01T00:00:00Z">
         <w:r>
           <w:t xml:space="preserve"> </w:t>
         </w:r>
       </w:ins>
-      <w:ins w:id="477" w:author="PR Preview" w:date="2026-01-01T00:00:00Z">
+      <w:ins w:id="182" w:author="PR Preview" w:date="2026-01-01T00:00:00Z">
         <w:r>
           <w:t xml:space="preserve">“also called”</w:t>
         </w:r>
       </w:ins>
-      <w:ins w:id="478" w:author="PR Preview" w:date="2026-01-01T00:00:00Z">
+      <w:ins w:id="183" w:author="PR Preview" w:date="2026-01-01T00:00:00Z">
         <w:r>
           <w:t xml:space="preserve"> </w:t>
         </w:r>
       </w:ins>
-      <w:ins w:id="479" w:author="PR Preview" w:date="2026-01-01T00:00:00Z">
+      <w:ins w:id="184" w:author="PR Preview" w:date="2026-01-01T00:00:00Z">
         <w:r>
           <w:t xml:space="preserve">in the title.</w:t>
         </w:r>
       </w:ins>
-      <w:ins w:id="480" w:author="PR Preview" w:date="2026-01-01T00:00:00Z">
+      <w:ins w:id="185" w:author="PR Preview" w:date="2026-01-01T00:00:00Z">
         <w:r>
           <w:t xml:space="preserve"> </w:t>
         </w:r>
       </w:ins>
-      <w:ins w:id="481" w:author="PR Preview" w:date="2026-01-01T00:00:00Z">
+      <w:ins w:id="186" w:author="PR Preview" w:date="2026-01-01T00:00:00Z">
         <w:r>
           <w:t xml:space="preserve">This covers the names other sources use, such as a textbook’s,</w:t>
         </w:r>
       </w:ins>
-      <w:ins w:id="482" w:author="PR Preview" w:date="2026-01-01T00:00:00Z">
+      <w:ins w:id="187" w:author="PR Preview" w:date="2026-01-01T00:00:00Z">
         <w:r>
           <w:t xml:space="preserve"> </w:t>
         </w:r>
       </w:ins>
-      <w:ins w:id="483" w:author="PR Preview" w:date="2026-01-01T00:00:00Z">
+      <w:ins w:id="188" w:author="PR Preview" w:date="2026-01-01T00:00:00Z">
         <w:r>
           <w:t xml:space="preserve">which belong in the title and in bold too,</w:t>
         </w:r>
       </w:ins>
-      <w:ins w:id="484" w:author="PR Preview" w:date="2026-01-01T00:00:00Z">
+      <w:ins w:id="189" w:author="PR Preview" w:date="2026-01-01T00:00:00Z">
         <w:r>
           <w:t xml:space="preserve"> </w:t>
         </w:r>
       </w:ins>
-      <w:ins w:id="485" w:author="PR Preview" w:date="2026-01-01T00:00:00Z">
+      <w:ins w:id="190" w:author="PR Preview" w:date="2026-01-01T00:00:00Z">
         <w:r>
           <w:t xml:space="preserve">as in</w:t>
         </w:r>
       </w:ins>
-      <w:ins w:id="486" w:author="PR Preview" w:date="2026-01-01T00:00:00Z">
+      <w:ins w:id="191" w:author="PR Preview" w:date="2026-01-01T00:00:00Z">
         <w:r>
           <w:t xml:space="preserve"> </w:t>
         </w:r>
       </w:ins>
-      <w:ins w:id="487" w:author="PR Preview" w:date="2026-01-01T00:00:00Z">
+      <w:ins w:id="192" w:author="PR Preview" w:date="2026-01-01T00:00:00Z">
         <w:r>
           <w:t xml:space="preserve">“Risk, expected loss, population risk, true risk,</w:t>
         </w:r>
       </w:ins>
-      <w:ins w:id="488" w:author="PR Preview" w:date="2026-01-01T00:00:00Z">
+      <w:ins w:id="193" w:author="PR Preview" w:date="2026-01-01T00:00:00Z">
         <w:r>
           <w:t xml:space="preserve"> </w:t>
         </w:r>
       </w:ins>
-      <w:ins w:id="489" w:author="PR Preview" w:date="2026-01-01T00:00:00Z">
+      <w:ins w:id="194" w:author="PR Preview" w:date="2026-01-01T00:00:00Z">
+        <w:r>
+          <w:t xml:space="preserve">generalization error, expected prediction error”</w:t>
+        </w:r>
+      </w:ins>
+      <w:ins w:id="195" w:author="PR Preview" w:date="2026-01-01T00:00:00Z">
+        <w:r>
+          <w:t xml:space="preserve">.</w:t>
+        </w:r>
+      </w:ins>
+      <w:ins w:id="196" w:author="PR Preview" w:date="2026-01-01T00:00:00Z">
         <w:r>
           <w:t xml:space="preserve"> </w:t>
         </w:r>
       </w:ins>
-      <w:ins w:id="490" w:author="PR Preview" w:date="2026-01-01T00:00:00Z">
-        <w:r>
-          <w:t xml:space="preserve">generalization error, expected prediction error”</w:t>
+      <w:ins w:id="197" w:author="PR Preview" w:date="2026-01-01T00:00:00Z">
+        <w:r>
+          <w:t xml:space="preserve">Say which one the document uses.</w:t>
         </w:r>
       </w:ins>
-      <w:ins w:id="491" w:author="PR Preview" w:date="2026-01-01T00:00:00Z">
-        <w:r>
-          <w:t xml:space="preserve">.</w:t>
+      <w:ins w:id="198" w:author="PR Preview" w:date="2026-01-01T00:00:00Z">
+        <w:r>
+          <w:t xml:space="preserve"> </w:t>
         </w:r>
       </w:ins>
-      <w:ins w:id="492" w:author="PR Preview" w:date="2026-01-01T00:00:00Z">
+      <w:ins w:id="199" w:author="PR Preview" w:date="2026-01-01T00:00:00Z">
+        <w:r>
+          <w:t xml:space="preserve">Name near-synonyms in the definition block or in a callout beside it,</w:t>
+        </w:r>
+      </w:ins>
+      <w:ins w:id="200" w:author="PR Preview" w:date="2026-01-01T00:00:00Z">
         <w:r>
           <w:t xml:space="preserve"> </w:t>
         </w:r>
       </w:ins>
-      <w:ins w:id="493" w:author="PR Preview" w:date="2026-01-01T00:00:00Z">
-        <w:r>
-          <w:t xml:space="preserve">Say which one the document uses.</w:t>
+      <w:ins w:id="201" w:author="PR Preview" w:date="2026-01-01T00:00:00Z">
+        <w:r>
+          <w:t xml:space="preserve">and state how they differ.</w:t>
         </w:r>
       </w:ins>
-      <w:ins w:id="494" w:author="PR Preview" w:date="2026-01-01T00:00:00Z">
+      <w:ins w:id="202" w:author="PR Preview" w:date="2026-01-01T00:00:00Z">
         <w:r>
           <w:t xml:space="preserve"> </w:t>
         </w:r>
       </w:ins>
-      <w:ins w:id="495" w:author="PR Preview" w:date="2026-01-01T00:00:00Z">
-        <w:r>
-          <w:t xml:space="preserve">Name near-synonyms in the definition block or in a callout beside it,</w:t>
+      <w:ins w:id="203" w:author="PR Preview" w:date="2026-01-01T00:00:00Z">
+        <w:r>
+          <w:t xml:space="preserve">A reader who encounters the other words in another source</w:t>
         </w:r>
       </w:ins>
-      <w:ins w:id="496" w:author="PR Preview" w:date="2026-01-01T00:00:00Z">
+      <w:ins w:id="204" w:author="PR Preview" w:date="2026-01-01T00:00:00Z">
         <w:r>
           <w:t xml:space="preserve"> </w:t>
         </w:r>
       </w:ins>
-      <w:ins w:id="497" w:author="PR Preview" w:date="2026-01-01T00:00:00Z">
-        <w:r>
-          <w:t xml:space="preserve">and state how they differ.</w:t>
+      <w:ins w:id="205" w:author="PR Preview" w:date="2026-01-01T00:00:00Z">
+        <w:r>
+          <w:t xml:space="preserve">can then connect them to the concept already learned</w:t>
         </w:r>
       </w:ins>
-      <w:ins w:id="498" w:author="PR Preview" w:date="2026-01-01T00:00:00Z">
+      <w:ins w:id="206" w:author="PR Preview" w:date="2026-01-01T00:00:00Z">
         <w:r>
           <w:t xml:space="preserve"> </w:t>
         </w:r>
       </w:ins>
-      <w:ins w:id="499" w:author="PR Preview" w:date="2026-01-01T00:00:00Z">
-        <w:r>
-          <w:t xml:space="preserve">A reader who encounters the other words in another source</w:t>
+      <w:ins w:id="207" w:author="PR Preview" w:date="2026-01-01T00:00:00Z">
+        <w:r>
+          <w:t xml:space="preserve">(see</w:t>
         </w:r>
       </w:ins>
-      <w:ins w:id="500" w:author="PR Preview" w:date="2026-01-01T00:00:00Z">
-        <w:r>
-          <w:t xml:space="preserve"> </w:t>
-        </w:r>
-      </w:ins>
-      <w:ins w:id="501" w:author="PR Preview" w:date="2026-01-01T00:00:00Z">
-        <w:r>
-          <w:t xml:space="preserve">can then connect them to the concept already learned</w:t>
-        </w:r>
-      </w:ins>
-      <w:ins w:id="502" w:author="PR Preview" w:date="2026-01-01T00:00:00Z">
-        <w:r>
-          <w:t xml:space="preserve"> </w:t>
-        </w:r>
-      </w:ins>
-      <w:ins w:id="503" w:author="PR Preview" w:date="2026-01-01T00:00:00Z">
-        <w:r>
-          <w:t xml:space="preserve">(see</w:t>
-        </w:r>
-      </w:ins>
-      <w:ins w:id="504" w:author="PR Preview" w:date="2026-01-01T00:00:00Z">
+      <w:ins w:id="208" w:author="PR Preview" w:date="2026-01-01T00:00:00Z">
         <w:r>
           <w:t xml:space="preserve"> </w:t>
         </w:r>
       </w:ins>
       <w:hyperlink r:id="rId21">
-        <w:ins w:id="505" w:author="PR Preview" w:date="2026-01-01T00:00:00Z">
+        <w:ins w:id="209" w:author="PR Preview" w:date="2026-01-01T00:00:00Z">
           <w:r>
             <w:rPr>
               <w:rStyle w:val="Hyperlink"/>
@@ -7180,7 +5772,7 @@
           </w:r>
         </w:ins>
       </w:hyperlink>
-      <w:ins w:id="506" w:author="PR Preview" w:date="2026-01-01T00:00:00Z">
+      <w:ins w:id="210" w:author="PR Preview" w:date="2026-01-01T00:00:00Z">
         <w:r>
           <w:t xml:space="preserve">).</w:t>
         </w:r>
@@ -7220,21 +5812,7 @@
         <w:t xml:space="preserve"> </w:t>
       </w:r>
       <w:r>
-        <w:t xml:space="preserve">names the same concept as the primary</w:t>
-      </w:r>
-      <w:r>
-        <w:t xml:space="preserve"> </w:t>
-      </w:r>
-      <w:hyperlink w:anchor="def-term">
-        <w:r>
-          <w:rPr>
-            <w:rStyle w:val="Hyperlink"/>
-          </w:rPr>
-          <w:t xml:space="preserve">term</w:t>
-        </w:r>
-      </w:hyperlink>
-      <w:r>
-        <w:t xml:space="preserve">,</w:t>
+        <w:t xml:space="preserve">names the same concept as the primary term,</w:t>
       </w:r>
       <w:r>
         <w:t xml:space="preserve"> </w:t>
@@ -7407,24 +5985,7 @@
         <w:t xml:space="preserve"> </w:t>
       </w:r>
       <w:r>
-        <w:t xml:space="preserve">defined on the</w:t>
-      </w:r>
-      <w:r>
-        <w:t xml:space="preserve"> </w:t>
-      </w:r>
-      <w:hyperlink w:anchor="def-population">
-        <w:r>
-          <w:rPr>
-            <w:rStyle w:val="Hyperlink"/>
-          </w:rPr>
-          <w:t xml:space="preserve">population</w:t>
-        </w:r>
-      </w:hyperlink>
-      <w:r>
-        <w:t xml:space="preserve"> </w:t>
-      </w:r>
-      <w:r>
-        <w:t xml:space="preserve">or the data-generating distribution;</w:t>
+        <w:t xml:space="preserve">defined on the population or the data-generating distribution;</w:t>
       </w:r>
       <w:r>
         <w:t xml:space="preserve"> </w:t>
@@ -7550,21 +6111,7 @@
         <w:t xml:space="preserve"> </w:t>
       </w:r>
       <w:r>
-        <w:t xml:space="preserve">define the population mean before the</w:t>
-      </w:r>
-      <w:r>
-        <w:t xml:space="preserve"> </w:t>
-      </w:r>
-      <w:hyperlink w:anchor="def-sample-mean">
-        <w:r>
-          <w:rPr>
-            <w:rStyle w:val="Hyperlink"/>
-          </w:rPr>
-          <w:t xml:space="preserve">sample mean</w:t>
-        </w:r>
-      </w:hyperlink>
-      <w:r>
-        <w:t xml:space="preserve">,</w:t>
+        <w:t xml:space="preserve">define the population mean before the sample mean,</w:t>
       </w:r>
       <w:r>
         <w:t xml:space="preserve"> </w:t>
@@ -8186,24 +6733,7 @@
         <w:t xml:space="preserve"> </w:t>
       </w:r>
       <w:r>
-        <w:t xml:space="preserve">and the</w:t>
-      </w:r>
-      <w:r>
-        <w:t xml:space="preserve"> </w:t>
-      </w:r>
-      <w:hyperlink w:anchor="def-population">
-        <w:r>
-          <w:rPr>
-            <w:rStyle w:val="Hyperlink"/>
-          </w:rPr>
-          <w:t xml:space="preserve">population</w:t>
-        </w:r>
-      </w:hyperlink>
-      <w:r>
-        <w:t xml:space="preserve"> </w:t>
-      </w:r>
-      <w:r>
-        <w:t xml:space="preserve">it is used on;</w:t>
+        <w:t xml:space="preserve">and the population it is used on;</w:t>
       </w:r>
       <w:r>
         <w:t xml:space="preserve"> </w:t>
@@ -8298,24 +6828,7 @@
         <w:t xml:space="preserve"> </w:t>
       </w:r>
       <w:r>
-        <w:t xml:space="preserve">not the</w:t>
-      </w:r>
-      <w:r>
-        <w:t xml:space="preserve"> </w:t>
-      </w:r>
-      <w:hyperlink w:anchor="def-population">
-        <w:r>
-          <w:rPr>
-            <w:rStyle w:val="Hyperlink"/>
-          </w:rPr>
-          <w:t xml:space="preserve">population</w:t>
-        </w:r>
-      </w:hyperlink>
-      <w:r>
-        <w:t xml:space="preserve"> </w:t>
-      </w:r>
-      <w:r>
-        <w:t xml:space="preserve">mean of that outcome.</w:t>
+        <w:t xml:space="preserve">not the population mean of that outcome.</w:t>
       </w:r>
       <w:r>
         <w:t xml:space="preserve"> </w:t>
@@ -8335,24 +6848,7 @@
         <w:t xml:space="preserve"> </w:t>
       </w:r>
       <w:r>
-        <w:t xml:space="preserve">is an estimator of the mean</w:t>
-      </w:r>
-      <w:r>
-        <w:t xml:space="preserve"> </w:t>
-      </w:r>
-      <w:hyperlink r:id="rId16">
-        <w:r>
-          <w:rPr>
-            <w:rStyle w:val="Hyperlink"/>
-          </w:rPr>
-          <w:t xml:space="preserve">function</w:t>
-        </w:r>
-      </w:hyperlink>
-      <w:r>
-        <w:t xml:space="preserve"> </w:t>
-      </w:r>
-      <w:r>
-        <w:t xml:space="preserve">value</w:t>
+        <w:t xml:space="preserve">is an estimator of the mean function value</w:t>
       </w:r>
       <w:r>
         <w:t xml:space="preserve"> </w:t>
@@ -8593,21 +7089,7 @@
         <w:t xml:space="preserve"> </w:t>
       </w:r>
       <w:r>
-        <w:t xml:space="preserve">the data that it is computed on, such as the training set, the validation set, the test set or the</w:t>
-      </w:r>
-      <w:r>
-        <w:t xml:space="preserve"> </w:t>
-      </w:r>
-      <w:hyperlink w:anchor="def-population">
-        <w:r>
-          <w:rPr>
-            <w:rStyle w:val="Hyperlink"/>
-          </w:rPr>
-          <w:t xml:space="preserve">population</w:t>
-        </w:r>
-      </w:hyperlink>
-      <w:r>
-        <w:t xml:space="preserve">;</w:t>
+        <w:t xml:space="preserve">the data that it is computed on, such as the training set, the validation set, the test set or the population;</w:t>
       </w:r>
       <w:r>
         <w:t xml:space="preserve"> </w:t>
@@ -8676,24 +7158,7 @@
         <w:t xml:space="preserve"> </w:t>
       </w:r>
       <w:r>
-        <w:t xml:space="preserve">A</w:t>
-      </w:r>
-      <w:r>
-        <w:t xml:space="preserve"> </w:t>
-      </w:r>
-      <w:hyperlink w:anchor="def-term">
-        <w:r>
-          <w:rPr>
-            <w:rStyle w:val="Hyperlink"/>
-          </w:rPr>
-          <w:t xml:space="preserve">term</w:t>
-        </w:r>
-      </w:hyperlink>
-      <w:r>
-        <w:t xml:space="preserve"> </w:t>
-      </w:r>
-      <w:r>
-        <w:t xml:space="preserve">that already carries all three, such as the generalization error, can stand alone after its definition.</w:t>
+        <w:t xml:space="preserve">A term that already carries all three, such as the generalization error, can stand alone after its definition.</w:t>
       </w:r>
     </w:p>
     <w:p>
@@ -9070,21 +7535,7 @@
         <w:t xml:space="preserve"> </w:t>
       </w:r>
       <w:r>
-        <w:t xml:space="preserve">is a narrower</w:t>
-      </w:r>
-      <w:r>
-        <w:t xml:space="preserve"> </w:t>
-      </w:r>
-      <w:hyperlink w:anchor="def-term">
-        <w:r>
-          <w:rPr>
-            <w:rStyle w:val="Hyperlink"/>
-          </w:rPr>
-          <w:t xml:space="preserve">term</w:t>
-        </w:r>
-      </w:hyperlink>
-      <w:r>
-        <w:t xml:space="preserve">, not another name for</w:t>
+        <w:t xml:space="preserve">is a narrower term, not another name for</w:t>
       </w:r>
       <w:r>
         <w:t xml:space="preserve"> </w:t>
@@ -9851,38 +8302,7 @@
           <w:b/>
           <w:bCs/>
         </w:rPr>
-        <w:t xml:space="preserve">Apply a</w:t>
-      </w:r>
-      <w:r>
-        <w:rPr>
-          <w:b/>
-          <w:bCs/>
-        </w:rPr>
-        <w:t xml:space="preserve"> </w:t>
-      </w:r>
-      <w:hyperlink r:id="rId16">
-        <w:r>
-          <w:rPr>
-            <w:rStyle w:val="Hyperlink"/>
-            <w:b/>
-            <w:bCs/>
-          </w:rPr>
-          <w:t xml:space="preserve">function</w:t>
-        </w:r>
-      </w:hyperlink>
-      <w:r>
-        <w:rPr>
-          <w:b/>
-          <w:bCs/>
-        </w:rPr>
-        <w:t xml:space="preserve"> </w:t>
-      </w:r>
-      <w:r>
-        <w:rPr>
-          <w:b/>
-          <w:bCs/>
-        </w:rPr>
-        <w:t xml:space="preserve">to its argument with the macro’s f form:</w:t>
+        <w:t xml:space="preserve">Apply a function to its argument with the macro’s f form:</w:t>
       </w:r>
       <w:r>
         <w:t xml:space="preserve"> </w:t>
@@ -10332,473 +8752,299 @@
           <w:numId w:val="1001"/>
         </w:numPr>
       </w:pPr>
-      <w:del w:id="507" w:author="PR Preview" w:date="2026-01-01T00:00:00Z">
-        <w:r>
-          <w:rPr>
-            <w:b/>
-            <w:bCs/>
-          </w:rPr>
-          <w:delText xml:space="preserve">Qualify</w:delText>
-        </w:r>
-      </w:del>
-      <w:del w:id="508" w:author="PR Preview" w:date="2026-01-01T00:00:00Z">
-        <w:r>
-          <w:rPr>
-            <w:b/>
-            <w:bCs/>
-          </w:rPr>
-          <w:delText xml:space="preserve"> </w:delText>
-        </w:r>
-      </w:del>
-      <w:del w:id="509" w:author="PR Preview" w:date="2026-01-01T00:00:00Z">
-        <w:r>
-          <w:rPr>
-            <w:b/>
-            <w:bCs/>
-          </w:rPr>
-          <w:delText xml:space="preserve">“mean”</w:delText>
-        </w:r>
-      </w:del>
-      <w:del w:id="510" w:author="PR Preview" w:date="2026-01-01T00:00:00Z">
-        <w:r>
-          <w:rPr>
-            <w:b/>
-            <w:bCs/>
-          </w:rPr>
-          <w:delText xml:space="preserve">,</w:delText>
-        </w:r>
-      </w:del>
-      <w:del w:id="511" w:author="PR Preview" w:date="2026-01-01T00:00:00Z">
-        <w:r>
-          <w:rPr>
-            <w:b/>
-            <w:bCs/>
-          </w:rPr>
-          <w:delText xml:space="preserve"> </w:delText>
-        </w:r>
-      </w:del>
-      <w:del w:id="512" w:author="PR Preview" w:date="2026-01-01T00:00:00Z">
-        <w:r>
-          <w:rPr>
-            <w:b/>
-            <w:bCs/>
-          </w:rPr>
-          <w:delText xml:space="preserve">“average”</w:delText>
-        </w:r>
-      </w:del>
-      <w:del w:id="513" w:author="PR Preview" w:date="2026-01-01T00:00:00Z">
-        <w:r>
-          <w:rPr>
-            <w:b/>
-            <w:bCs/>
-          </w:rPr>
-          <w:delText xml:space="preserve"> </w:delText>
-        </w:r>
-      </w:del>
-      <w:del w:id="514" w:author="PR Preview" w:date="2026-01-01T00:00:00Z">
-        <w:r>
-          <w:rPr>
-            <w:b/>
-            <w:bCs/>
-          </w:rPr>
-          <w:delText xml:space="preserve">and their shorthands as population or sample:</w:delText>
-        </w:r>
-      </w:del>
-      <w:del w:id="515" w:author="PR Preview" w:date="2026-01-01T00:00:00Z">
-        <w:r>
-          <w:delText xml:space="preserve"> </w:delText>
-        </w:r>
-      </w:del>
-      <w:del w:id="516" w:author="PR Preview" w:date="2026-01-01T00:00:00Z">
-        <w:r>
-          <w:delText xml:space="preserve">A bare</w:delText>
-        </w:r>
-      </w:del>
-      <w:del w:id="517" w:author="PR Preview" w:date="2026-01-01T00:00:00Z">
-        <w:r>
-          <w:delText xml:space="preserve"> </w:delText>
-        </w:r>
-      </w:del>
-      <w:del w:id="518" w:author="PR Preview" w:date="2026-01-01T00:00:00Z">
-        <w:r>
-          <w:delText xml:space="preserve">“mean”</w:delText>
-        </w:r>
-      </w:del>
-      <w:del w:id="519" w:author="PR Preview" w:date="2026-01-01T00:00:00Z">
-        <w:r>
-          <w:delText xml:space="preserve"> </w:delText>
-        </w:r>
-      </w:del>
-      <w:del w:id="520" w:author="PR Preview" w:date="2026-01-01T00:00:00Z">
-        <w:r>
-          <w:delText xml:space="preserve">or</w:delText>
-        </w:r>
-      </w:del>
-      <w:del w:id="521" w:author="PR Preview" w:date="2026-01-01T00:00:00Z">
-        <w:r>
-          <w:delText xml:space="preserve"> </w:delText>
-        </w:r>
-      </w:del>
-      <w:del w:id="522" w:author="PR Preview" w:date="2026-01-01T00:00:00Z">
-        <w:r>
-          <w:delText xml:space="preserve">“average”</w:delText>
-        </w:r>
-      </w:del>
-      <w:del w:id="523" w:author="PR Preview" w:date="2026-01-01T00:00:00Z">
-        <w:r>
-          <w:delText xml:space="preserve"> </w:delText>
-        </w:r>
-      </w:del>
-      <w:del w:id="524" w:author="PR Preview" w:date="2026-01-01T00:00:00Z">
-        <w:r>
-          <w:delText xml:space="preserve">does not say whether it is a quantity of the population</w:delText>
-        </w:r>
-      </w:del>
-      <w:del w:id="525" w:author="PR Preview" w:date="2026-01-01T00:00:00Z">
-        <w:r>
-          <w:delText xml:space="preserve"> </w:delText>
-        </w:r>
-      </w:del>
-      <w:del w:id="526" w:author="PR Preview" w:date="2026-01-01T00:00:00Z">
-        <w:r>
-          <w:delText xml:space="preserve">or a value computed from one sample.</w:delText>
-        </w:r>
-      </w:del>
-      <w:del w:id="527" w:author="PR Preview" w:date="2026-01-01T00:00:00Z">
-        <w:r>
-          <w:delText xml:space="preserve"> </w:delText>
-        </w:r>
-      </w:del>
-      <w:del w:id="528" w:author="PR Preview" w:date="2026-01-01T00:00:00Z">
-        <w:r>
-          <w:delText xml:space="preserve">Write</w:delText>
-        </w:r>
-      </w:del>
-      <w:del w:id="529" w:author="PR Preview" w:date="2026-01-01T00:00:00Z">
-        <w:r>
-          <w:delText xml:space="preserve"> </w:delText>
-        </w:r>
-      </w:del>
-      <w:del w:id="530" w:author="PR Preview" w:date="2026-01-01T00:00:00Z">
-        <w:r>
-          <w:delText xml:space="preserve">“population mean”</w:delText>
-        </w:r>
-      </w:del>
-      <w:del w:id="531" w:author="PR Preview" w:date="2026-01-01T00:00:00Z">
-        <w:r>
-          <w:delText xml:space="preserve"> </w:delText>
-        </w:r>
-      </w:del>
-      <w:del w:id="532" w:author="PR Preview" w:date="2026-01-01T00:00:00Z">
-        <w:r>
-          <w:delText xml:space="preserve">for the expected value of a distribution,</w:delText>
-        </w:r>
-      </w:del>
-      <w:del w:id="533" w:author="PR Preview" w:date="2026-01-01T00:00:00Z">
-        <w:r>
-          <w:delText xml:space="preserve"> </w:delText>
-        </w:r>
-      </w:del>
-      <w:del w:id="534" w:author="PR Preview" w:date="2026-01-01T00:00:00Z">
-        <w:r>
-          <w:delText xml:space="preserve">and</w:delText>
-        </w:r>
-      </w:del>
-      <w:del w:id="535" w:author="PR Preview" w:date="2026-01-01T00:00:00Z">
-        <w:r>
-          <w:delText xml:space="preserve"> </w:delText>
-        </w:r>
-      </w:del>
-      <w:del w:id="536" w:author="PR Preview" w:date="2026-01-01T00:00:00Z">
-        <w:r>
-          <w:delText xml:space="preserve">“sample mean”</w:delText>
-        </w:r>
-      </w:del>
-      <w:del w:id="537" w:author="PR Preview" w:date="2026-01-01T00:00:00Z">
-        <w:r>
-          <w:delText xml:space="preserve"> </w:delText>
-        </w:r>
-      </w:del>
-      <w:del w:id="538" w:author="PR Preview" w:date="2026-01-01T00:00:00Z">
-        <w:r>
-          <w:delText xml:space="preserve">for the average of the observed values;</w:delText>
-        </w:r>
-      </w:del>
-      <w:del w:id="539" w:author="PR Preview" w:date="2026-01-01T00:00:00Z">
-        <w:r>
-          <w:delText xml:space="preserve"> </w:delText>
-        </w:r>
-      </w:del>
-      <w:del w:id="540" w:author="PR Preview" w:date="2026-01-01T00:00:00Z">
-        <w:r>
-          <w:delText xml:space="preserve">write</w:delText>
-        </w:r>
-      </w:del>
-      <w:del w:id="541" w:author="PR Preview" w:date="2026-01-01T00:00:00Z">
-        <w:r>
-          <w:delText xml:space="preserve"> </w:delText>
-        </w:r>
-      </w:del>
-      <w:del w:id="542" w:author="PR Preview" w:date="2026-01-01T00:00:00Z">
-        <w:r>
-          <w:delText xml:space="preserve">“population average”</w:delText>
-        </w:r>
-      </w:del>
-      <w:del w:id="543" w:author="PR Preview" w:date="2026-01-01T00:00:00Z">
-        <w:r>
-          <w:delText xml:space="preserve"> </w:delText>
-        </w:r>
-      </w:del>
-      <w:del w:id="544" w:author="PR Preview" w:date="2026-01-01T00:00:00Z">
-        <w:r>
-          <w:delText xml:space="preserve">and</w:delText>
-        </w:r>
-      </w:del>
-      <w:del w:id="545" w:author="PR Preview" w:date="2026-01-01T00:00:00Z">
-        <w:r>
-          <w:delText xml:space="preserve"> </w:delText>
-        </w:r>
-      </w:del>
-      <w:del w:id="546" w:author="PR Preview" w:date="2026-01-01T00:00:00Z">
-        <w:r>
-          <w:delText xml:space="preserve">“sample average”</w:delText>
-        </w:r>
-      </w:del>
-      <w:del w:id="547" w:author="PR Preview" w:date="2026-01-01T00:00:00Z">
-        <w:r>
-          <w:delText xml:space="preserve"> </w:delText>
-        </w:r>
-      </w:del>
-      <w:del w:id="548" w:author="PR Preview" w:date="2026-01-01T00:00:00Z">
-        <w:r>
-          <w:delText xml:space="preserve">in the same way.</w:delText>
-        </w:r>
-      </w:del>
-      <w:del w:id="549" w:author="PR Preview" w:date="2026-01-01T00:00:00Z">
-        <w:r>
-          <w:delText xml:space="preserve"> </w:delText>
-        </w:r>
-      </w:del>
-      <w:del w:id="550" w:author="PR Preview" w:date="2026-01-01T00:00:00Z">
-        <w:r>
-          <w:delText xml:space="preserve">Prefer</w:delText>
-        </w:r>
-      </w:del>
-      <w:del w:id="551" w:author="PR Preview" w:date="2026-01-01T00:00:00Z">
-        <w:r>
-          <w:delText xml:space="preserve"> </w:delText>
-        </w:r>
-      </w:del>
-      <w:del w:id="552" w:author="PR Preview" w:date="2026-01-01T00:00:00Z">
-        <w:r>
-          <w:delText xml:space="preserve">“mean”</w:delText>
-        </w:r>
-      </w:del>
-      <w:del w:id="553" w:author="PR Preview" w:date="2026-01-01T00:00:00Z">
-        <w:r>
-          <w:delText xml:space="preserve"> </w:delText>
-        </w:r>
-      </w:del>
-      <w:del w:id="554" w:author="PR Preview" w:date="2026-01-01T00:00:00Z">
-        <w:r>
-          <w:delText xml:space="preserve">with the qualifier to</w:delText>
-        </w:r>
-      </w:del>
-      <w:del w:id="555" w:author="PR Preview" w:date="2026-01-01T00:00:00Z">
-        <w:r>
-          <w:delText xml:space="preserve"> </w:delText>
-        </w:r>
-      </w:del>
-      <w:del w:id="556" w:author="PR Preview" w:date="2026-01-01T00:00:00Z">
-        <w:r>
-          <w:delText xml:space="preserve">“average”</w:delText>
-        </w:r>
-      </w:del>
-      <w:del w:id="557" w:author="PR Preview" w:date="2026-01-01T00:00:00Z">
-        <w:r>
-          <w:delText xml:space="preserve">.</w:delText>
-        </w:r>
-      </w:del>
-      <w:del w:id="558" w:author="PR Preview" w:date="2026-01-01T00:00:00Z">
-        <w:r>
-          <w:delText xml:space="preserve"> </w:delText>
-        </w:r>
-      </w:del>
-      <w:del w:id="559" w:author="PR Preview" w:date="2026-01-01T00:00:00Z">
-        <w:r>
-          <w:delText xml:space="preserve">The same holds for shorthands:</w:delText>
-        </w:r>
-      </w:del>
-      <w:del w:id="560" w:author="PR Preview" w:date="2026-01-01T00:00:00Z">
-        <w:r>
-          <w:delText xml:space="preserve"> </w:delText>
-        </w:r>
-      </w:del>
-      <w:del w:id="561" w:author="PR Preview" w:date="2026-01-01T00:00:00Z">
-        <w:r>
-          <w:delText xml:space="preserve">write pMSE and sMSE, pRMSE and sRMSE, and pMAE and sMAE,</w:delText>
-        </w:r>
-      </w:del>
-      <w:del w:id="562" w:author="PR Preview" w:date="2026-01-01T00:00:00Z">
-        <w:r>
-          <w:delText xml:space="preserve"> </w:delText>
-        </w:r>
-      </w:del>
-      <w:del w:id="563" w:author="PR Preview" w:date="2026-01-01T00:00:00Z">
-        <w:r>
-          <w:delText xml:space="preserve">with a leading p for the population version and s for the sample version,</w:delText>
-        </w:r>
-      </w:del>
-      <w:del w:id="564" w:author="PR Preview" w:date="2026-01-01T00:00:00Z">
-        <w:r>
-          <w:delText xml:space="preserve"> </w:delText>
-        </w:r>
-      </w:del>
-      <w:del w:id="565" w:author="PR Preview" w:date="2026-01-01T00:00:00Z">
-        <w:r>
-          <w:delText xml:space="preserve">and never a bare MSE, RMSE or MAE.</w:delText>
-        </w:r>
-      </w:del>
-      <w:del w:id="566" w:author="PR Preview" w:date="2026-01-01T00:00:00Z">
-        <w:r>
-          <w:delText xml:space="preserve"> </w:delText>
-        </w:r>
-      </w:del>
-      <w:del w:id="567" w:author="PR Preview" w:date="2026-01-01T00:00:00Z">
-        <w:r>
-          <w:delText xml:space="preserve">Spelled out, the same words apply:</w:delText>
-        </w:r>
-      </w:del>
-      <w:del w:id="568" w:author="PR Preview" w:date="2026-01-01T00:00:00Z">
-        <w:r>
-          <w:delText xml:space="preserve"> </w:delText>
-        </w:r>
-      </w:del>
-      <w:del w:id="569" w:author="PR Preview" w:date="2026-01-01T00:00:00Z">
-        <w:r>
-          <w:delText xml:space="preserve">“population mean squared error”</w:delText>
-        </w:r>
-      </w:del>
-      <w:del w:id="570" w:author="PR Preview" w:date="2026-01-01T00:00:00Z">
-        <w:r>
-          <w:delText xml:space="preserve">,</w:delText>
-        </w:r>
-      </w:del>
-      <w:del w:id="571" w:author="PR Preview" w:date="2026-01-01T00:00:00Z">
-        <w:r>
-          <w:delText xml:space="preserve"> </w:delText>
-        </w:r>
-      </w:del>
-      <w:del w:id="572" w:author="PR Preview" w:date="2026-01-01T00:00:00Z">
-        <w:r>
-          <w:delText xml:space="preserve">“sample root mean squared error”</w:delText>
-        </w:r>
-      </w:del>
-      <w:del w:id="573" w:author="PR Preview" w:date="2026-01-01T00:00:00Z">
-        <w:r>
-          <w:delText xml:space="preserve">,</w:delText>
-        </w:r>
-      </w:del>
-      <w:del w:id="574" w:author="PR Preview" w:date="2026-01-01T00:00:00Z">
-        <w:r>
-          <w:delText xml:space="preserve"> </w:delText>
-        </w:r>
-      </w:del>
-      <w:del w:id="575" w:author="PR Preview" w:date="2026-01-01T00:00:00Z">
-        <w:r>
-          <w:delText xml:space="preserve">“population mean absolute error”</w:delText>
-        </w:r>
-      </w:del>
-      <w:del w:id="576" w:author="PR Preview" w:date="2026-01-01T00:00:00Z">
-        <w:r>
-          <w:delText xml:space="preserve">.</w:delText>
-        </w:r>
-      </w:del>
-      <w:del w:id="577" w:author="PR Preview" w:date="2026-01-01T00:00:00Z">
-        <w:r>
-          <w:delText xml:space="preserve"> </w:delText>
-        </w:r>
-      </w:del>
-      <w:del w:id="578" w:author="PR Preview" w:date="2026-01-01T00:00:00Z">
-        <w:r>
-          <w:delText xml:space="preserve">Define each shorthand once, at first use, as</w:delText>
-        </w:r>
-      </w:del>
-      <w:del w:id="579" w:author="PR Preview" w:date="2026-01-01T00:00:00Z">
-        <w:r>
-          <w:delText xml:space="preserve"> </w:delText>
-        </w:r>
-      </w:del>
-      <w:del w:id="580" w:author="PR Preview" w:date="2026-01-01T00:00:00Z">
-        <w:r>
-          <w:delText xml:space="preserve">“population mean squared error (pMSE)”</w:delText>
-        </w:r>
-      </w:del>
-      <w:del w:id="581" w:author="PR Preview" w:date="2026-01-01T00:00:00Z">
-        <w:r>
-          <w:delText xml:space="preserve">.</w:delText>
-        </w:r>
-      </w:del>
-      <w:del w:id="582" w:author="PR Preview" w:date="2026-01-01T00:00:00Z">
-        <w:r>
-          <w:delText xml:space="preserve"> </w:delText>
-        </w:r>
-      </w:del>
-      <w:del w:id="583" w:author="PR Preview" w:date="2026-01-01T00:00:00Z">
-        <w:r>
-          <w:delText xml:space="preserve">A term that already says which, such as</w:delText>
-        </w:r>
-      </w:del>
-      <w:del w:id="584" w:author="PR Preview" w:date="2026-01-01T00:00:00Z">
-        <w:r>
-          <w:delText xml:space="preserve"> </w:delText>
-        </w:r>
-      </w:del>
-      <w:del w:id="585" w:author="PR Preview" w:date="2026-01-01T00:00:00Z">
-        <w:r>
-          <w:delText xml:space="preserve">“mean function”</w:delText>
-        </w:r>
-      </w:del>
-      <w:del w:id="586" w:author="PR Preview" w:date="2026-01-01T00:00:00Z">
-        <w:r>
-          <w:delText xml:space="preserve"> </w:delText>
-        </w:r>
-      </w:del>
-      <w:del w:id="587" w:author="PR Preview" w:date="2026-01-01T00:00:00Z">
-        <w:r>
-          <w:delText xml:space="preserve">or</w:delText>
-        </w:r>
-      </w:del>
-      <w:del w:id="588" w:author="PR Preview" w:date="2026-01-01T00:00:00Z">
-        <w:r>
-          <w:delText xml:space="preserve"> </w:delText>
-        </w:r>
-      </w:del>
-      <w:del w:id="589" w:author="PR Preview" w:date="2026-01-01T00:00:00Z">
-        <w:r>
-          <w:delText xml:space="preserve">“running mean”</w:delText>
-        </w:r>
-      </w:del>
-      <w:del w:id="590" w:author="PR Preview" w:date="2026-01-01T00:00:00Z">
-        <w:r>
-          <w:delText xml:space="preserve">, needs no extra word,</w:delText>
-        </w:r>
-      </w:del>
-      <w:del w:id="591" w:author="PR Preview" w:date="2026-01-01T00:00:00Z">
-        <w:r>
-          <w:delText xml:space="preserve"> </w:delText>
-        </w:r>
-      </w:del>
-      <w:del w:id="592" w:author="PR Preview" w:date="2026-01-01T00:00:00Z">
-        <w:r>
-          <w:delText xml:space="preserve">and neither does expected value notation such as</w:delText>
-        </w:r>
-      </w:del>
-      <w:del w:id="593" w:author="PR Preview" w:date="2026-01-01T00:00:00Z">
-        <w:r>
-          <w:delText xml:space="preserve"> </w:delText>
-        </w:r>
-      </w:del>
+      <w:r>
+        <w:rPr>
+          <w:b/>
+          <w:bCs/>
+        </w:rPr>
+        <w:t xml:space="preserve">Qualify</w:t>
+      </w:r>
+      <w:r>
+        <w:rPr>
+          <w:b/>
+          <w:bCs/>
+        </w:rPr>
+        <w:t xml:space="preserve"> </w:t>
+      </w:r>
+      <w:r>
+        <w:rPr>
+          <w:b/>
+          <w:bCs/>
+        </w:rPr>
+        <w:t xml:space="preserve">“mean”</w:t>
+      </w:r>
+      <w:r>
+        <w:rPr>
+          <w:b/>
+          <w:bCs/>
+        </w:rPr>
+        <w:t xml:space="preserve">,</w:t>
+      </w:r>
+      <w:r>
+        <w:rPr>
+          <w:b/>
+          <w:bCs/>
+        </w:rPr>
+        <w:t xml:space="preserve"> </w:t>
+      </w:r>
+      <w:r>
+        <w:rPr>
+          <w:b/>
+          <w:bCs/>
+        </w:rPr>
+        <w:t xml:space="preserve">“average”</w:t>
+      </w:r>
+      <w:r>
+        <w:rPr>
+          <w:b/>
+          <w:bCs/>
+        </w:rPr>
+        <w:t xml:space="preserve"> </w:t>
+      </w:r>
+      <w:r>
+        <w:rPr>
+          <w:b/>
+          <w:bCs/>
+        </w:rPr>
+        <w:t xml:space="preserve">and their shorthands as population or sample:</w:t>
+      </w:r>
+      <w:r>
+        <w:t xml:space="preserve"> </w:t>
+      </w:r>
+      <w:r>
+        <w:t xml:space="preserve">A bare</w:t>
+      </w:r>
+      <w:r>
+        <w:t xml:space="preserve"> </w:t>
+      </w:r>
+      <w:r>
+        <w:t xml:space="preserve">“mean”</w:t>
+      </w:r>
+      <w:r>
+        <w:t xml:space="preserve"> </w:t>
+      </w:r>
+      <w:r>
+        <w:t xml:space="preserve">or</w:t>
+      </w:r>
+      <w:r>
+        <w:t xml:space="preserve"> </w:t>
+      </w:r>
+      <w:r>
+        <w:t xml:space="preserve">“average”</w:t>
+      </w:r>
+      <w:r>
+        <w:t xml:space="preserve"> </w:t>
+      </w:r>
+      <w:r>
+        <w:t xml:space="preserve">does not say whether it is a quantity of the population</w:t>
+      </w:r>
+      <w:r>
+        <w:t xml:space="preserve"> </w:t>
+      </w:r>
+      <w:r>
+        <w:t xml:space="preserve">or a value computed from one sample.</w:t>
+      </w:r>
+      <w:r>
+        <w:t xml:space="preserve"> </w:t>
+      </w:r>
+      <w:r>
+        <w:t xml:space="preserve">Write</w:t>
+      </w:r>
+      <w:r>
+        <w:t xml:space="preserve"> </w:t>
+      </w:r>
+      <w:r>
+        <w:t xml:space="preserve">“population mean”</w:t>
+      </w:r>
+      <w:r>
+        <w:t xml:space="preserve"> </w:t>
+      </w:r>
+      <w:r>
+        <w:t xml:space="preserve">for the expected value of a distribution,</w:t>
+      </w:r>
+      <w:r>
+        <w:t xml:space="preserve"> </w:t>
+      </w:r>
+      <w:r>
+        <w:t xml:space="preserve">and</w:t>
+      </w:r>
+      <w:r>
+        <w:t xml:space="preserve"> </w:t>
+      </w:r>
+      <w:r>
+        <w:t xml:space="preserve">“sample mean”</w:t>
+      </w:r>
+      <w:r>
+        <w:t xml:space="preserve"> </w:t>
+      </w:r>
+      <w:r>
+        <w:t xml:space="preserve">for the average of the observed values;</w:t>
+      </w:r>
+      <w:r>
+        <w:t xml:space="preserve"> </w:t>
+      </w:r>
+      <w:r>
+        <w:t xml:space="preserve">write</w:t>
+      </w:r>
+      <w:r>
+        <w:t xml:space="preserve"> </w:t>
+      </w:r>
+      <w:r>
+        <w:t xml:space="preserve">“population average”</w:t>
+      </w:r>
+      <w:r>
+        <w:t xml:space="preserve"> </w:t>
+      </w:r>
+      <w:r>
+        <w:t xml:space="preserve">and</w:t>
+      </w:r>
+      <w:r>
+        <w:t xml:space="preserve"> </w:t>
+      </w:r>
+      <w:r>
+        <w:t xml:space="preserve">“sample average”</w:t>
+      </w:r>
+      <w:r>
+        <w:t xml:space="preserve"> </w:t>
+      </w:r>
+      <w:r>
+        <w:t xml:space="preserve">in the same way.</w:t>
+      </w:r>
+      <w:r>
+        <w:t xml:space="preserve"> </w:t>
+      </w:r>
+      <w:r>
+        <w:t xml:space="preserve">Prefer</w:t>
+      </w:r>
+      <w:r>
+        <w:t xml:space="preserve"> </w:t>
+      </w:r>
+      <w:r>
+        <w:t xml:space="preserve">“mean”</w:t>
+      </w:r>
+      <w:r>
+        <w:t xml:space="preserve"> </w:t>
+      </w:r>
+      <w:r>
+        <w:t xml:space="preserve">with the qualifier to</w:t>
+      </w:r>
+      <w:r>
+        <w:t xml:space="preserve"> </w:t>
+      </w:r>
+      <w:r>
+        <w:t xml:space="preserve">“average”</w:t>
+      </w:r>
+      <w:r>
+        <w:t xml:space="preserve">.</w:t>
+      </w:r>
+      <w:r>
+        <w:t xml:space="preserve"> </w:t>
+      </w:r>
+      <w:r>
+        <w:t xml:space="preserve">The same holds for shorthands:</w:t>
+      </w:r>
+      <w:r>
+        <w:t xml:space="preserve"> </w:t>
+      </w:r>
+      <w:r>
+        <w:t xml:space="preserve">write pMSE and sMSE, pRMSE and sRMSE, and pMAE and sMAE,</w:t>
+      </w:r>
+      <w:r>
+        <w:t xml:space="preserve"> </w:t>
+      </w:r>
+      <w:r>
+        <w:t xml:space="preserve">with a leading p for the population version and s for the sample version,</w:t>
+      </w:r>
+      <w:r>
+        <w:t xml:space="preserve"> </w:t>
+      </w:r>
+      <w:r>
+        <w:t xml:space="preserve">and never a bare MSE, RMSE or MAE.</w:t>
+      </w:r>
+      <w:r>
+        <w:t xml:space="preserve"> </w:t>
+      </w:r>
+      <w:r>
+        <w:t xml:space="preserve">Spelled out, the same words apply:</w:t>
+      </w:r>
+      <w:r>
+        <w:t xml:space="preserve"> </w:t>
+      </w:r>
+      <w:r>
+        <w:t xml:space="preserve">“population mean squared error”</w:t>
+      </w:r>
+      <w:r>
+        <w:t xml:space="preserve">,</w:t>
+      </w:r>
+      <w:r>
+        <w:t xml:space="preserve"> </w:t>
+      </w:r>
+      <w:r>
+        <w:t xml:space="preserve">“sample root mean squared error”</w:t>
+      </w:r>
+      <w:r>
+        <w:t xml:space="preserve">,</w:t>
+      </w:r>
+      <w:r>
+        <w:t xml:space="preserve"> </w:t>
+      </w:r>
+      <w:r>
+        <w:t xml:space="preserve">“population mean absolute error”</w:t>
+      </w:r>
+      <w:r>
+        <w:t xml:space="preserve">.</w:t>
+      </w:r>
+      <w:r>
+        <w:t xml:space="preserve"> </w:t>
+      </w:r>
+      <w:r>
+        <w:t xml:space="preserve">Define each shorthand once, at first use, as</w:t>
+      </w:r>
+      <w:r>
+        <w:t xml:space="preserve"> </w:t>
+      </w:r>
+      <w:r>
+        <w:t xml:space="preserve">“population mean squared error (pMSE)”</w:t>
+      </w:r>
+      <w:r>
+        <w:t xml:space="preserve">.</w:t>
+      </w:r>
+      <w:r>
+        <w:t xml:space="preserve"> </w:t>
+      </w:r>
+      <w:r>
+        <w:t xml:space="preserve">A term that already says which, such as</w:t>
+      </w:r>
+      <w:r>
+        <w:t xml:space="preserve"> </w:t>
+      </w:r>
+      <w:r>
+        <w:t xml:space="preserve">“mean function”</w:t>
+      </w:r>
+      <w:r>
+        <w:t xml:space="preserve"> </w:t>
+      </w:r>
+      <w:r>
+        <w:t xml:space="preserve">or</w:t>
+      </w:r>
+      <w:r>
+        <w:t xml:space="preserve"> </w:t>
+      </w:r>
+      <w:r>
+        <w:t xml:space="preserve">“running mean”</w:t>
+      </w:r>
+      <w:r>
+        <w:t xml:space="preserve">, needs no extra word,</w:t>
+      </w:r>
+      <w:r>
+        <w:t xml:space="preserve"> </w:t>
+      </w:r>
+      <w:r>
+        <w:t xml:space="preserve">and neither does expected value notation such as</w:t>
+      </w:r>
+      <w:r>
+        <w:t xml:space="preserve"> </w:t>
+      </w:r>
       <m:oMath>
         <m:r>
           <m:rPr>
@@ -10827,763 +9073,57 @@
           <m:t>​</m:t>
         </m:r>
       </m:oMath>
-      <w:del w:id="594" w:author="PR Preview" w:date="2026-01-01T00:00:00Z">
-        <w:r>
-          <w:delText xml:space="preserve">.</w:delText>
-        </w:r>
-      </w:del>
-      <w:del w:id="595" w:author="PR Preview" w:date="2026-01-01T00:00:00Z">
-        <w:r>
-          <w:delText xml:space="preserve"> </w:delText>
-        </w:r>
-      </w:del>
-      <w:del w:id="596" w:author="PR Preview" w:date="2026-01-01T00:00:00Z">
-        <w:r>
-          <w:delText xml:space="preserve">For example, write</w:delText>
-        </w:r>
-      </w:del>
-      <w:del w:id="597" w:author="PR Preview" w:date="2026-01-01T00:00:00Z">
-        <w:r>
-          <w:delText xml:space="preserve"> </w:delText>
-        </w:r>
-      </w:del>
-      <w:del w:id="598" w:author="PR Preview" w:date="2026-01-01T00:00:00Z">
-        <w:r>
-          <w:delText xml:space="preserve">“the sample mean of the training outcomes estimates the population mean of the outcome”</w:delText>
-        </w:r>
-      </w:del>
-      <w:del w:id="599" w:author="PR Preview" w:date="2026-01-01T00:00:00Z">
-        <w:r>
-          <w:delText xml:space="preserve">,</w:delText>
-        </w:r>
-      </w:del>
-      <w:del w:id="600" w:author="PR Preview" w:date="2026-01-01T00:00:00Z">
-        <w:r>
-          <w:delText xml:space="preserve"> </w:delText>
-        </w:r>
-      </w:del>
-      <w:del w:id="601" w:author="PR Preview" w:date="2026-01-01T00:00:00Z">
-        <w:r>
-          <w:delText xml:space="preserve">not</w:delText>
-        </w:r>
-      </w:del>
-      <w:del w:id="602" w:author="PR Preview" w:date="2026-01-01T00:00:00Z">
-        <w:r>
-          <w:delText xml:space="preserve"> </w:delText>
-        </w:r>
-      </w:del>
-      <w:del w:id="603" w:author="PR Preview" w:date="2026-01-01T00:00:00Z">
-        <w:r>
-          <w:delText xml:space="preserve">“the mean estimates the mean”</w:delText>
-        </w:r>
-      </w:del>
-      <w:del w:id="604" w:author="PR Preview" w:date="2026-01-01T00:00:00Z">
-        <w:r>
-          <w:delText xml:space="preserve">.</w:delText>
-        </w:r>
-      </w:del>
-      <w:del w:id="605" w:author="PR Preview" w:date="2026-01-01T00:00:00Z">
-        <w:r>
-          <w:delText xml:space="preserve"> </w:delText>
-        </w:r>
-      </w:del>
-      <w:del w:id="606" w:author="PR Preview" w:date="2026-01-01T00:00:00Z">
-        <w:r>
-          <w:delText xml:space="preserve">Drop the qualifier only when it is completely clear from context,</w:delText>
-        </w:r>
-      </w:del>
-      <w:del w:id="607" w:author="PR Preview" w:date="2026-01-01T00:00:00Z">
-        <w:r>
-          <w:delText xml:space="preserve"> </w:delText>
-        </w:r>
-      </w:del>
-      <w:del w:id="608" w:author="PR Preview" w:date="2026-01-01T00:00:00Z">
-        <w:r>
-          <w:delText xml:space="preserve">such as inside a definition that has just said which one it concerns.</w:delText>
-        </w:r>
-      </w:del>
-      <w:del w:id="609" w:author="PR Preview" w:date="2026-01-01T00:00:00Z">
-        <w:r>
-          <w:delText xml:space="preserve"> </w:delText>
-        </w:r>
-      </w:del>
-      <w:del w:id="610" w:author="PR Preview" w:date="2026-01-01T00:00:00Z">
-        <w:r>
-          <w:delText xml:space="preserve">When in doubt, keep it.</w:delText>
-        </w:r>
-      </w:del>
-    </w:p>
-    <w:p>
-      <w:pPr>
-        <w:numPr>
-          <w:ilvl w:val="0"/>
-          <w:numId w:val="1001"/>
-        </w:numPr>
-      </w:pPr>
-      <w:ins w:id="611" w:author="PR Preview" w:date="2026-01-01T00:00:00Z">
-        <w:r>
-          <w:rPr>
-            <w:b/>
-            <w:bCs/>
-          </w:rPr>
-          <w:t xml:space="preserve">Qualify</w:t>
-        </w:r>
-      </w:ins>
-      <w:ins w:id="612" w:author="PR Preview" w:date="2026-01-01T00:00:00Z">
-        <w:r>
-          <w:rPr>
-            <w:b/>
-            <w:bCs/>
-          </w:rPr>
-          <w:t xml:space="preserve"> </w:t>
-        </w:r>
-      </w:ins>
-      <w:ins w:id="613" w:author="PR Preview" w:date="2026-01-01T00:00:00Z">
-        <w:r>
-          <w:rPr>
-            <w:b/>
-            <w:bCs/>
-          </w:rPr>
-          <w:t xml:space="preserve">“mean”</w:t>
-        </w:r>
-      </w:ins>
-      <w:ins w:id="614" w:author="PR Preview" w:date="2026-01-01T00:00:00Z">
-        <w:r>
-          <w:rPr>
-            <w:b/>
-            <w:bCs/>
-          </w:rPr>
-          <w:t xml:space="preserve">,</w:t>
-        </w:r>
-      </w:ins>
-      <w:ins w:id="615" w:author="PR Preview" w:date="2026-01-01T00:00:00Z">
-        <w:r>
-          <w:rPr>
-            <w:b/>
-            <w:bCs/>
-          </w:rPr>
-          <w:t xml:space="preserve"> </w:t>
-        </w:r>
-      </w:ins>
-      <w:ins w:id="616" w:author="PR Preview" w:date="2026-01-01T00:00:00Z">
-        <w:r>
-          <w:rPr>
-            <w:b/>
-            <w:bCs/>
-          </w:rPr>
-          <w:t xml:space="preserve">“average”</w:t>
-        </w:r>
-      </w:ins>
-      <w:ins w:id="617" w:author="PR Preview" w:date="2026-01-01T00:00:00Z">
-        <w:r>
-          <w:rPr>
-            <w:b/>
-            <w:bCs/>
-          </w:rPr>
-          <w:t xml:space="preserve"> </w:t>
-        </w:r>
-      </w:ins>
-      <w:ins w:id="618" w:author="PR Preview" w:date="2026-01-01T00:00:00Z">
-        <w:r>
-          <w:rPr>
-            <w:b/>
-            <w:bCs/>
-          </w:rPr>
-          <w:t xml:space="preserve">and their shorthands as</w:t>
-        </w:r>
-      </w:ins>
-      <w:ins w:id="619" w:author="PR Preview" w:date="2026-01-01T00:00:00Z">
-        <w:r>
-          <w:rPr>
-            <w:b/>
-            <w:bCs/>
-          </w:rPr>
-          <w:t xml:space="preserve"> </w:t>
-        </w:r>
-      </w:ins>
-      <w:hyperlink w:anchor="def-population">
-        <w:ins w:id="620" w:author="PR Preview" w:date="2026-01-01T00:00:00Z">
-          <w:r>
-            <w:rPr>
-              <w:rStyle w:val="Hyperlink"/>
-              <w:b/>
-              <w:bCs/>
-            </w:rPr>
-            <w:t xml:space="preserve">population</w:t>
-          </w:r>
-        </w:ins>
-      </w:hyperlink>
-      <w:ins w:id="621" w:author="PR Preview" w:date="2026-01-01T00:00:00Z">
-        <w:r>
-          <w:rPr>
-            <w:b/>
-            <w:bCs/>
-          </w:rPr>
-          <w:t xml:space="preserve"> </w:t>
-        </w:r>
-      </w:ins>
-      <w:ins w:id="622" w:author="PR Preview" w:date="2026-01-01T00:00:00Z">
-        <w:r>
-          <w:rPr>
-            <w:b/>
-            <w:bCs/>
-          </w:rPr>
-          <w:t xml:space="preserve">or sample:</w:t>
-        </w:r>
-      </w:ins>
-      <w:ins w:id="623" w:author="PR Preview" w:date="2026-01-01T00:00:00Z">
-        <w:r>
-          <w:t xml:space="preserve"> </w:t>
-        </w:r>
-      </w:ins>
-      <w:ins w:id="624" w:author="PR Preview" w:date="2026-01-01T00:00:00Z">
-        <w:r>
-          <w:t xml:space="preserve">A bare</w:t>
-        </w:r>
-      </w:ins>
-      <w:ins w:id="625" w:author="PR Preview" w:date="2026-01-01T00:00:00Z">
-        <w:r>
-          <w:t xml:space="preserve"> </w:t>
-        </w:r>
-      </w:ins>
-      <w:ins w:id="626" w:author="PR Preview" w:date="2026-01-01T00:00:00Z">
-        <w:r>
-          <w:t xml:space="preserve">“mean”</w:t>
-        </w:r>
-      </w:ins>
-      <w:ins w:id="627" w:author="PR Preview" w:date="2026-01-01T00:00:00Z">
-        <w:r>
-          <w:t xml:space="preserve"> </w:t>
-        </w:r>
-      </w:ins>
-      <w:ins w:id="628" w:author="PR Preview" w:date="2026-01-01T00:00:00Z">
-        <w:r>
-          <w:t xml:space="preserve">or</w:t>
-        </w:r>
-      </w:ins>
-      <w:ins w:id="629" w:author="PR Preview" w:date="2026-01-01T00:00:00Z">
-        <w:r>
-          <w:t xml:space="preserve"> </w:t>
-        </w:r>
-      </w:ins>
-      <w:ins w:id="630" w:author="PR Preview" w:date="2026-01-01T00:00:00Z">
-        <w:r>
-          <w:t xml:space="preserve">“average”</w:t>
-        </w:r>
-      </w:ins>
-      <w:ins w:id="631" w:author="PR Preview" w:date="2026-01-01T00:00:00Z">
-        <w:r>
-          <w:t xml:space="preserve"> </w:t>
-        </w:r>
-      </w:ins>
-      <w:ins w:id="632" w:author="PR Preview" w:date="2026-01-01T00:00:00Z">
-        <w:r>
-          <w:t xml:space="preserve">does not say whether it is a quantity of the population</w:t>
-        </w:r>
-      </w:ins>
-      <w:ins w:id="633" w:author="PR Preview" w:date="2026-01-01T00:00:00Z">
-        <w:r>
-          <w:t xml:space="preserve"> </w:t>
-        </w:r>
-      </w:ins>
-      <w:ins w:id="634" w:author="PR Preview" w:date="2026-01-01T00:00:00Z">
-        <w:r>
-          <w:t xml:space="preserve">or a value computed from one sample.</w:t>
-        </w:r>
-      </w:ins>
-      <w:ins w:id="635" w:author="PR Preview" w:date="2026-01-01T00:00:00Z">
-        <w:r>
-          <w:t xml:space="preserve"> </w:t>
-        </w:r>
-      </w:ins>
-      <w:ins w:id="636" w:author="PR Preview" w:date="2026-01-01T00:00:00Z">
-        <w:r>
-          <w:t xml:space="preserve">Write</w:t>
-        </w:r>
-      </w:ins>
-      <w:ins w:id="637" w:author="PR Preview" w:date="2026-01-01T00:00:00Z">
-        <w:r>
-          <w:t xml:space="preserve"> </w:t>
-        </w:r>
-      </w:ins>
-      <w:ins w:id="638" w:author="PR Preview" w:date="2026-01-01T00:00:00Z">
-        <w:r>
-          <w:t xml:space="preserve">“population mean”</w:t>
-        </w:r>
-      </w:ins>
-      <w:ins w:id="639" w:author="PR Preview" w:date="2026-01-01T00:00:00Z">
-        <w:r>
-          <w:t xml:space="preserve"> </w:t>
-        </w:r>
-      </w:ins>
-      <w:ins w:id="640" w:author="PR Preview" w:date="2026-01-01T00:00:00Z">
-        <w:r>
-          <w:t xml:space="preserve">for the expected value of a distribution,</w:t>
-        </w:r>
-      </w:ins>
-      <w:ins w:id="641" w:author="PR Preview" w:date="2026-01-01T00:00:00Z">
-        <w:r>
-          <w:t xml:space="preserve"> </w:t>
-        </w:r>
-      </w:ins>
-      <w:ins w:id="642" w:author="PR Preview" w:date="2026-01-01T00:00:00Z">
-        <w:r>
-          <w:t xml:space="preserve">and</w:t>
-        </w:r>
-      </w:ins>
-      <w:ins w:id="643" w:author="PR Preview" w:date="2026-01-01T00:00:00Z">
-        <w:r>
-          <w:t xml:space="preserve"> </w:t>
-        </w:r>
-      </w:ins>
-      <w:ins w:id="644" w:author="PR Preview" w:date="2026-01-01T00:00:00Z">
-        <w:r>
-          <w:t xml:space="preserve">“</w:t>
-        </w:r>
-      </w:ins>
-      <w:hyperlink w:anchor="def-sample-mean">
-        <w:ins w:id="645" w:author="PR Preview" w:date="2026-01-01T00:00:00Z">
-          <w:r>
-            <w:rPr>
-              <w:rStyle w:val="Hyperlink"/>
-            </w:rPr>
-            <w:t xml:space="preserve">sample mean</w:t>
-          </w:r>
-        </w:ins>
-      </w:hyperlink>
-      <w:ins w:id="646" w:author="PR Preview" w:date="2026-01-01T00:00:00Z">
-        <w:r>
-          <w:t xml:space="preserve">”</w:t>
-        </w:r>
-      </w:ins>
-      <w:ins w:id="647" w:author="PR Preview" w:date="2026-01-01T00:00:00Z">
-        <w:r>
-          <w:t xml:space="preserve"> </w:t>
-        </w:r>
-      </w:ins>
-      <w:ins w:id="648" w:author="PR Preview" w:date="2026-01-01T00:00:00Z">
-        <w:r>
-          <w:t xml:space="preserve">for the average of the observed values;</w:t>
-        </w:r>
-      </w:ins>
-      <w:ins w:id="649" w:author="PR Preview" w:date="2026-01-01T00:00:00Z">
-        <w:r>
-          <w:t xml:space="preserve"> </w:t>
-        </w:r>
-      </w:ins>
-      <w:ins w:id="650" w:author="PR Preview" w:date="2026-01-01T00:00:00Z">
-        <w:r>
-          <w:t xml:space="preserve">write</w:t>
-        </w:r>
-      </w:ins>
-      <w:ins w:id="651" w:author="PR Preview" w:date="2026-01-01T00:00:00Z">
-        <w:r>
-          <w:t xml:space="preserve"> </w:t>
-        </w:r>
-      </w:ins>
-      <w:ins w:id="652" w:author="PR Preview" w:date="2026-01-01T00:00:00Z">
-        <w:r>
-          <w:t xml:space="preserve">“population average”</w:t>
-        </w:r>
-      </w:ins>
-      <w:ins w:id="653" w:author="PR Preview" w:date="2026-01-01T00:00:00Z">
-        <w:r>
-          <w:t xml:space="preserve"> </w:t>
-        </w:r>
-      </w:ins>
-      <w:ins w:id="654" w:author="PR Preview" w:date="2026-01-01T00:00:00Z">
-        <w:r>
-          <w:t xml:space="preserve">and</w:t>
-        </w:r>
-      </w:ins>
-      <w:ins w:id="655" w:author="PR Preview" w:date="2026-01-01T00:00:00Z">
-        <w:r>
-          <w:t xml:space="preserve"> </w:t>
-        </w:r>
-      </w:ins>
-      <w:ins w:id="656" w:author="PR Preview" w:date="2026-01-01T00:00:00Z">
-        <w:r>
-          <w:t xml:space="preserve">“sample average”</w:t>
-        </w:r>
-      </w:ins>
-      <w:ins w:id="657" w:author="PR Preview" w:date="2026-01-01T00:00:00Z">
-        <w:r>
-          <w:t xml:space="preserve"> </w:t>
-        </w:r>
-      </w:ins>
-      <w:ins w:id="658" w:author="PR Preview" w:date="2026-01-01T00:00:00Z">
-        <w:r>
-          <w:t xml:space="preserve">in the same way.</w:t>
-        </w:r>
-      </w:ins>
-      <w:ins w:id="659" w:author="PR Preview" w:date="2026-01-01T00:00:00Z">
-        <w:r>
-          <w:t xml:space="preserve"> </w:t>
-        </w:r>
-      </w:ins>
-      <w:ins w:id="660" w:author="PR Preview" w:date="2026-01-01T00:00:00Z">
-        <w:r>
-          <w:t xml:space="preserve">Prefer</w:t>
-        </w:r>
-      </w:ins>
-      <w:ins w:id="661" w:author="PR Preview" w:date="2026-01-01T00:00:00Z">
-        <w:r>
-          <w:t xml:space="preserve"> </w:t>
-        </w:r>
-      </w:ins>
-      <w:ins w:id="662" w:author="PR Preview" w:date="2026-01-01T00:00:00Z">
-        <w:r>
-          <w:t xml:space="preserve">“mean”</w:t>
-        </w:r>
-      </w:ins>
-      <w:ins w:id="663" w:author="PR Preview" w:date="2026-01-01T00:00:00Z">
-        <w:r>
-          <w:t xml:space="preserve"> </w:t>
-        </w:r>
-      </w:ins>
-      <w:ins w:id="664" w:author="PR Preview" w:date="2026-01-01T00:00:00Z">
-        <w:r>
-          <w:t xml:space="preserve">with the qualifier to</w:t>
-        </w:r>
-      </w:ins>
-      <w:ins w:id="665" w:author="PR Preview" w:date="2026-01-01T00:00:00Z">
-        <w:r>
-          <w:t xml:space="preserve"> </w:t>
-        </w:r>
-      </w:ins>
-      <w:ins w:id="666" w:author="PR Preview" w:date="2026-01-01T00:00:00Z">
-        <w:r>
-          <w:t xml:space="preserve">“average”</w:t>
-        </w:r>
-      </w:ins>
-      <w:ins w:id="667" w:author="PR Preview" w:date="2026-01-01T00:00:00Z">
-        <w:r>
-          <w:t xml:space="preserve">.</w:t>
-        </w:r>
-      </w:ins>
-      <w:ins w:id="668" w:author="PR Preview" w:date="2026-01-01T00:00:00Z">
-        <w:r>
-          <w:t xml:space="preserve"> </w:t>
-        </w:r>
-      </w:ins>
-      <w:ins w:id="669" w:author="PR Preview" w:date="2026-01-01T00:00:00Z">
-        <w:r>
-          <w:t xml:space="preserve">The same holds for shorthands:</w:t>
-        </w:r>
-      </w:ins>
-      <w:ins w:id="670" w:author="PR Preview" w:date="2026-01-01T00:00:00Z">
-        <w:r>
-          <w:t xml:space="preserve"> </w:t>
-        </w:r>
-      </w:ins>
-      <w:ins w:id="671" w:author="PR Preview" w:date="2026-01-01T00:00:00Z">
-        <w:r>
-          <w:t xml:space="preserve">write pMSE and sMSE, pRMSE and sRMSE, and pMAE and sMAE,</w:t>
-        </w:r>
-      </w:ins>
-      <w:ins w:id="672" w:author="PR Preview" w:date="2026-01-01T00:00:00Z">
-        <w:r>
-          <w:t xml:space="preserve"> </w:t>
-        </w:r>
-      </w:ins>
-      <w:ins w:id="673" w:author="PR Preview" w:date="2026-01-01T00:00:00Z">
-        <w:r>
-          <w:t xml:space="preserve">with a leading p for the population version and s for the sample version,</w:t>
-        </w:r>
-      </w:ins>
-      <w:ins w:id="674" w:author="PR Preview" w:date="2026-01-01T00:00:00Z">
-        <w:r>
-          <w:t xml:space="preserve"> </w:t>
-        </w:r>
-      </w:ins>
-      <w:ins w:id="675" w:author="PR Preview" w:date="2026-01-01T00:00:00Z">
-        <w:r>
-          <w:t xml:space="preserve">and never a bare MSE, RMSE or MAE.</w:t>
-        </w:r>
-      </w:ins>
-      <w:ins w:id="676" w:author="PR Preview" w:date="2026-01-01T00:00:00Z">
-        <w:r>
-          <w:t xml:space="preserve"> </w:t>
-        </w:r>
-      </w:ins>
-      <w:ins w:id="677" w:author="PR Preview" w:date="2026-01-01T00:00:00Z">
-        <w:r>
-          <w:t xml:space="preserve">Spelled out, the same words apply:</w:t>
-        </w:r>
-      </w:ins>
-      <w:ins w:id="678" w:author="PR Preview" w:date="2026-01-01T00:00:00Z">
-        <w:r>
-          <w:t xml:space="preserve"> </w:t>
-        </w:r>
-      </w:ins>
-      <w:ins w:id="679" w:author="PR Preview" w:date="2026-01-01T00:00:00Z">
-        <w:r>
-          <w:t xml:space="preserve">“population mean squared error”</w:t>
-        </w:r>
-      </w:ins>
-      <w:ins w:id="680" w:author="PR Preview" w:date="2026-01-01T00:00:00Z">
-        <w:r>
-          <w:t xml:space="preserve">,</w:t>
-        </w:r>
-      </w:ins>
-      <w:ins w:id="681" w:author="PR Preview" w:date="2026-01-01T00:00:00Z">
-        <w:r>
-          <w:t xml:space="preserve"> </w:t>
-        </w:r>
-      </w:ins>
-      <w:ins w:id="682" w:author="PR Preview" w:date="2026-01-01T00:00:00Z">
-        <w:r>
-          <w:t xml:space="preserve">“sample root mean squared error”</w:t>
-        </w:r>
-      </w:ins>
-      <w:ins w:id="683" w:author="PR Preview" w:date="2026-01-01T00:00:00Z">
-        <w:r>
-          <w:t xml:space="preserve">,</w:t>
-        </w:r>
-      </w:ins>
-      <w:ins w:id="684" w:author="PR Preview" w:date="2026-01-01T00:00:00Z">
-        <w:r>
-          <w:t xml:space="preserve"> </w:t>
-        </w:r>
-      </w:ins>
-      <w:ins w:id="685" w:author="PR Preview" w:date="2026-01-01T00:00:00Z">
-        <w:r>
-          <w:t xml:space="preserve">“population mean absolute error”</w:t>
-        </w:r>
-      </w:ins>
-      <w:ins w:id="686" w:author="PR Preview" w:date="2026-01-01T00:00:00Z">
-        <w:r>
-          <w:t xml:space="preserve">.</w:t>
-        </w:r>
-      </w:ins>
-      <w:ins w:id="687" w:author="PR Preview" w:date="2026-01-01T00:00:00Z">
-        <w:r>
-          <w:t xml:space="preserve"> </w:t>
-        </w:r>
-      </w:ins>
-      <w:ins w:id="688" w:author="PR Preview" w:date="2026-01-01T00:00:00Z">
-        <w:r>
-          <w:t xml:space="preserve">Define each shorthand once, at first use, as</w:t>
-        </w:r>
-      </w:ins>
-      <w:ins w:id="689" w:author="PR Preview" w:date="2026-01-01T00:00:00Z">
-        <w:r>
-          <w:t xml:space="preserve"> </w:t>
-        </w:r>
-      </w:ins>
-      <w:ins w:id="690" w:author="PR Preview" w:date="2026-01-01T00:00:00Z">
-        <w:r>
-          <w:t xml:space="preserve">“population mean squared error (pMSE)”</w:t>
-        </w:r>
-      </w:ins>
-      <w:ins w:id="691" w:author="PR Preview" w:date="2026-01-01T00:00:00Z">
-        <w:r>
-          <w:t xml:space="preserve">.</w:t>
-        </w:r>
-      </w:ins>
-      <w:ins w:id="692" w:author="PR Preview" w:date="2026-01-01T00:00:00Z">
-        <w:r>
-          <w:t xml:space="preserve"> </w:t>
-        </w:r>
-      </w:ins>
-      <w:ins w:id="693" w:author="PR Preview" w:date="2026-01-01T00:00:00Z">
-        <w:r>
-          <w:t xml:space="preserve">A</w:t>
-        </w:r>
-      </w:ins>
-      <w:ins w:id="694" w:author="PR Preview" w:date="2026-01-01T00:00:00Z">
-        <w:r>
-          <w:t xml:space="preserve"> </w:t>
-        </w:r>
-      </w:ins>
-      <w:hyperlink w:anchor="def-term">
-        <w:ins w:id="695" w:author="PR Preview" w:date="2026-01-01T00:00:00Z">
-          <w:r>
-            <w:rPr>
-              <w:rStyle w:val="Hyperlink"/>
-            </w:rPr>
-            <w:t xml:space="preserve">term</w:t>
-          </w:r>
-        </w:ins>
-      </w:hyperlink>
-      <w:ins w:id="696" w:author="PR Preview" w:date="2026-01-01T00:00:00Z">
-        <w:r>
-          <w:t xml:space="preserve"> </w:t>
-        </w:r>
-      </w:ins>
-      <w:ins w:id="697" w:author="PR Preview" w:date="2026-01-01T00:00:00Z">
-        <w:r>
-          <w:t xml:space="preserve">that already says which, such as</w:t>
-        </w:r>
-      </w:ins>
-      <w:ins w:id="698" w:author="PR Preview" w:date="2026-01-01T00:00:00Z">
-        <w:r>
-          <w:t xml:space="preserve"> </w:t>
-        </w:r>
-      </w:ins>
-      <w:ins w:id="699" w:author="PR Preview" w:date="2026-01-01T00:00:00Z">
-        <w:r>
-          <w:t xml:space="preserve">“mean function”</w:t>
-        </w:r>
-      </w:ins>
-      <w:ins w:id="700" w:author="PR Preview" w:date="2026-01-01T00:00:00Z">
-        <w:r>
-          <w:t xml:space="preserve"> </w:t>
-        </w:r>
-      </w:ins>
-      <w:ins w:id="701" w:author="PR Preview" w:date="2026-01-01T00:00:00Z">
-        <w:r>
-          <w:t xml:space="preserve">or</w:t>
-        </w:r>
-      </w:ins>
-      <w:ins w:id="702" w:author="PR Preview" w:date="2026-01-01T00:00:00Z">
-        <w:r>
-          <w:t xml:space="preserve"> </w:t>
-        </w:r>
-      </w:ins>
-      <w:ins w:id="703" w:author="PR Preview" w:date="2026-01-01T00:00:00Z">
-        <w:r>
-          <w:t xml:space="preserve">“running mean”</w:t>
-        </w:r>
-      </w:ins>
-      <w:ins w:id="704" w:author="PR Preview" w:date="2026-01-01T00:00:00Z">
-        <w:r>
-          <w:t xml:space="preserve">, needs no extra word,</w:t>
-        </w:r>
-      </w:ins>
-      <w:ins w:id="705" w:author="PR Preview" w:date="2026-01-01T00:00:00Z">
-        <w:r>
-          <w:t xml:space="preserve"> </w:t>
-        </w:r>
-      </w:ins>
-      <w:ins w:id="706" w:author="PR Preview" w:date="2026-01-01T00:00:00Z">
-        <w:r>
-          <w:t xml:space="preserve"> </w:t>
-        </w:r>
-      </w:ins>
-      <w:ins w:id="707" w:author="PR Preview" w:date="2026-01-01T00:00:00Z">
-        <w:r>
-          <w:t xml:space="preserve">and neither does expected value notation such as</w:t>
-        </w:r>
-      </w:ins>
-      <w:ins w:id="708" w:author="PR Preview" w:date="2026-01-01T00:00:00Z">
-        <w:r>
-          <w:t xml:space="preserve"> </w:t>
-        </w:r>
-      </w:ins>
-      <m:oMath>
-        <m:r>
-          <m:rPr>
-            <m:scr m:val="double-struck"/>
-            <m:sty m:val="p"/>
-          </m:rPr>
-          <m:t>E</m:t>
-        </m:r>
-        <m:r>
-          <m:t>​</m:t>
-        </m:r>
-        <m:d>
-          <m:dPr>
-            <m:begChr m:val="["/>
-            <m:sepChr m:val=""/>
-            <m:endChr m:val="]"/>
-            <m:grow/>
-          </m:dPr>
-          <m:e>
-            <m:r>
-              <m:t>Y</m:t>
-            </m:r>
-          </m:e>
-        </m:d>
-        <m:r>
-          <m:t>​</m:t>
-        </m:r>
-      </m:oMath>
-      <w:ins w:id="709" w:author="PR Preview" w:date="2026-01-01T00:00:00Z">
-        <w:r>
-          <w:t xml:space="preserve">.</w:t>
-        </w:r>
-      </w:ins>
-      <w:ins w:id="710" w:author="PR Preview" w:date="2026-01-01T00:00:00Z">
-        <w:r>
-          <w:t xml:space="preserve"> </w:t>
-        </w:r>
-      </w:ins>
-      <w:ins w:id="711" w:author="PR Preview" w:date="2026-01-01T00:00:00Z">
-        <w:r>
-          <w:t xml:space="preserve">For example, write</w:t>
-        </w:r>
-      </w:ins>
-      <w:ins w:id="712" w:author="PR Preview" w:date="2026-01-01T00:00:00Z">
-        <w:r>
-          <w:t xml:space="preserve"> </w:t>
-        </w:r>
-      </w:ins>
-      <w:ins w:id="713" w:author="PR Preview" w:date="2026-01-01T00:00:00Z">
-        <w:r>
-          <w:t xml:space="preserve">“the sample mean of the training outcomes estimates the population mean of the outcome”</w:t>
-        </w:r>
-      </w:ins>
-      <w:ins w:id="714" w:author="PR Preview" w:date="2026-01-01T00:00:00Z">
-        <w:r>
-          <w:t xml:space="preserve">,</w:t>
-        </w:r>
-      </w:ins>
-      <w:ins w:id="715" w:author="PR Preview" w:date="2026-01-01T00:00:00Z">
-        <w:r>
-          <w:t xml:space="preserve"> </w:t>
-        </w:r>
-      </w:ins>
-      <w:ins w:id="716" w:author="PR Preview" w:date="2026-01-01T00:00:00Z">
-        <w:r>
-          <w:t xml:space="preserve">not</w:t>
-        </w:r>
-      </w:ins>
-      <w:ins w:id="717" w:author="PR Preview" w:date="2026-01-01T00:00:00Z">
-        <w:r>
-          <w:t xml:space="preserve"> </w:t>
-        </w:r>
-      </w:ins>
-      <w:ins w:id="718" w:author="PR Preview" w:date="2026-01-01T00:00:00Z">
-        <w:r>
-          <w:t xml:space="preserve">“the mean estimates the mean”</w:t>
-        </w:r>
-      </w:ins>
-      <w:ins w:id="719" w:author="PR Preview" w:date="2026-01-01T00:00:00Z">
-        <w:r>
-          <w:t xml:space="preserve">.</w:t>
-        </w:r>
-      </w:ins>
-      <w:ins w:id="720" w:author="PR Preview" w:date="2026-01-01T00:00:00Z">
-        <w:r>
-          <w:t xml:space="preserve"> </w:t>
-        </w:r>
-      </w:ins>
-      <w:ins w:id="721" w:author="PR Preview" w:date="2026-01-01T00:00:00Z">
-        <w:r>
-          <w:t xml:space="preserve">Drop the qualifier only when it is completely clear from context,</w:t>
-        </w:r>
-      </w:ins>
-      <w:ins w:id="722" w:author="PR Preview" w:date="2026-01-01T00:00:00Z">
-        <w:r>
-          <w:t xml:space="preserve"> </w:t>
-        </w:r>
-      </w:ins>
-      <w:ins w:id="723" w:author="PR Preview" w:date="2026-01-01T00:00:00Z">
-        <w:r>
-          <w:t xml:space="preserve">such as inside a definition that has just said which one it concerns.</w:t>
-        </w:r>
-      </w:ins>
-      <w:ins w:id="724" w:author="PR Preview" w:date="2026-01-01T00:00:00Z">
-        <w:r>
-          <w:t xml:space="preserve"> </w:t>
-        </w:r>
-      </w:ins>
-      <w:ins w:id="725" w:author="PR Preview" w:date="2026-01-01T00:00:00Z">
-        <w:r>
-          <w:t xml:space="preserve">When in doubt, keep it.</w:t>
-        </w:r>
-      </w:ins>
+      <w:r>
+        <w:t xml:space="preserve">.</w:t>
+      </w:r>
+      <w:r>
+        <w:t xml:space="preserve"> </w:t>
+      </w:r>
+      <w:r>
+        <w:t xml:space="preserve">For example, write</w:t>
+      </w:r>
+      <w:r>
+        <w:t xml:space="preserve"> </w:t>
+      </w:r>
+      <w:r>
+        <w:t xml:space="preserve">“the sample mean of the training outcomes estimates the population mean of the outcome”</w:t>
+      </w:r>
+      <w:r>
+        <w:t xml:space="preserve">,</w:t>
+      </w:r>
+      <w:r>
+        <w:t xml:space="preserve"> </w:t>
+      </w:r>
+      <w:r>
+        <w:t xml:space="preserve">not</w:t>
+      </w:r>
+      <w:r>
+        <w:t xml:space="preserve"> </w:t>
+      </w:r>
+      <w:r>
+        <w:t xml:space="preserve">“the mean estimates the mean”</w:t>
+      </w:r>
+      <w:r>
+        <w:t xml:space="preserve">.</w:t>
+      </w:r>
+      <w:r>
+        <w:t xml:space="preserve"> </w:t>
+      </w:r>
+      <w:r>
+        <w:t xml:space="preserve">Drop the qualifier only when it is completely clear from context,</w:t>
+      </w:r>
+      <w:r>
+        <w:t xml:space="preserve"> </w:t>
+      </w:r>
+      <w:r>
+        <w:t xml:space="preserve">such as inside a definition that has just said which one it concerns.</w:t>
+      </w:r>
+      <w:r>
+        <w:t xml:space="preserve"> </w:t>
+      </w:r>
+      <w:r>
+        <w:t xml:space="preserve">When in doubt, keep it.</w:t>
+      </w:r>
     </w:p>
     <w:bookmarkEnd w:id="22"/>
     <w:bookmarkStart w:id="29" w:name="examples-of-term-definitions"/>
@@ -12518,24 +10058,7 @@
         </w:r>
       </w:hyperlink>
       <w:r>
-        <w:t xml:space="preserve">) is a</w:t>
-      </w:r>
-      <w:r>
-        <w:t xml:space="preserve"> </w:t>
-      </w:r>
-      <w:hyperlink r:id="rId16">
-        <w:r>
-          <w:rPr>
-            <w:rStyle w:val="Hyperlink"/>
-          </w:rPr>
-          <w:t xml:space="preserve">function</w:t>
-        </w:r>
-      </w:hyperlink>
-      <w:r>
-        <w:t xml:space="preserve"> </w:t>
-      </w:r>
-      <w:r>
-        <w:t xml:space="preserve">of the two coefficients:</w:t>
+        <w:t xml:space="preserve">) is a function of the two coefficients:</w:t>
       </w:r>
     </w:p>
     <w:p>
@@ -13920,24 +11443,7 @@
         </w:numPr>
       </w:pPr>
       <w:r>
-        <w:t xml:space="preserve">Qualifying the</w:t>
-      </w:r>
-      <w:r>
-        <w:t xml:space="preserve"> </w:t>
-      </w:r>
-      <w:hyperlink w:anchor="def-term">
-        <w:r>
-          <w:rPr>
-            <w:rStyle w:val="Hyperlink"/>
-          </w:rPr>
-          <w:t xml:space="preserve">term</w:t>
-        </w:r>
-      </w:hyperlink>
-      <w:r>
-        <w:t xml:space="preserve"> </w:t>
-      </w:r>
-      <w:r>
-        <w:t xml:space="preserve">does not make the definition less circular.</w:t>
+        <w:t xml:space="preserve">Qualifying the term does not make the definition less circular.</w:t>
       </w:r>
       <w:r>
         <w:t xml:space="preserve"> </w:t>
@@ -15376,7 +12882,7 @@
           <w:numId w:val="1005"/>
         </w:numPr>
       </w:pPr>
-      <w:del w:id="726" w:author="PR Preview" w:date="2026-01-01T00:00:00Z">
+      <w:del w:id="211" w:author="PR Preview" w:date="2026-01-01T00:00:00Z">
         <w:r>
           <w:rPr>
             <w:b/>
@@ -15385,87 +12891,87 @@
           <w:delText xml:space="preserve">Start from the side that simplifies.</w:delText>
         </w:r>
       </w:del>
-      <w:del w:id="727" w:author="PR Preview" w:date="2026-01-01T00:00:00Z">
+      <w:del w:id="212" w:author="PR Preview" w:date="2026-01-01T00:00:00Z">
         <w:r>
           <w:delText xml:space="preserve"> </w:delText>
         </w:r>
       </w:del>
-      <w:del w:id="728" w:author="PR Preview" w:date="2026-01-01T00:00:00Z">
+      <w:del w:id="213" w:author="PR Preview" w:date="2026-01-01T00:00:00Z">
         <w:r>
           <w:delText xml:space="preserve">When a derivation would add and subtract a term</w:delText>
         </w:r>
       </w:del>
-      <w:del w:id="729" w:author="PR Preview" w:date="2026-01-01T00:00:00Z">
+      <w:del w:id="214" w:author="PR Preview" w:date="2026-01-01T00:00:00Z">
         <w:r>
           <w:delText xml:space="preserve"> </w:delText>
         </w:r>
       </w:del>
-      <w:del w:id="730" w:author="PR Preview" w:date="2026-01-01T00:00:00Z">
+      <w:del w:id="215" w:author="PR Preview" w:date="2026-01-01T00:00:00Z">
         <w:r>
           <w:delText xml:space="preserve">to turn one side into the other,</w:delText>
         </w:r>
       </w:del>
-      <w:del w:id="731" w:author="PR Preview" w:date="2026-01-01T00:00:00Z">
+      <w:del w:id="216" w:author="PR Preview" w:date="2026-01-01T00:00:00Z">
         <w:r>
           <w:delText xml:space="preserve"> </w:delText>
         </w:r>
       </w:del>
-      <w:del w:id="732" w:author="PR Preview" w:date="2026-01-01T00:00:00Z">
+      <w:del w:id="217" w:author="PR Preview" w:date="2026-01-01T00:00:00Z">
         <w:r>
           <w:delText xml:space="preserve">start from the other side instead.</w:delText>
         </w:r>
       </w:del>
-      <w:del w:id="733" w:author="PR Preview" w:date="2026-01-01T00:00:00Z">
+      <w:del w:id="218" w:author="PR Preview" w:date="2026-01-01T00:00:00Z">
         <w:r>
           <w:delText xml:space="preserve"> </w:delText>
         </w:r>
       </w:del>
-      <w:del w:id="734" w:author="PR Preview" w:date="2026-01-01T00:00:00Z">
+      <w:del w:id="219" w:author="PR Preview" w:date="2026-01-01T00:00:00Z">
         <w:r>
           <w:delText xml:space="preserve">Simplifying an expression needs only definitions and algebra,</w:delText>
         </w:r>
       </w:del>
-      <w:del w:id="735" w:author="PR Preview" w:date="2026-01-01T00:00:00Z">
+      <w:del w:id="220" w:author="PR Preview" w:date="2026-01-01T00:00:00Z">
         <w:r>
           <w:delText xml:space="preserve"> </w:delText>
         </w:r>
       </w:del>
-      <w:del w:id="736" w:author="PR Preview" w:date="2026-01-01T00:00:00Z">
+      <w:del w:id="221" w:author="PR Preview" w:date="2026-01-01T00:00:00Z">
         <w:r>
           <w:delText xml:space="preserve">while adding and subtracting a term asks the reader</w:delText>
         </w:r>
       </w:del>
-      <w:del w:id="737" w:author="PR Preview" w:date="2026-01-01T00:00:00Z">
+      <w:del w:id="222" w:author="PR Preview" w:date="2026-01-01T00:00:00Z">
         <w:r>
           <w:delText xml:space="preserve"> </w:delText>
         </w:r>
       </w:del>
-      <w:del w:id="738" w:author="PR Preview" w:date="2026-01-01T00:00:00Z">
+      <w:del w:id="223" w:author="PR Preview" w:date="2026-01-01T00:00:00Z">
         <w:r>
           <w:delText xml:space="preserve">to accept a step whose purpose shows only later.</w:delText>
         </w:r>
       </w:del>
-      <w:del w:id="739" w:author="PR Preview" w:date="2026-01-01T00:00:00Z">
+      <w:del w:id="224" w:author="PR Preview" w:date="2026-01-01T00:00:00Z">
         <w:r>
           <w:delText xml:space="preserve"> </w:delText>
         </w:r>
       </w:del>
-      <w:del w:id="740" w:author="PR Preview" w:date="2026-01-01T00:00:00Z">
+      <w:del w:id="225" w:author="PR Preview" w:date="2026-01-01T00:00:00Z">
         <w:r>
           <w:delText xml:space="preserve">Another route is to solve a definition for the term you want:</w:delText>
         </w:r>
       </w:del>
-      <w:del w:id="741" w:author="PR Preview" w:date="2026-01-01T00:00:00Z">
+      <w:del w:id="226" w:author="PR Preview" w:date="2026-01-01T00:00:00Z">
         <w:r>
           <w:delText xml:space="preserve"> </w:delText>
         </w:r>
       </w:del>
-      <w:del w:id="742" w:author="PR Preview" w:date="2026-01-01T00:00:00Z">
+      <w:del w:id="227" w:author="PR Preview" w:date="2026-01-01T00:00:00Z">
         <w:r>
           <w:delText xml:space="preserve">add</w:delText>
         </w:r>
       </w:del>
-      <w:del w:id="743" w:author="PR Preview" w:date="2026-01-01T00:00:00Z">
+      <w:del w:id="228" w:author="PR Preview" w:date="2026-01-01T00:00:00Z">
         <w:r>
           <w:delText xml:space="preserve"> </w:delText>
         </w:r>
@@ -15484,17 +12990,17 @@
           </m:sub>
         </m:sSub>
       </m:oMath>
-      <w:del w:id="744" w:author="PR Preview" w:date="2026-01-01T00:00:00Z">
+      <w:del w:id="229" w:author="PR Preview" w:date="2026-01-01T00:00:00Z">
         <w:r>
           <w:delText xml:space="preserve"> </w:delText>
         </w:r>
       </w:del>
-      <w:del w:id="745" w:author="PR Preview" w:date="2026-01-01T00:00:00Z">
+      <w:del w:id="230" w:author="PR Preview" w:date="2026-01-01T00:00:00Z">
         <w:r>
           <w:delText xml:space="preserve">to both sides of</w:delText>
         </w:r>
       </w:del>
-      <w:del w:id="746" w:author="PR Preview" w:date="2026-01-01T00:00:00Z">
+      <w:del w:id="231" w:author="PR Preview" w:date="2026-01-01T00:00:00Z">
         <w:r>
           <w:delText xml:space="preserve"> </w:delText>
         </w:r>
@@ -15549,22 +13055,22 @@
           </m:sub>
         </m:sSub>
       </m:oMath>
-      <w:del w:id="747" w:author="PR Preview" w:date="2026-01-01T00:00:00Z">
+      <w:del w:id="232" w:author="PR Preview" w:date="2026-01-01T00:00:00Z">
         <w:r>
           <w:delText xml:space="preserve">,</w:delText>
         </w:r>
       </w:del>
-      <w:del w:id="748" w:author="PR Preview" w:date="2026-01-01T00:00:00Z">
+      <w:del w:id="233" w:author="PR Preview" w:date="2026-01-01T00:00:00Z">
         <w:r>
           <w:delText xml:space="preserve"> </w:delText>
         </w:r>
       </w:del>
-      <w:del w:id="749" w:author="PR Preview" w:date="2026-01-01T00:00:00Z">
+      <w:del w:id="234" w:author="PR Preview" w:date="2026-01-01T00:00:00Z">
         <w:r>
           <w:delText xml:space="preserve">then simplify the right-hand side to</w:delText>
         </w:r>
       </w:del>
-      <w:del w:id="750" w:author="PR Preview" w:date="2026-01-01T00:00:00Z">
+      <w:del w:id="235" w:author="PR Preview" w:date="2026-01-01T00:00:00Z">
         <w:r>
           <w:delText xml:space="preserve"> </w:delText>
         </w:r>
@@ -15583,27 +13089,27 @@
           </m:sub>
         </m:sSub>
       </m:oMath>
-      <w:del w:id="751" w:author="PR Preview" w:date="2026-01-01T00:00:00Z">
+      <w:del w:id="236" w:author="PR Preview" w:date="2026-01-01T00:00:00Z">
         <w:r>
           <w:delText xml:space="preserve">, one operation per line.</w:delText>
         </w:r>
       </w:del>
-      <w:del w:id="752" w:author="PR Preview" w:date="2026-01-01T00:00:00Z">
+      <w:del w:id="237" w:author="PR Preview" w:date="2026-01-01T00:00:00Z">
         <w:r>
           <w:delText xml:space="preserve"> </w:delText>
         </w:r>
       </w:del>
-      <w:del w:id="753" w:author="PR Preview" w:date="2026-01-01T00:00:00Z">
+      <w:del w:id="238" w:author="PR Preview" w:date="2026-01-01T00:00:00Z">
         <w:r>
           <w:delText xml:space="preserve">Adding a term to both sides of an equation</w:delText>
         </w:r>
       </w:del>
-      <w:del w:id="754" w:author="PR Preview" w:date="2026-01-01T00:00:00Z">
+      <w:del w:id="239" w:author="PR Preview" w:date="2026-01-01T00:00:00Z">
         <w:r>
           <w:delText xml:space="preserve"> </w:delText>
         </w:r>
       </w:del>
-      <w:del w:id="755" w:author="PR Preview" w:date="2026-01-01T00:00:00Z">
+      <w:del w:id="240" w:author="PR Preview" w:date="2026-01-01T00:00:00Z">
         <w:r>
           <w:delText xml:space="preserve">is an ordinary step, not the pattern to avoid.</w:delText>
         </w:r>
@@ -15617,7 +13123,7 @@
           <w:numId w:val="1005"/>
         </w:numPr>
       </w:pPr>
-      <w:ins w:id="756" w:author="PR Preview" w:date="2026-01-01T00:00:00Z">
+      <w:ins w:id="241" w:author="PR Preview" w:date="2026-01-01T00:00:00Z">
         <w:r>
           <w:rPr>
             <w:b/>
@@ -15626,92 +13132,92 @@
           <w:t xml:space="preserve">Start from the side that simplifies.</w:t>
         </w:r>
       </w:ins>
-      <w:ins w:id="757" w:author="PR Preview" w:date="2026-01-01T00:00:00Z">
+      <w:ins w:id="242" w:author="PR Preview" w:date="2026-01-01T00:00:00Z">
         <w:r>
           <w:t xml:space="preserve"> </w:t>
         </w:r>
       </w:ins>
-      <w:ins w:id="758" w:author="PR Preview" w:date="2026-01-01T00:00:00Z">
+      <w:ins w:id="243" w:author="PR Preview" w:date="2026-01-01T00:00:00Z">
         <w:r>
           <w:t xml:space="preserve">When a derivation would add and subtract a term</w:t>
         </w:r>
       </w:ins>
-      <w:ins w:id="759" w:author="PR Preview" w:date="2026-01-01T00:00:00Z">
+      <w:ins w:id="244" w:author="PR Preview" w:date="2026-01-01T00:00:00Z">
         <w:r>
           <w:t xml:space="preserve"> </w:t>
         </w:r>
       </w:ins>
-      <w:ins w:id="760" w:author="PR Preview" w:date="2026-01-01T00:00:00Z">
+      <w:ins w:id="245" w:author="PR Preview" w:date="2026-01-01T00:00:00Z">
         <w:r>
           <w:t xml:space="preserve"> </w:t>
         </w:r>
       </w:ins>
-      <w:ins w:id="761" w:author="PR Preview" w:date="2026-01-01T00:00:00Z">
+      <w:ins w:id="246" w:author="PR Preview" w:date="2026-01-01T00:00:00Z">
         <w:r>
           <w:t xml:space="preserve">to turn one side into the other,</w:t>
         </w:r>
       </w:ins>
-      <w:ins w:id="762" w:author="PR Preview" w:date="2026-01-01T00:00:00Z">
+      <w:ins w:id="247" w:author="PR Preview" w:date="2026-01-01T00:00:00Z">
         <w:r>
           <w:t xml:space="preserve"> </w:t>
         </w:r>
       </w:ins>
-      <w:ins w:id="763" w:author="PR Preview" w:date="2026-01-01T00:00:00Z">
+      <w:ins w:id="248" w:author="PR Preview" w:date="2026-01-01T00:00:00Z">
         <w:r>
           <w:t xml:space="preserve">start from the other side instead.</w:t>
         </w:r>
       </w:ins>
-      <w:ins w:id="764" w:author="PR Preview" w:date="2026-01-01T00:00:00Z">
+      <w:ins w:id="249" w:author="PR Preview" w:date="2026-01-01T00:00:00Z">
         <w:r>
           <w:t xml:space="preserve"> </w:t>
         </w:r>
       </w:ins>
-      <w:ins w:id="765" w:author="PR Preview" w:date="2026-01-01T00:00:00Z">
+      <w:ins w:id="250" w:author="PR Preview" w:date="2026-01-01T00:00:00Z">
         <w:r>
           <w:t xml:space="preserve">Simplifying an expression needs only definitions and algebra,</w:t>
         </w:r>
       </w:ins>
-      <w:ins w:id="766" w:author="PR Preview" w:date="2026-01-01T00:00:00Z">
+      <w:ins w:id="251" w:author="PR Preview" w:date="2026-01-01T00:00:00Z">
         <w:r>
           <w:t xml:space="preserve"> </w:t>
         </w:r>
       </w:ins>
-      <w:ins w:id="767" w:author="PR Preview" w:date="2026-01-01T00:00:00Z">
+      <w:ins w:id="252" w:author="PR Preview" w:date="2026-01-01T00:00:00Z">
         <w:r>
           <w:t xml:space="preserve">while adding and subtracting a term asks the reader</w:t>
         </w:r>
       </w:ins>
-      <w:ins w:id="768" w:author="PR Preview" w:date="2026-01-01T00:00:00Z">
+      <w:ins w:id="253" w:author="PR Preview" w:date="2026-01-01T00:00:00Z">
         <w:r>
           <w:t xml:space="preserve"> </w:t>
         </w:r>
       </w:ins>
-      <w:ins w:id="769" w:author="PR Preview" w:date="2026-01-01T00:00:00Z">
+      <w:ins w:id="254" w:author="PR Preview" w:date="2026-01-01T00:00:00Z">
         <w:r>
           <w:t xml:space="preserve">to accept a step whose purpose shows only later.</w:t>
         </w:r>
       </w:ins>
-      <w:ins w:id="770" w:author="PR Preview" w:date="2026-01-01T00:00:00Z">
+      <w:ins w:id="255" w:author="PR Preview" w:date="2026-01-01T00:00:00Z">
         <w:r>
           <w:t xml:space="preserve"> </w:t>
         </w:r>
       </w:ins>
-      <w:ins w:id="771" w:author="PR Preview" w:date="2026-01-01T00:00:00Z">
+      <w:ins w:id="256" w:author="PR Preview" w:date="2026-01-01T00:00:00Z">
         <w:r>
           <w:t xml:space="preserve">Another route is to solve a definition for the term you want:</w:t>
         </w:r>
       </w:ins>
-      <w:ins w:id="772" w:author="PR Preview" w:date="2026-01-01T00:00:00Z">
+      <w:ins w:id="257" w:author="PR Preview" w:date="2026-01-01T00:00:00Z">
         <w:r>
           <w:t xml:space="preserve"> </w:t>
         </w:r>
       </w:ins>
-      <w:ins w:id="773" w:author="PR Preview" w:date="2026-01-01T00:00:00Z">
+      <w:ins w:id="258" w:author="PR Preview" w:date="2026-01-01T00:00:00Z">
         <w:r>
           <w:t xml:space="preserve">add</w:t>
         </w:r>
       </w:ins>
-      <w:ins w:id="774" w:author="PR Preview" w:date="2026-01-01T00:00:00Z">
+      <w:ins w:id="259" w:author="PR Preview" w:date="2026-01-01T00:00:00Z">
         <w:r>
           <w:t xml:space="preserve"> </w:t>
         </w:r>
@@ -15730,17 +13236,17 @@
           </m:sub>
         </m:sSub>
       </m:oMath>
-      <w:ins w:id="775" w:author="PR Preview" w:date="2026-01-01T00:00:00Z">
+      <w:ins w:id="260" w:author="PR Preview" w:date="2026-01-01T00:00:00Z">
         <w:r>
           <w:t xml:space="preserve"> </w:t>
         </w:r>
       </w:ins>
-      <w:ins w:id="776" w:author="PR Preview" w:date="2026-01-01T00:00:00Z">
+      <w:ins w:id="261" w:author="PR Preview" w:date="2026-01-01T00:00:00Z">
         <w:r>
           <w:t xml:space="preserve">to both sides of</w:t>
         </w:r>
       </w:ins>
-      <w:ins w:id="777" w:author="PR Preview" w:date="2026-01-01T00:00:00Z">
+      <w:ins w:id="262" w:author="PR Preview" w:date="2026-01-01T00:00:00Z">
         <w:r>
           <w:t xml:space="preserve"> </w:t>
         </w:r>
@@ -15795,22 +13301,22 @@
           </m:sub>
         </m:sSub>
       </m:oMath>
-      <w:ins w:id="778" w:author="PR Preview" w:date="2026-01-01T00:00:00Z">
+      <w:ins w:id="263" w:author="PR Preview" w:date="2026-01-01T00:00:00Z">
         <w:r>
           <w:t xml:space="preserve">,</w:t>
         </w:r>
       </w:ins>
-      <w:ins w:id="779" w:author="PR Preview" w:date="2026-01-01T00:00:00Z">
+      <w:ins w:id="264" w:author="PR Preview" w:date="2026-01-01T00:00:00Z">
         <w:r>
           <w:t xml:space="preserve"> </w:t>
         </w:r>
       </w:ins>
-      <w:ins w:id="780" w:author="PR Preview" w:date="2026-01-01T00:00:00Z">
+      <w:ins w:id="265" w:author="PR Preview" w:date="2026-01-01T00:00:00Z">
         <w:r>
           <w:t xml:space="preserve">then simplify the right-hand side to</w:t>
         </w:r>
       </w:ins>
-      <w:ins w:id="781" w:author="PR Preview" w:date="2026-01-01T00:00:00Z">
+      <w:ins w:id="266" w:author="PR Preview" w:date="2026-01-01T00:00:00Z">
         <w:r>
           <w:t xml:space="preserve"> </w:t>
         </w:r>
@@ -15829,27 +13335,27 @@
           </m:sub>
         </m:sSub>
       </m:oMath>
-      <w:ins w:id="782" w:author="PR Preview" w:date="2026-01-01T00:00:00Z">
+      <w:ins w:id="267" w:author="PR Preview" w:date="2026-01-01T00:00:00Z">
         <w:r>
           <w:t xml:space="preserve">, one operation per line.</w:t>
         </w:r>
       </w:ins>
-      <w:ins w:id="783" w:author="PR Preview" w:date="2026-01-01T00:00:00Z">
+      <w:ins w:id="268" w:author="PR Preview" w:date="2026-01-01T00:00:00Z">
         <w:r>
           <w:t xml:space="preserve"> </w:t>
         </w:r>
       </w:ins>
-      <w:ins w:id="784" w:author="PR Preview" w:date="2026-01-01T00:00:00Z">
+      <w:ins w:id="269" w:author="PR Preview" w:date="2026-01-01T00:00:00Z">
         <w:r>
           <w:t xml:space="preserve">Adding a term to both sides of an equation</w:t>
         </w:r>
       </w:ins>
-      <w:ins w:id="785" w:author="PR Preview" w:date="2026-01-01T00:00:00Z">
+      <w:ins w:id="270" w:author="PR Preview" w:date="2026-01-01T00:00:00Z">
         <w:r>
           <w:t xml:space="preserve"> </w:t>
         </w:r>
       </w:ins>
-      <w:ins w:id="786" w:author="PR Preview" w:date="2026-01-01T00:00:00Z">
+      <w:ins w:id="271" w:author="PR Preview" w:date="2026-01-01T00:00:00Z">
         <w:r>
           <w:t xml:space="preserve">is an ordinary step, not the pattern to avoid.</w:t>
         </w:r>
@@ -17851,22 +15357,22 @@
       <w:pPr>
         <w:pStyle w:val="FirstParagraph"/>
       </w:pPr>
-      <w:del w:id="787" w:author="PR Preview" w:date="2026-01-01T00:00:00Z">
+      <w:del w:id="272" w:author="PR Preview" w:date="2026-01-01T00:00:00Z">
         <w:r>
           <w:delText xml:space="preserve">The ❌ version’s first line adds a term the reader has no reason to expect.</w:delText>
         </w:r>
       </w:del>
-      <w:del w:id="788" w:author="PR Preview" w:date="2026-01-01T00:00:00Z">
+      <w:del w:id="273" w:author="PR Preview" w:date="2026-01-01T00:00:00Z">
         <w:r>
           <w:delText xml:space="preserve"> </w:delText>
         </w:r>
       </w:del>
-      <w:del w:id="789" w:author="PR Preview" w:date="2026-01-01T00:00:00Z">
+      <w:del w:id="274" w:author="PR Preview" w:date="2026-01-01T00:00:00Z">
         <w:r>
           <w:delText xml:space="preserve">The ✅ version starts from</w:delText>
         </w:r>
       </w:del>
-      <w:del w:id="790" w:author="PR Preview" w:date="2026-01-01T00:00:00Z">
+      <w:del w:id="275" w:author="PR Preview" w:date="2026-01-01T00:00:00Z">
         <w:r>
           <w:delText xml:space="preserve"> </w:delText>
         </w:r>
@@ -17903,98 +15409,98 @@
           </m:sub>
         </m:sSub>
       </m:oMath>
-      <w:del w:id="791" w:author="PR Preview" w:date="2026-01-01T00:00:00Z">
+      <w:del w:id="276" w:author="PR Preview" w:date="2026-01-01T00:00:00Z">
         <w:r>
           <w:delText xml:space="preserve">,</w:delText>
         </w:r>
       </w:del>
-      <w:del w:id="792" w:author="PR Preview" w:date="2026-01-01T00:00:00Z">
+      <w:del w:id="277" w:author="PR Preview" w:date="2026-01-01T00:00:00Z">
         <w:r>
           <w:delText xml:space="preserve"> </w:delText>
         </w:r>
       </w:del>
-      <w:del w:id="793" w:author="PR Preview" w:date="2026-01-01T00:00:00Z">
+      <w:del w:id="278" w:author="PR Preview" w:date="2026-01-01T00:00:00Z">
         <w:r>
           <w:delText xml:space="preserve">which a definition expands,</w:delText>
         </w:r>
       </w:del>
-      <w:del w:id="794" w:author="PR Preview" w:date="2026-01-01T00:00:00Z">
+      <w:del w:id="279" w:author="PR Preview" w:date="2026-01-01T00:00:00Z">
         <w:r>
           <w:delText xml:space="preserve"> </w:delText>
         </w:r>
       </w:del>
-      <w:del w:id="795" w:author="PR Preview" w:date="2026-01-01T00:00:00Z">
+      <w:del w:id="280" w:author="PR Preview" w:date="2026-01-01T00:00:00Z">
         <w:r>
           <w:delText xml:space="preserve">and every line after that rewrites or simplifies what is already there.</w:delText>
         </w:r>
       </w:del>
-      <w:del w:id="796" w:author="PR Preview" w:date="2026-01-01T00:00:00Z">
+      <w:del w:id="281" w:author="PR Preview" w:date="2026-01-01T00:00:00Z">
         <w:r>
           <w:delText xml:space="preserve"> </w:delText>
         </w:r>
       </w:del>
-      <w:del w:id="797" w:author="PR Preview" w:date="2026-01-01T00:00:00Z">
+      <w:del w:id="282" w:author="PR Preview" w:date="2026-01-01T00:00:00Z">
         <w:r>
           <w:delText xml:space="preserve">The ✅ version is longer</w:delText>
         </w:r>
       </w:del>
-      <w:del w:id="798" w:author="PR Preview" w:date="2026-01-01T00:00:00Z">
+      <w:del w:id="283" w:author="PR Preview" w:date="2026-01-01T00:00:00Z">
         <w:r>
           <w:delText xml:space="preserve"> </w:delText>
         </w:r>
       </w:del>
-      <w:del w:id="799" w:author="PR Preview" w:date="2026-01-01T00:00:00Z">
+      <w:del w:id="284" w:author="PR Preview" w:date="2026-01-01T00:00:00Z">
         <w:r>
           <w:delText xml:space="preserve">because it gives a line to each step</w:delText>
         </w:r>
       </w:del>
-      <w:del w:id="800" w:author="PR Preview" w:date="2026-01-01T00:00:00Z">
+      <w:del w:id="285" w:author="PR Preview" w:date="2026-01-01T00:00:00Z">
         <w:r>
           <w:delText xml:space="preserve"> </w:delText>
         </w:r>
       </w:del>
-      <w:del w:id="801" w:author="PR Preview" w:date="2026-01-01T00:00:00Z">
+      <w:del w:id="286" w:author="PR Preview" w:date="2026-01-01T00:00:00Z">
         <w:r>
           <w:delText xml:space="preserve">that a single</w:delText>
         </w:r>
       </w:del>
-      <w:del w:id="802" w:author="PR Preview" w:date="2026-01-01T00:00:00Z">
+      <w:del w:id="287" w:author="PR Preview" w:date="2026-01-01T00:00:00Z">
         <w:r>
           <w:delText xml:space="preserve"> </w:delText>
         </w:r>
       </w:del>
-      <w:del w:id="803" w:author="PR Preview" w:date="2026-01-01T00:00:00Z">
+      <w:del w:id="288" w:author="PR Preview" w:date="2026-01-01T00:00:00Z">
         <w:r>
           <w:delText xml:space="preserve">“cancel”</w:delText>
         </w:r>
       </w:del>
-      <w:del w:id="804" w:author="PR Preview" w:date="2026-01-01T00:00:00Z">
+      <w:del w:id="289" w:author="PR Preview" w:date="2026-01-01T00:00:00Z">
         <w:r>
           <w:delText xml:space="preserve"> </w:delText>
         </w:r>
       </w:del>
-      <w:del w:id="805" w:author="PR Preview" w:date="2026-01-01T00:00:00Z">
+      <w:del w:id="290" w:author="PR Preview" w:date="2026-01-01T00:00:00Z">
         <w:r>
           <w:delText xml:space="preserve">justification would hide</w:delText>
         </w:r>
       </w:del>
-      <w:del w:id="806" w:author="PR Preview" w:date="2026-01-01T00:00:00Z">
+      <w:del w:id="291" w:author="PR Preview" w:date="2026-01-01T00:00:00Z">
         <w:r>
           <w:delText xml:space="preserve"> </w:delText>
         </w:r>
       </w:del>
-      <w:del w:id="807" w:author="PR Preview" w:date="2026-01-01T00:00:00Z">
+      <w:del w:id="292" w:author="PR Preview" w:date="2026-01-01T00:00:00Z">
         <w:r>
           <w:delText xml:space="preserve">(see</w:delText>
         </w:r>
       </w:del>
-      <w:del w:id="808" w:author="PR Preview" w:date="2026-01-01T00:00:00Z">
+      <w:del w:id="293" w:author="PR Preview" w:date="2026-01-01T00:00:00Z">
         <w:r>
           <w:delText xml:space="preserve"> </w:delText>
         </w:r>
       </w:del>
       <w:hyperlink r:id="rId50">
-        <w:del w:id="809" w:author="PR Preview" w:date="2026-01-01T00:00:00Z">
+        <w:del w:id="294" w:author="PR Preview" w:date="2026-01-01T00:00:00Z">
           <w:r>
             <w:rPr>
               <w:rStyle w:val="Hyperlink"/>
@@ -18003,7 +15509,7 @@
           </w:r>
         </w:del>
       </w:hyperlink>
-      <w:del w:id="810" w:author="PR Preview" w:date="2026-01-01T00:00:00Z">
+      <w:del w:id="295" w:author="PR Preview" w:date="2026-01-01T00:00:00Z">
         <w:r>
           <w:delText xml:space="preserve">).</w:delText>
         </w:r>
@@ -18013,27 +15519,27 @@
       <w:pPr>
         <w:pStyle w:val="FirstParagraph"/>
       </w:pPr>
-      <w:ins w:id="811" w:author="PR Preview" w:date="2026-01-01T00:00:00Z">
+      <w:ins w:id="296" w:author="PR Preview" w:date="2026-01-01T00:00:00Z">
         <w:r>
           <w:t xml:space="preserve">The ❌ version’s first line adds a term the reader has no reason to expect.</w:t>
         </w:r>
       </w:ins>
-      <w:ins w:id="812" w:author="PR Preview" w:date="2026-01-01T00:00:00Z">
+      <w:ins w:id="297" w:author="PR Preview" w:date="2026-01-01T00:00:00Z">
         <w:r>
           <w:t xml:space="preserve"> </w:t>
         </w:r>
       </w:ins>
-      <w:ins w:id="813" w:author="PR Preview" w:date="2026-01-01T00:00:00Z">
+      <w:ins w:id="298" w:author="PR Preview" w:date="2026-01-01T00:00:00Z">
         <w:r>
           <w:t xml:space="preserve"> </w:t>
         </w:r>
       </w:ins>
-      <w:ins w:id="814" w:author="PR Preview" w:date="2026-01-01T00:00:00Z">
+      <w:ins w:id="299" w:author="PR Preview" w:date="2026-01-01T00:00:00Z">
         <w:r>
           <w:t xml:space="preserve">The ✅ version starts from</w:t>
         </w:r>
       </w:ins>
-      <w:ins w:id="815" w:author="PR Preview" w:date="2026-01-01T00:00:00Z">
+      <w:ins w:id="300" w:author="PR Preview" w:date="2026-01-01T00:00:00Z">
         <w:r>
           <w:t xml:space="preserve"> </w:t>
         </w:r>
@@ -18070,98 +15576,98 @@
           </m:sub>
         </m:sSub>
       </m:oMath>
-      <w:ins w:id="816" w:author="PR Preview" w:date="2026-01-01T00:00:00Z">
+      <w:ins w:id="301" w:author="PR Preview" w:date="2026-01-01T00:00:00Z">
         <w:r>
           <w:t xml:space="preserve">,</w:t>
         </w:r>
       </w:ins>
-      <w:ins w:id="817" w:author="PR Preview" w:date="2026-01-01T00:00:00Z">
+      <w:ins w:id="302" w:author="PR Preview" w:date="2026-01-01T00:00:00Z">
         <w:r>
           <w:t xml:space="preserve"> </w:t>
         </w:r>
       </w:ins>
-      <w:ins w:id="818" w:author="PR Preview" w:date="2026-01-01T00:00:00Z">
+      <w:ins w:id="303" w:author="PR Preview" w:date="2026-01-01T00:00:00Z">
         <w:r>
           <w:t xml:space="preserve">which a definition expands,</w:t>
         </w:r>
       </w:ins>
-      <w:ins w:id="819" w:author="PR Preview" w:date="2026-01-01T00:00:00Z">
+      <w:ins w:id="304" w:author="PR Preview" w:date="2026-01-01T00:00:00Z">
         <w:r>
           <w:t xml:space="preserve"> </w:t>
         </w:r>
       </w:ins>
-      <w:ins w:id="820" w:author="PR Preview" w:date="2026-01-01T00:00:00Z">
+      <w:ins w:id="305" w:author="PR Preview" w:date="2026-01-01T00:00:00Z">
         <w:r>
           <w:t xml:space="preserve">and every line after that rewrites or simplifies what is already there.</w:t>
         </w:r>
       </w:ins>
-      <w:ins w:id="821" w:author="PR Preview" w:date="2026-01-01T00:00:00Z">
+      <w:ins w:id="306" w:author="PR Preview" w:date="2026-01-01T00:00:00Z">
         <w:r>
           <w:t xml:space="preserve"> </w:t>
         </w:r>
       </w:ins>
-      <w:ins w:id="822" w:author="PR Preview" w:date="2026-01-01T00:00:00Z">
+      <w:ins w:id="307" w:author="PR Preview" w:date="2026-01-01T00:00:00Z">
         <w:r>
           <w:t xml:space="preserve">The ✅ version is longer</w:t>
         </w:r>
       </w:ins>
-      <w:ins w:id="823" w:author="PR Preview" w:date="2026-01-01T00:00:00Z">
+      <w:ins w:id="308" w:author="PR Preview" w:date="2026-01-01T00:00:00Z">
         <w:r>
           <w:t xml:space="preserve"> </w:t>
         </w:r>
       </w:ins>
-      <w:ins w:id="824" w:author="PR Preview" w:date="2026-01-01T00:00:00Z">
+      <w:ins w:id="309" w:author="PR Preview" w:date="2026-01-01T00:00:00Z">
         <w:r>
           <w:t xml:space="preserve">because it gives a line to each step</w:t>
         </w:r>
       </w:ins>
-      <w:ins w:id="825" w:author="PR Preview" w:date="2026-01-01T00:00:00Z">
+      <w:ins w:id="310" w:author="PR Preview" w:date="2026-01-01T00:00:00Z">
         <w:r>
           <w:t xml:space="preserve"> </w:t>
         </w:r>
       </w:ins>
-      <w:ins w:id="826" w:author="PR Preview" w:date="2026-01-01T00:00:00Z">
+      <w:ins w:id="311" w:author="PR Preview" w:date="2026-01-01T00:00:00Z">
         <w:r>
           <w:t xml:space="preserve">that a single</w:t>
         </w:r>
       </w:ins>
-      <w:ins w:id="827" w:author="PR Preview" w:date="2026-01-01T00:00:00Z">
+      <w:ins w:id="312" w:author="PR Preview" w:date="2026-01-01T00:00:00Z">
         <w:r>
           <w:t xml:space="preserve"> </w:t>
         </w:r>
       </w:ins>
-      <w:ins w:id="828" w:author="PR Preview" w:date="2026-01-01T00:00:00Z">
+      <w:ins w:id="313" w:author="PR Preview" w:date="2026-01-01T00:00:00Z">
         <w:r>
           <w:t xml:space="preserve">“cancel”</w:t>
         </w:r>
       </w:ins>
-      <w:ins w:id="829" w:author="PR Preview" w:date="2026-01-01T00:00:00Z">
+      <w:ins w:id="314" w:author="PR Preview" w:date="2026-01-01T00:00:00Z">
         <w:r>
           <w:t xml:space="preserve"> </w:t>
         </w:r>
       </w:ins>
-      <w:ins w:id="830" w:author="PR Preview" w:date="2026-01-01T00:00:00Z">
+      <w:ins w:id="315" w:author="PR Preview" w:date="2026-01-01T00:00:00Z">
         <w:r>
           <w:t xml:space="preserve">justification would hide</w:t>
         </w:r>
       </w:ins>
-      <w:ins w:id="831" w:author="PR Preview" w:date="2026-01-01T00:00:00Z">
+      <w:ins w:id="316" w:author="PR Preview" w:date="2026-01-01T00:00:00Z">
         <w:r>
           <w:t xml:space="preserve"> </w:t>
         </w:r>
       </w:ins>
-      <w:ins w:id="832" w:author="PR Preview" w:date="2026-01-01T00:00:00Z">
+      <w:ins w:id="317" w:author="PR Preview" w:date="2026-01-01T00:00:00Z">
         <w:r>
           <w:t xml:space="preserve">(see</w:t>
         </w:r>
       </w:ins>
-      <w:ins w:id="833" w:author="PR Preview" w:date="2026-01-01T00:00:00Z">
+      <w:ins w:id="318" w:author="PR Preview" w:date="2026-01-01T00:00:00Z">
         <w:r>
           <w:t xml:space="preserve"> </w:t>
         </w:r>
       </w:ins>
       <w:hyperlink r:id="rId50">
-        <w:ins w:id="834" w:author="PR Preview" w:date="2026-01-01T00:00:00Z">
+        <w:ins w:id="319" w:author="PR Preview" w:date="2026-01-01T00:00:00Z">
           <w:r>
             <w:rPr>
               <w:rStyle w:val="Hyperlink"/>
@@ -18170,7 +15676,7 @@
           </w:r>
         </w:ins>
       </w:hyperlink>
-      <w:ins w:id="835" w:author="PR Preview" w:date="2026-01-01T00:00:00Z">
+      <w:ins w:id="320" w:author="PR Preview" w:date="2026-01-01T00:00:00Z">
         <w:r>
           <w:t xml:space="preserve">).</w:t>
         </w:r>
